--- a/Lab-5_Operational-Amplifiers/Lab-5_Operational-Amplifiers.docx
+++ b/Lab-5_Operational-Amplifiers/Lab-5_Operational-Amplifiers.docx
@@ -659,6 +659,7 @@
       <w:r>
         <w:rPr>
           <w:rFonts w:ascii="Times New Roman" w:hAnsi="Times New Roman" w:cs="Times New Roman"/>
+          <w:noProof/>
           <w:sz w:val="28"/>
           <w:szCs w:val="28"/>
         </w:rPr>
@@ -713,24 +714,14 @@
       <w:r>
         <w:t xml:space="preserve">Figure </w:t>
       </w:r>
-      <w:r>
-        <w:fldChar w:fldCharType="begin"/>
-      </w:r>
-      <w:r>
-        <w:instrText xml:space="preserve"> SEQ Figure \* ARABIC </w:instrText>
-      </w:r>
-      <w:r>
-        <w:fldChar w:fldCharType="separate"/>
-      </w:r>
-      <w:r>
-        <w:rPr>
-          <w:noProof/>
-        </w:rPr>
-        <w:t>1</w:t>
-      </w:r>
-      <w:r>
-        <w:fldChar w:fldCharType="end"/>
-      </w:r>
+      <w:fldSimple w:instr=" SEQ Figure \* ARABIC ">
+        <w:r>
+          <w:rPr>
+            <w:noProof/>
+          </w:rPr>
+          <w:t>1</w:t>
+        </w:r>
+      </w:fldSimple>
       <w:r>
         <w:t>: Basic op amp model.</w:t>
       </w:r>
@@ -738,7 +729,7 @@
     <w:p>
       <w:pPr>
         <w:spacing w:before="120" w:line="240" w:lineRule="auto"/>
-        <w:ind w:firstLine="432"/>
+        <w:ind w:left="432"/>
         <w:rPr>
           <w:rFonts w:ascii="Times New Roman" w:hAnsi="Times New Roman" w:cs="Times New Roman"/>
           <w:sz w:val="28"/>
@@ -890,7 +881,7 @@
     <w:p>
       <w:pPr>
         <w:spacing w:before="120" w:line="240" w:lineRule="auto"/>
-        <w:ind w:firstLine="432"/>
+        <w:ind w:left="432"/>
         <w:rPr>
           <w:rFonts w:ascii="Times New Roman" w:hAnsi="Times New Roman" w:cs="Times New Roman"/>
           <w:sz w:val="28"/>
@@ -932,7 +923,7 @@
     <w:p>
       <w:pPr>
         <w:spacing w:before="120" w:line="240" w:lineRule="auto"/>
-        <w:ind w:firstLine="432"/>
+        <w:ind w:left="432"/>
         <w:rPr>
           <w:rFonts w:ascii="Times New Roman" w:hAnsi="Times New Roman" w:cs="Times New Roman"/>
           <w:sz w:val="28"/>
@@ -1132,6 +1123,7 @@
       <w:r>
         <w:rPr>
           <w:rFonts w:ascii="Times New Roman" w:hAnsi="Times New Roman" w:cs="Times New Roman"/>
+          <w:noProof/>
           <w:sz w:val="28"/>
           <w:szCs w:val="28"/>
         </w:rPr>
@@ -1186,24 +1178,14 @@
       <w:r>
         <w:t xml:space="preserve">Figure </w:t>
       </w:r>
-      <w:r>
-        <w:fldChar w:fldCharType="begin"/>
-      </w:r>
-      <w:r>
-        <w:instrText xml:space="preserve"> SEQ Figure \* ARABIC </w:instrText>
-      </w:r>
-      <w:r>
-        <w:fldChar w:fldCharType="separate"/>
-      </w:r>
-      <w:r>
-        <w:rPr>
-          <w:noProof/>
-        </w:rPr>
-        <w:t>2</w:t>
-      </w:r>
-      <w:r>
-        <w:fldChar w:fldCharType="end"/>
-      </w:r>
+      <w:fldSimple w:instr=" SEQ Figure \* ARABIC ">
+        <w:r>
+          <w:rPr>
+            <w:noProof/>
+          </w:rPr>
+          <w:t>2</w:t>
+        </w:r>
+      </w:fldSimple>
       <w:r>
         <w:t xml:space="preserve">: </w:t>
       </w:r>
@@ -1235,7 +1217,7 @@
     <w:p>
       <w:pPr>
         <w:spacing w:before="120" w:line="240" w:lineRule="auto"/>
-        <w:ind w:firstLine="432"/>
+        <w:ind w:left="432"/>
         <w:rPr>
           <w:rFonts w:ascii="Times New Roman" w:hAnsi="Times New Roman" w:cs="Times New Roman"/>
           <w:sz w:val="28"/>
@@ -1443,23 +1425,7 @@
               <w:sz w:val="28"/>
               <w:szCs w:val="28"/>
             </w:rPr>
-            <m:t xml:space="preserve">                                                         (5.</m:t>
-          </m:r>
-          <m:r>
-            <w:rPr>
-              <w:rFonts w:ascii="Cambria Math" w:hAnsi="Cambria Math" w:cs="Times New Roman"/>
-              <w:sz w:val="28"/>
-              <w:szCs w:val="28"/>
-            </w:rPr>
-            <m:t>2</m:t>
-          </m:r>
-          <m:r>
-            <w:rPr>
-              <w:rFonts w:ascii="Cambria Math" w:hAnsi="Cambria Math" w:cs="Times New Roman"/>
-              <w:sz w:val="28"/>
-              <w:szCs w:val="28"/>
-            </w:rPr>
-            <m:t>)</m:t>
+            <m:t xml:space="preserve">                                                         (5.2)</m:t>
           </m:r>
         </m:oMath>
       </m:oMathPara>
@@ -1467,7 +1433,7 @@
     <w:p>
       <w:pPr>
         <w:spacing w:before="120" w:line="240" w:lineRule="auto"/>
-        <w:ind w:firstLine="432"/>
+        <w:ind w:left="432"/>
         <w:rPr>
           <w:rFonts w:ascii="Times New Roman" w:hAnsi="Times New Roman" w:cs="Times New Roman"/>
           <w:sz w:val="28"/>
@@ -1492,6 +1458,7 @@
       <w:r>
         <w:rPr>
           <w:rFonts w:ascii="Times New Roman" w:hAnsi="Times New Roman" w:cs="Times New Roman"/>
+          <w:noProof/>
           <w:sz w:val="28"/>
           <w:szCs w:val="28"/>
         </w:rPr>
@@ -1545,24 +1512,14 @@
       <w:r>
         <w:t xml:space="preserve">Figure </w:t>
       </w:r>
-      <w:r>
-        <w:fldChar w:fldCharType="begin"/>
-      </w:r>
-      <w:r>
-        <w:instrText xml:space="preserve"> SEQ Figure \* ARABIC </w:instrText>
-      </w:r>
-      <w:r>
-        <w:fldChar w:fldCharType="separate"/>
-      </w:r>
-      <w:r>
-        <w:rPr>
-          <w:noProof/>
-        </w:rPr>
-        <w:t>3</w:t>
-      </w:r>
-      <w:r>
-        <w:fldChar w:fldCharType="end"/>
-      </w:r>
+      <w:fldSimple w:instr=" SEQ Figure \* ARABIC ">
+        <w:r>
+          <w:rPr>
+            <w:noProof/>
+          </w:rPr>
+          <w:t>3</w:t>
+        </w:r>
+      </w:fldSimple>
       <w:r>
         <w:t xml:space="preserve">: </w:t>
       </w:r>
@@ -1679,15 +1636,7 @@
               <w:sz w:val="28"/>
               <w:szCs w:val="28"/>
             </w:rPr>
-            <m:t xml:space="preserve">                                                </m:t>
-          </m:r>
-          <m:r>
-            <w:rPr>
-              <w:rFonts w:ascii="Cambria Math" w:hAnsi="Cambria Math" w:cs="Times New Roman"/>
-              <w:sz w:val="28"/>
-              <w:szCs w:val="28"/>
-            </w:rPr>
-            <m:t>(5.3)</m:t>
+            <m:t xml:space="preserve">                                                (5.3)</m:t>
           </m:r>
         </m:oMath>
       </m:oMathPara>
@@ -1695,7 +1644,7 @@
     <w:p>
       <w:pPr>
         <w:spacing w:before="120" w:line="240" w:lineRule="auto"/>
-        <w:ind w:firstLine="432"/>
+        <w:ind w:left="432"/>
         <w:rPr>
           <w:rFonts w:ascii="Times New Roman" w:hAnsi="Times New Roman" w:cs="Times New Roman"/>
           <w:sz w:val="28"/>
@@ -1756,7 +1705,7 @@
     <w:p>
       <w:pPr>
         <w:spacing w:before="120" w:line="240" w:lineRule="auto"/>
-        <w:ind w:firstLine="432"/>
+        <w:ind w:left="432"/>
         <w:rPr>
           <w:rFonts w:ascii="Times New Roman" w:hAnsi="Times New Roman" w:cs="Times New Roman"/>
           <w:sz w:val="28"/>
@@ -1781,6 +1730,7 @@
       <w:r>
         <w:rPr>
           <w:rFonts w:ascii="Times New Roman" w:hAnsi="Times New Roman" w:cs="Times New Roman"/>
+          <w:noProof/>
           <w:sz w:val="28"/>
           <w:szCs w:val="28"/>
         </w:rPr>
@@ -1834,24 +1784,14 @@
       <w:r>
         <w:t xml:space="preserve">Figure </w:t>
       </w:r>
-      <w:r>
-        <w:fldChar w:fldCharType="begin"/>
-      </w:r>
-      <w:r>
-        <w:instrText xml:space="preserve"> SEQ Figure \* ARABIC </w:instrText>
-      </w:r>
-      <w:r>
-        <w:fldChar w:fldCharType="separate"/>
-      </w:r>
-      <w:r>
-        <w:rPr>
-          <w:noProof/>
-        </w:rPr>
-        <w:t>4</w:t>
-      </w:r>
-      <w:r>
-        <w:fldChar w:fldCharType="end"/>
-      </w:r>
+      <w:fldSimple w:instr=" SEQ Figure \* ARABIC ">
+        <w:r>
+          <w:rPr>
+            <w:noProof/>
+          </w:rPr>
+          <w:t>4</w:t>
+        </w:r>
+      </w:fldSimple>
       <w:r>
         <w:t xml:space="preserve">: </w:t>
       </w:r>
@@ -2536,35 +2476,28 @@
       <w:r>
         <w:t xml:space="preserve">Table </w:t>
       </w:r>
-      <w:r>
-        <w:fldChar w:fldCharType="begin"/>
-      </w:r>
-      <w:r>
-        <w:instrText xml:space="preserve"> SEQ Table \* ARABIC </w:instrText>
-      </w:r>
-      <w:r>
-        <w:fldChar w:fldCharType="separate"/>
-      </w:r>
-      <w:r>
-        <w:rPr>
-          <w:noProof/>
-        </w:rPr>
-        <w:t>1</w:t>
-      </w:r>
-      <w:r>
-        <w:fldChar w:fldCharType="end"/>
-      </w:r>
+      <w:fldSimple w:instr=" SEQ Table \* ARABIC ">
+        <w:r>
+          <w:rPr>
+            <w:noProof/>
+          </w:rPr>
+          <w:t>1</w:t>
+        </w:r>
+      </w:fldSimple>
       <w:r>
         <w:t>:</w:t>
       </w:r>
       <w:r>
+        <w:t xml:space="preserve"> </w:t>
+      </w:r>
+      <w:r>
         <w:t>Pin descriptions from the TLV272 datasheet.</w:t>
       </w:r>
     </w:p>
     <w:p>
       <w:pPr>
         <w:spacing w:before="120" w:line="240" w:lineRule="auto"/>
-        <w:ind w:firstLine="432"/>
+        <w:ind w:left="432"/>
         <w:rPr>
           <w:rFonts w:ascii="Times New Roman" w:hAnsi="Times New Roman" w:cs="Times New Roman"/>
           <w:sz w:val="28"/>
@@ -2583,7 +2516,7 @@
     <w:p>
       <w:pPr>
         <w:spacing w:before="120" w:line="240" w:lineRule="auto"/>
-        <w:ind w:firstLine="432"/>
+        <w:ind w:left="432"/>
         <w:rPr>
           <w:rFonts w:ascii="Times New Roman" w:hAnsi="Times New Roman" w:cs="Times New Roman"/>
           <w:sz w:val="28"/>
@@ -2603,7 +2536,7 @@
     <w:p>
       <w:pPr>
         <w:spacing w:before="120" w:line="240" w:lineRule="auto"/>
-        <w:ind w:firstLine="432"/>
+        <w:ind w:left="432"/>
         <w:rPr>
           <w:rFonts w:ascii="Times New Roman" w:hAnsi="Times New Roman" w:cs="Times New Roman"/>
           <w:sz w:val="28"/>
@@ -2962,24 +2895,14 @@
       <w:r>
         <w:t xml:space="preserve">Table </w:t>
       </w:r>
-      <w:r>
-        <w:fldChar w:fldCharType="begin"/>
-      </w:r>
-      <w:r>
-        <w:instrText xml:space="preserve"> SEQ Table \* ARABIC </w:instrText>
-      </w:r>
-      <w:r>
-        <w:fldChar w:fldCharType="separate"/>
-      </w:r>
-      <w:r>
-        <w:rPr>
-          <w:noProof/>
-        </w:rPr>
-        <w:t>2</w:t>
-      </w:r>
-      <w:r>
-        <w:fldChar w:fldCharType="end"/>
-      </w:r>
+      <w:fldSimple w:instr=" SEQ Table \* ARABIC ">
+        <w:r>
+          <w:rPr>
+            <w:noProof/>
+          </w:rPr>
+          <w:t>2</w:t>
+        </w:r>
+      </w:fldSimple>
       <w:r>
         <w:t xml:space="preserve">: </w:t>
       </w:r>
@@ -3043,6 +2966,7 @@
       <w:r>
         <w:rPr>
           <w:rFonts w:ascii="Times New Roman" w:hAnsi="Times New Roman" w:cs="Times New Roman"/>
+          <w:noProof/>
           <w:sz w:val="28"/>
           <w:szCs w:val="28"/>
         </w:rPr>
@@ -3096,24 +3020,14 @@
       <w:r>
         <w:t xml:space="preserve">Figure </w:t>
       </w:r>
-      <w:r>
-        <w:fldChar w:fldCharType="begin"/>
-      </w:r>
-      <w:r>
-        <w:instrText xml:space="preserve"> SEQ Figure \* ARABIC </w:instrText>
-      </w:r>
-      <w:r>
-        <w:fldChar w:fldCharType="separate"/>
-      </w:r>
-      <w:r>
-        <w:rPr>
-          <w:noProof/>
-        </w:rPr>
-        <w:t>5</w:t>
-      </w:r>
-      <w:r>
-        <w:fldChar w:fldCharType="end"/>
-      </w:r>
+      <w:fldSimple w:instr=" SEQ Figure \* ARABIC ">
+        <w:r>
+          <w:rPr>
+            <w:noProof/>
+          </w:rPr>
+          <w:t>5</w:t>
+        </w:r>
+      </w:fldSimple>
       <w:r>
         <w:t xml:space="preserve">: </w:t>
       </w:r>
@@ -3213,7 +3127,7 @@
     <w:p>
       <w:pPr>
         <w:spacing w:before="120" w:line="240" w:lineRule="auto"/>
-        <w:ind w:firstLine="432"/>
+        <w:ind w:left="432"/>
         <w:rPr>
           <w:rFonts w:ascii="Times New Roman" w:hAnsi="Times New Roman" w:cs="Times New Roman"/>
           <w:sz w:val="28"/>
@@ -3378,25 +3292,7 @@
             <w:sz w:val="28"/>
             <w:szCs w:val="28"/>
           </w:rPr>
-          <w:t>datas</w:t>
-        </w:r>
-        <w:r>
-          <w:rPr>
-            <w:rStyle w:val="Hyperlink"/>
-            <w:rFonts w:ascii="Times New Roman" w:hAnsi="Times New Roman" w:cs="Times New Roman"/>
-            <w:sz w:val="28"/>
-            <w:szCs w:val="28"/>
-          </w:rPr>
-          <w:t>h</w:t>
-        </w:r>
-        <w:r>
-          <w:rPr>
-            <w:rStyle w:val="Hyperlink"/>
-            <w:rFonts w:ascii="Times New Roman" w:hAnsi="Times New Roman" w:cs="Times New Roman"/>
-            <w:sz w:val="28"/>
-            <w:szCs w:val="28"/>
-          </w:rPr>
-          <w:t>eet</w:t>
+          <w:t>datasheet</w:t>
         </w:r>
       </w:hyperlink>
       <w:r>
@@ -3467,9 +3363,8 @@
     </w:p>
     <w:p>
       <w:pPr>
-        <w:pStyle w:val="ListParagraph"/>
         <w:spacing w:before="120" w:line="240" w:lineRule="auto"/>
-        <w:ind w:left="792"/>
+        <w:ind w:left="432"/>
         <w:rPr>
           <w:rFonts w:ascii="Times New Roman" w:eastAsiaTheme="minorEastAsia" w:hAnsi="Times New Roman" w:cs="Times New Roman"/>
           <w:sz w:val="28"/>
@@ -3618,10 +3513,857 @@
               <w:sz w:val="28"/>
               <w:szCs w:val="28"/>
             </w:rPr>
-            <m:t>=0.500 mV-0 V=0.500 mV</m:t>
+            <m:t>=-0.280492 mV-0 mV=-0.280492 mV</m:t>
           </m:r>
         </m:oMath>
       </m:oMathPara>
+    </w:p>
+    <w:p>
+      <w:pPr>
+        <w:keepNext/>
+        <w:spacing w:before="120" w:line="240" w:lineRule="auto"/>
+        <w:jc w:val="center"/>
+      </w:pPr>
+      <w:r>
+        <w:rPr>
+          <w:rFonts w:ascii="Times New Roman" w:hAnsi="Times New Roman" w:cs="Times New Roman"/>
+          <w:noProof/>
+          <w:sz w:val="28"/>
+          <w:szCs w:val="28"/>
+        </w:rPr>
+        <w:drawing>
+          <wp:inline distT="0" distB="0" distL="0" distR="0" wp14:anchorId="7AF13BDF" wp14:editId="794C8423">
+            <wp:extent cx="6949440" cy="3907790"/>
+            <wp:effectExtent l="0" t="0" r="3810" b="0"/>
+            <wp:docPr id="1952918859" name="Picture 1"/>
+            <wp:cNvGraphicFramePr>
+              <a:graphicFrameLocks xmlns:a="http://schemas.openxmlformats.org/drawingml/2006/main" noChangeAspect="1"/>
+            </wp:cNvGraphicFramePr>
+            <a:graphic xmlns:a="http://schemas.openxmlformats.org/drawingml/2006/main">
+              <a:graphicData uri="http://schemas.openxmlformats.org/drawingml/2006/picture">
+                <pic:pic xmlns:pic="http://schemas.openxmlformats.org/drawingml/2006/picture">
+                  <pic:nvPicPr>
+                    <pic:cNvPr id="1952918859" name=""/>
+                    <pic:cNvPicPr/>
+                  </pic:nvPicPr>
+                  <pic:blipFill>
+                    <a:blip r:embed="rId16"/>
+                    <a:stretch>
+                      <a:fillRect/>
+                    </a:stretch>
+                  </pic:blipFill>
+                  <pic:spPr>
+                    <a:xfrm>
+                      <a:off x="0" y="0"/>
+                      <a:ext cx="6949440" cy="3907790"/>
+                    </a:xfrm>
+                    <a:prstGeom prst="rect">
+                      <a:avLst/>
+                    </a:prstGeom>
+                  </pic:spPr>
+                </pic:pic>
+              </a:graphicData>
+            </a:graphic>
+          </wp:inline>
+        </w:drawing>
+      </w:r>
+    </w:p>
+    <w:p>
+      <w:pPr>
+        <w:pStyle w:val="Caption"/>
+        <w:jc w:val="center"/>
+        <w:rPr>
+          <w:rFonts w:ascii="Times New Roman" w:hAnsi="Times New Roman" w:cs="Times New Roman"/>
+          <w:sz w:val="28"/>
+          <w:szCs w:val="28"/>
+        </w:rPr>
+      </w:pPr>
+      <w:r>
+        <w:t xml:space="preserve">Screenshot </w:t>
+      </w:r>
+      <w:fldSimple w:instr=" SEQ Screenshot \* ARABIC ">
+        <w:r>
+          <w:rPr>
+            <w:noProof/>
+          </w:rPr>
+          <w:t>1</w:t>
+        </w:r>
+      </w:fldSimple>
+      <w:r>
+        <w:t xml:space="preserve">: </w:t>
+      </w:r>
+      <w:r>
+        <w:t>Using the voltage follower configuration in Figure 5.3, run a DC operating point simulation (.op) and determine the Vout when Vin is zero volts; effectively calculating the offset voltage, table the value.</w:t>
+      </w:r>
+    </w:p>
+    <w:tbl>
+      <w:tblPr>
+        <w:tblStyle w:val="TableGrid"/>
+        <w:tblW w:w="0" w:type="auto"/>
+        <w:jc w:val="center"/>
+        <w:tblLook w:val="04A0" w:firstRow="1" w:lastRow="0" w:firstColumn="1" w:lastColumn="0" w:noHBand="0" w:noVBand="1"/>
+      </w:tblPr>
+      <w:tblGrid>
+        <w:gridCol w:w="3964"/>
+        <w:gridCol w:w="767"/>
+        <w:gridCol w:w="3459"/>
+      </w:tblGrid>
+      <w:tr>
+        <w:trPr>
+          <w:jc w:val="center"/>
+        </w:trPr>
+        <w:tc>
+          <w:tcPr>
+            <w:tcW w:w="0" w:type="auto"/>
+          </w:tcPr>
+          <w:p>
+            <w:pPr>
+              <w:spacing w:before="120" w:line="240" w:lineRule="auto"/>
+              <w:rPr>
+                <w:rFonts w:ascii="Times New Roman" w:hAnsi="Times New Roman" w:cs="Times New Roman"/>
+                <w:b/>
+                <w:bCs/>
+                <w:sz w:val="28"/>
+                <w:szCs w:val="28"/>
+              </w:rPr>
+            </w:pPr>
+            <w:r>
+              <w:rPr>
+                <w:rFonts w:ascii="Times New Roman" w:hAnsi="Times New Roman" w:cs="Times New Roman"/>
+                <w:b/>
+                <w:bCs/>
+                <w:sz w:val="28"/>
+                <w:szCs w:val="28"/>
+              </w:rPr>
+              <w:t>Parameter</w:t>
+            </w:r>
+          </w:p>
+        </w:tc>
+        <w:tc>
+          <w:tcPr>
+            <w:tcW w:w="0" w:type="auto"/>
+          </w:tcPr>
+          <w:p>
+            <w:pPr>
+              <w:spacing w:before="120" w:line="240" w:lineRule="auto"/>
+              <w:rPr>
+                <w:rFonts w:ascii="Times New Roman" w:hAnsi="Times New Roman" w:cs="Times New Roman"/>
+                <w:b/>
+                <w:bCs/>
+                <w:sz w:val="28"/>
+                <w:szCs w:val="28"/>
+              </w:rPr>
+            </w:pPr>
+            <w:r>
+              <w:rPr>
+                <w:rFonts w:ascii="Times New Roman" w:hAnsi="Times New Roman" w:cs="Times New Roman"/>
+                <w:b/>
+                <w:bCs/>
+                <w:sz w:val="28"/>
+                <w:szCs w:val="28"/>
+              </w:rPr>
+              <w:t>Unit</w:t>
+            </w:r>
+          </w:p>
+        </w:tc>
+        <w:tc>
+          <w:tcPr>
+            <w:tcW w:w="0" w:type="auto"/>
+          </w:tcPr>
+          <w:p>
+            <w:pPr>
+              <w:spacing w:before="120" w:line="240" w:lineRule="auto"/>
+              <w:rPr>
+                <w:rFonts w:ascii="Times New Roman" w:hAnsi="Times New Roman" w:cs="Times New Roman"/>
+                <w:b/>
+                <w:bCs/>
+                <w:sz w:val="28"/>
+                <w:szCs w:val="28"/>
+              </w:rPr>
+            </w:pPr>
+            <w:r>
+              <w:rPr>
+                <w:rFonts w:ascii="Times New Roman" w:hAnsi="Times New Roman" w:cs="Times New Roman"/>
+                <w:b/>
+                <w:bCs/>
+                <w:sz w:val="28"/>
+                <w:szCs w:val="28"/>
+              </w:rPr>
+              <w:t>Theoretical / SPICE Model</w:t>
+            </w:r>
+          </w:p>
+        </w:tc>
+      </w:tr>
+      <w:tr>
+        <w:trPr>
+          <w:jc w:val="center"/>
+        </w:trPr>
+        <w:tc>
+          <w:tcPr>
+            <w:tcW w:w="0" w:type="auto"/>
+          </w:tcPr>
+          <w:p>
+            <w:pPr>
+              <w:spacing w:before="120" w:line="240" w:lineRule="auto"/>
+              <w:rPr>
+                <w:rFonts w:ascii="Times New Roman" w:hAnsi="Times New Roman" w:cs="Times New Roman"/>
+                <w:sz w:val="28"/>
+                <w:szCs w:val="28"/>
+              </w:rPr>
+            </w:pPr>
+            <w:r>
+              <w:rPr>
+                <w:rFonts w:ascii="Times New Roman" w:hAnsi="Times New Roman" w:cs="Times New Roman"/>
+                <w:sz w:val="28"/>
+                <w:szCs w:val="28"/>
+              </w:rPr>
+              <w:t>Input Offset Voltage (V</w:t>
+            </w:r>
+            <w:r>
+              <w:rPr>
+                <w:rFonts w:ascii="Times New Roman" w:hAnsi="Times New Roman" w:cs="Times New Roman"/>
+                <w:sz w:val="28"/>
+                <w:szCs w:val="28"/>
+                <w:vertAlign w:val="subscript"/>
+              </w:rPr>
+              <w:t>os</w:t>
+            </w:r>
+            <w:r>
+              <w:rPr>
+                <w:rFonts w:ascii="Times New Roman" w:hAnsi="Times New Roman" w:cs="Times New Roman"/>
+                <w:sz w:val="28"/>
+                <w:szCs w:val="28"/>
+              </w:rPr>
+              <w:t>)</w:t>
+            </w:r>
+          </w:p>
+        </w:tc>
+        <w:tc>
+          <w:tcPr>
+            <w:tcW w:w="0" w:type="auto"/>
+          </w:tcPr>
+          <w:p>
+            <w:pPr>
+              <w:spacing w:before="120" w:line="240" w:lineRule="auto"/>
+              <w:rPr>
+                <w:rFonts w:ascii="Times New Roman" w:hAnsi="Times New Roman" w:cs="Times New Roman"/>
+                <w:sz w:val="28"/>
+                <w:szCs w:val="28"/>
+              </w:rPr>
+            </w:pPr>
+            <w:r>
+              <w:rPr>
+                <w:rFonts w:ascii="Times New Roman" w:hAnsi="Times New Roman" w:cs="Times New Roman"/>
+                <w:sz w:val="28"/>
+                <w:szCs w:val="28"/>
+              </w:rPr>
+              <w:t>mV</w:t>
+            </w:r>
+          </w:p>
+        </w:tc>
+        <w:tc>
+          <w:tcPr>
+            <w:tcW w:w="0" w:type="auto"/>
+          </w:tcPr>
+          <w:p>
+            <w:pPr>
+              <w:spacing w:before="120" w:line="240" w:lineRule="auto"/>
+              <w:jc w:val="center"/>
+              <w:rPr>
+                <w:rFonts w:ascii="Times New Roman" w:hAnsi="Times New Roman" w:cs="Times New Roman"/>
+                <w:sz w:val="28"/>
+                <w:szCs w:val="28"/>
+              </w:rPr>
+            </w:pPr>
+            <w:r>
+              <w:rPr>
+                <w:rFonts w:ascii="Times New Roman" w:hAnsi="Times New Roman" w:cs="Times New Roman"/>
+                <w:sz w:val="28"/>
+                <w:szCs w:val="28"/>
+              </w:rPr>
+              <w:t>-</w:t>
+            </w:r>
+            <w:r>
+              <w:rPr>
+                <w:rFonts w:ascii="Times New Roman" w:hAnsi="Times New Roman" w:cs="Times New Roman"/>
+                <w:sz w:val="28"/>
+                <w:szCs w:val="28"/>
+              </w:rPr>
+              <w:t>0.</w:t>
+            </w:r>
+            <w:r>
+              <w:rPr>
+                <w:rFonts w:ascii="Times New Roman" w:hAnsi="Times New Roman" w:cs="Times New Roman"/>
+                <w:sz w:val="28"/>
+                <w:szCs w:val="28"/>
+              </w:rPr>
+              <w:t>280429</w:t>
+            </w:r>
+          </w:p>
+        </w:tc>
+      </w:tr>
+      <w:tr>
+        <w:trPr>
+          <w:jc w:val="center"/>
+        </w:trPr>
+        <w:tc>
+          <w:tcPr>
+            <w:tcW w:w="0" w:type="auto"/>
+          </w:tcPr>
+          <w:p>
+            <w:pPr>
+              <w:spacing w:before="120" w:line="240" w:lineRule="auto"/>
+              <w:rPr>
+                <w:rFonts w:ascii="Times New Roman" w:hAnsi="Times New Roman" w:cs="Times New Roman"/>
+                <w:sz w:val="28"/>
+                <w:szCs w:val="28"/>
+              </w:rPr>
+            </w:pPr>
+            <w:r>
+              <w:rPr>
+                <w:rFonts w:ascii="Times New Roman" w:hAnsi="Times New Roman" w:cs="Times New Roman"/>
+                <w:sz w:val="28"/>
+                <w:szCs w:val="28"/>
+              </w:rPr>
+              <w:t>Slew rate</w:t>
+            </w:r>
+            <w:r>
+              <w:rPr>
+                <w:rFonts w:ascii="Times New Roman" w:hAnsi="Times New Roman" w:cs="Times New Roman"/>
+                <w:sz w:val="28"/>
+                <w:szCs w:val="28"/>
+              </w:rPr>
+              <w:t xml:space="preserve"> (SR)</w:t>
+            </w:r>
+          </w:p>
+        </w:tc>
+        <w:tc>
+          <w:tcPr>
+            <w:tcW w:w="0" w:type="auto"/>
+          </w:tcPr>
+          <w:p>
+            <w:pPr>
+              <w:spacing w:before="120" w:line="240" w:lineRule="auto"/>
+              <w:rPr>
+                <w:rFonts w:ascii="Times New Roman" w:hAnsi="Times New Roman" w:cs="Times New Roman"/>
+                <w:sz w:val="28"/>
+                <w:szCs w:val="28"/>
+              </w:rPr>
+            </w:pPr>
+            <w:r>
+              <w:rPr>
+                <w:rFonts w:ascii="Times New Roman" w:hAnsi="Times New Roman" w:cs="Times New Roman"/>
+                <w:sz w:val="28"/>
+                <w:szCs w:val="28"/>
+              </w:rPr>
+              <w:t>V/µs</w:t>
+            </w:r>
+          </w:p>
+        </w:tc>
+        <w:tc>
+          <w:tcPr>
+            <w:tcW w:w="0" w:type="auto"/>
+          </w:tcPr>
+          <w:p>
+            <w:pPr>
+              <w:spacing w:before="120" w:line="240" w:lineRule="auto"/>
+              <w:jc w:val="center"/>
+              <w:rPr>
+                <w:rFonts w:ascii="Times New Roman" w:hAnsi="Times New Roman" w:cs="Times New Roman"/>
+                <w:sz w:val="28"/>
+                <w:szCs w:val="28"/>
+              </w:rPr>
+            </w:pPr>
+            <m:oMathPara>
+              <m:oMath>
+                <m:r>
+                  <w:rPr>
+                    <w:rFonts w:ascii="Cambria Math" w:eastAsiaTheme="minorEastAsia" w:hAnsi="Cambria Math" w:cs="Times New Roman"/>
+                    <w:sz w:val="28"/>
+                    <w:szCs w:val="28"/>
+                  </w:rPr>
+                  <m:t>0.2861</m:t>
+                </m:r>
+              </m:oMath>
+            </m:oMathPara>
+          </w:p>
+        </w:tc>
+      </w:tr>
+      <w:tr>
+        <w:trPr>
+          <w:jc w:val="center"/>
+        </w:trPr>
+        <w:tc>
+          <w:tcPr>
+            <w:tcW w:w="0" w:type="auto"/>
+          </w:tcPr>
+          <w:p>
+            <w:pPr>
+              <w:spacing w:before="120" w:line="240" w:lineRule="auto"/>
+              <w:rPr>
+                <w:rFonts w:ascii="Times New Roman" w:hAnsi="Times New Roman" w:cs="Times New Roman"/>
+                <w:sz w:val="28"/>
+                <w:szCs w:val="28"/>
+              </w:rPr>
+            </w:pPr>
+            <w:r>
+              <w:rPr>
+                <w:rFonts w:ascii="Times New Roman" w:hAnsi="Times New Roman" w:cs="Times New Roman"/>
+                <w:sz w:val="28"/>
+                <w:szCs w:val="28"/>
+              </w:rPr>
+              <w:lastRenderedPageBreak/>
+              <w:t>Max Output Voltage (</w:t>
+            </w:r>
+            <w:r>
+              <w:rPr>
+                <w:rFonts w:ascii="Times New Roman" w:hAnsi="Times New Roman" w:cs="Times New Roman"/>
+                <w:sz w:val="28"/>
+                <w:szCs w:val="28"/>
+                <w:vertAlign w:val="subscript"/>
+              </w:rPr>
+              <w:t>Vout, max</w:t>
+            </w:r>
+            <w:r>
+              <w:rPr>
+                <w:rFonts w:ascii="Times New Roman" w:hAnsi="Times New Roman" w:cs="Times New Roman"/>
+                <w:sz w:val="28"/>
+                <w:szCs w:val="28"/>
+              </w:rPr>
+              <w:t>)</w:t>
+            </w:r>
+          </w:p>
+        </w:tc>
+        <w:tc>
+          <w:tcPr>
+            <w:tcW w:w="0" w:type="auto"/>
+          </w:tcPr>
+          <w:p>
+            <w:pPr>
+              <w:spacing w:before="120" w:line="240" w:lineRule="auto"/>
+              <w:rPr>
+                <w:rFonts w:ascii="Times New Roman" w:hAnsi="Times New Roman" w:cs="Times New Roman"/>
+                <w:sz w:val="28"/>
+                <w:szCs w:val="28"/>
+              </w:rPr>
+            </w:pPr>
+            <w:r>
+              <w:rPr>
+                <w:rFonts w:ascii="Times New Roman" w:hAnsi="Times New Roman" w:cs="Times New Roman"/>
+                <w:sz w:val="28"/>
+                <w:szCs w:val="28"/>
+              </w:rPr>
+              <w:t>V</w:t>
+            </w:r>
+          </w:p>
+        </w:tc>
+        <w:tc>
+          <w:tcPr>
+            <w:tcW w:w="0" w:type="auto"/>
+          </w:tcPr>
+          <w:p>
+            <w:pPr>
+              <w:spacing w:before="120" w:line="240" w:lineRule="auto"/>
+              <w:jc w:val="center"/>
+              <w:rPr>
+                <w:rFonts w:ascii="Times New Roman" w:hAnsi="Times New Roman" w:cs="Times New Roman"/>
+                <w:sz w:val="28"/>
+                <w:szCs w:val="28"/>
+              </w:rPr>
+            </w:pPr>
+            <w:r>
+              <w:rPr>
+                <w:rFonts w:ascii="Times New Roman" w:hAnsi="Times New Roman" w:cs="Times New Roman"/>
+                <w:sz w:val="28"/>
+                <w:szCs w:val="28"/>
+              </w:rPr>
+              <w:t>+</w:t>
+            </w:r>
+            <w:r>
+              <w:rPr>
+                <w:rFonts w:ascii="Times New Roman" w:hAnsi="Times New Roman" w:cs="Times New Roman"/>
+                <w:sz w:val="28"/>
+                <w:szCs w:val="28"/>
+              </w:rPr>
+              <w:t>5.00</w:t>
+            </w:r>
+          </w:p>
+        </w:tc>
+      </w:tr>
+      <w:tr>
+        <w:trPr>
+          <w:jc w:val="center"/>
+        </w:trPr>
+        <w:tc>
+          <w:tcPr>
+            <w:tcW w:w="0" w:type="auto"/>
+          </w:tcPr>
+          <w:p>
+            <w:pPr>
+              <w:spacing w:before="120" w:line="240" w:lineRule="auto"/>
+              <w:rPr>
+                <w:rFonts w:ascii="Times New Roman" w:hAnsi="Times New Roman" w:cs="Times New Roman"/>
+                <w:sz w:val="28"/>
+                <w:szCs w:val="28"/>
+              </w:rPr>
+            </w:pPr>
+            <w:r>
+              <w:rPr>
+                <w:rFonts w:ascii="Times New Roman" w:hAnsi="Times New Roman" w:cs="Times New Roman"/>
+                <w:sz w:val="28"/>
+                <w:szCs w:val="28"/>
+              </w:rPr>
+              <w:t>Min Output Voltage (</w:t>
+            </w:r>
+            <w:r>
+              <w:rPr>
+                <w:rFonts w:ascii="Times New Roman" w:hAnsi="Times New Roman" w:cs="Times New Roman"/>
+                <w:sz w:val="28"/>
+                <w:szCs w:val="28"/>
+                <w:vertAlign w:val="subscript"/>
+              </w:rPr>
+              <w:t>Vout, m</w:t>
+            </w:r>
+            <w:r>
+              <w:rPr>
+                <w:rFonts w:ascii="Times New Roman" w:hAnsi="Times New Roman" w:cs="Times New Roman"/>
+                <w:sz w:val="28"/>
+                <w:szCs w:val="28"/>
+                <w:vertAlign w:val="subscript"/>
+              </w:rPr>
+              <w:t>in</w:t>
+            </w:r>
+            <w:r>
+              <w:rPr>
+                <w:rFonts w:ascii="Times New Roman" w:hAnsi="Times New Roman" w:cs="Times New Roman"/>
+                <w:sz w:val="28"/>
+                <w:szCs w:val="28"/>
+              </w:rPr>
+              <w:t>)</w:t>
+            </w:r>
+          </w:p>
+        </w:tc>
+        <w:tc>
+          <w:tcPr>
+            <w:tcW w:w="0" w:type="auto"/>
+          </w:tcPr>
+          <w:p>
+            <w:pPr>
+              <w:keepNext/>
+              <w:spacing w:before="120" w:line="240" w:lineRule="auto"/>
+              <w:rPr>
+                <w:rFonts w:ascii="Times New Roman" w:hAnsi="Times New Roman" w:cs="Times New Roman"/>
+                <w:sz w:val="28"/>
+                <w:szCs w:val="28"/>
+              </w:rPr>
+            </w:pPr>
+            <w:r>
+              <w:rPr>
+                <w:rFonts w:ascii="Times New Roman" w:hAnsi="Times New Roman" w:cs="Times New Roman"/>
+                <w:sz w:val="28"/>
+                <w:szCs w:val="28"/>
+              </w:rPr>
+              <w:t>V</w:t>
+            </w:r>
+          </w:p>
+        </w:tc>
+        <w:tc>
+          <w:tcPr>
+            <w:tcW w:w="0" w:type="auto"/>
+          </w:tcPr>
+          <w:p>
+            <w:pPr>
+              <w:keepNext/>
+              <w:spacing w:before="120" w:line="240" w:lineRule="auto"/>
+              <w:jc w:val="center"/>
+              <w:rPr>
+                <w:rFonts w:ascii="Times New Roman" w:hAnsi="Times New Roman" w:cs="Times New Roman"/>
+                <w:sz w:val="28"/>
+                <w:szCs w:val="28"/>
+              </w:rPr>
+            </w:pPr>
+            <w:r>
+              <w:rPr>
+                <w:rFonts w:ascii="Times New Roman" w:hAnsi="Times New Roman" w:cs="Times New Roman"/>
+                <w:sz w:val="28"/>
+                <w:szCs w:val="28"/>
+              </w:rPr>
+              <w:t>-</w:t>
+            </w:r>
+            <w:r>
+              <w:rPr>
+                <w:rFonts w:ascii="Times New Roman" w:hAnsi="Times New Roman" w:cs="Times New Roman"/>
+                <w:sz w:val="28"/>
+                <w:szCs w:val="28"/>
+              </w:rPr>
+              <w:t>5.00</w:t>
+            </w:r>
+          </w:p>
+        </w:tc>
+      </w:tr>
+      <w:tr>
+        <w:trPr>
+          <w:jc w:val="center"/>
+        </w:trPr>
+        <w:tc>
+          <w:tcPr>
+            <w:tcW w:w="0" w:type="auto"/>
+          </w:tcPr>
+          <w:p>
+            <w:pPr>
+              <w:spacing w:before="120" w:line="240" w:lineRule="auto"/>
+              <w:rPr>
+                <w:rFonts w:ascii="Times New Roman" w:hAnsi="Times New Roman" w:cs="Times New Roman"/>
+                <w:sz w:val="28"/>
+                <w:szCs w:val="28"/>
+              </w:rPr>
+            </w:pPr>
+            <w:r>
+              <w:rPr>
+                <w:rFonts w:ascii="Times New Roman" w:hAnsi="Times New Roman" w:cs="Times New Roman"/>
+                <w:sz w:val="28"/>
+                <w:szCs w:val="28"/>
+              </w:rPr>
+              <w:t>Peak-to-Peak Ouput Swing (V</w:t>
+            </w:r>
+            <w:r>
+              <w:rPr>
+                <w:rFonts w:ascii="Times New Roman" w:hAnsi="Times New Roman" w:cs="Times New Roman"/>
+                <w:sz w:val="28"/>
+                <w:szCs w:val="28"/>
+                <w:vertAlign w:val="subscript"/>
+              </w:rPr>
+              <w:t>p-p</w:t>
+            </w:r>
+            <w:r>
+              <w:rPr>
+                <w:rFonts w:ascii="Times New Roman" w:hAnsi="Times New Roman" w:cs="Times New Roman"/>
+                <w:sz w:val="28"/>
+                <w:szCs w:val="28"/>
+              </w:rPr>
+              <w:t>)</w:t>
+            </w:r>
+          </w:p>
+        </w:tc>
+        <w:tc>
+          <w:tcPr>
+            <w:tcW w:w="0" w:type="auto"/>
+          </w:tcPr>
+          <w:p>
+            <w:pPr>
+              <w:keepNext/>
+              <w:spacing w:before="120" w:line="240" w:lineRule="auto"/>
+              <w:rPr>
+                <w:rFonts w:ascii="Times New Roman" w:hAnsi="Times New Roman" w:cs="Times New Roman"/>
+                <w:sz w:val="28"/>
+                <w:szCs w:val="28"/>
+              </w:rPr>
+            </w:pPr>
+            <w:r>
+              <w:rPr>
+                <w:rFonts w:ascii="Times New Roman" w:hAnsi="Times New Roman" w:cs="Times New Roman"/>
+                <w:sz w:val="28"/>
+                <w:szCs w:val="28"/>
+              </w:rPr>
+              <w:t>V</w:t>
+            </w:r>
+          </w:p>
+        </w:tc>
+        <w:tc>
+          <w:tcPr>
+            <w:tcW w:w="0" w:type="auto"/>
+          </w:tcPr>
+          <w:p>
+            <w:pPr>
+              <w:keepNext/>
+              <w:spacing w:before="120" w:line="240" w:lineRule="auto"/>
+              <w:jc w:val="center"/>
+              <w:rPr>
+                <w:rFonts w:ascii="Times New Roman" w:hAnsi="Times New Roman" w:cs="Times New Roman"/>
+                <w:sz w:val="28"/>
+                <w:szCs w:val="28"/>
+              </w:rPr>
+            </w:pPr>
+            <w:r>
+              <w:rPr>
+                <w:rFonts w:ascii="Times New Roman" w:hAnsi="Times New Roman" w:cs="Times New Roman"/>
+                <w:sz w:val="28"/>
+                <w:szCs w:val="28"/>
+              </w:rPr>
+              <w:t>10.00</w:t>
+            </w:r>
+          </w:p>
+        </w:tc>
+      </w:tr>
+      <w:tr>
+        <w:trPr>
+          <w:jc w:val="center"/>
+        </w:trPr>
+        <w:tc>
+          <w:tcPr>
+            <w:tcW w:w="0" w:type="auto"/>
+          </w:tcPr>
+          <w:p>
+            <w:pPr>
+              <w:spacing w:before="120" w:line="240" w:lineRule="auto"/>
+              <w:rPr>
+                <w:rFonts w:ascii="Times New Roman" w:hAnsi="Times New Roman" w:cs="Times New Roman"/>
+                <w:sz w:val="28"/>
+                <w:szCs w:val="28"/>
+              </w:rPr>
+            </w:pPr>
+            <w:r>
+              <w:rPr>
+                <w:rFonts w:ascii="Times New Roman" w:hAnsi="Times New Roman" w:cs="Times New Roman"/>
+                <w:sz w:val="28"/>
+                <w:szCs w:val="28"/>
+              </w:rPr>
+              <w:t xml:space="preserve">Effective </w:t>
+            </w:r>
+            <w:r>
+              <w:rPr>
+                <w:rFonts w:ascii="Times New Roman" w:hAnsi="Times New Roman" w:cs="Times New Roman"/>
+                <w:sz w:val="28"/>
+                <w:szCs w:val="28"/>
+              </w:rPr>
+              <w:t>Gain (A</w:t>
+            </w:r>
+            <w:r>
+              <w:rPr>
+                <w:rFonts w:ascii="Times New Roman" w:hAnsi="Times New Roman" w:cs="Times New Roman"/>
+                <w:sz w:val="28"/>
+                <w:szCs w:val="28"/>
+                <w:vertAlign w:val="subscript"/>
+              </w:rPr>
+              <w:t>v,eff</w:t>
+            </w:r>
+            <w:r>
+              <w:rPr>
+                <w:rFonts w:ascii="Times New Roman" w:hAnsi="Times New Roman" w:cs="Times New Roman"/>
+                <w:sz w:val="28"/>
+                <w:szCs w:val="28"/>
+              </w:rPr>
+              <w:t>)</w:t>
+            </w:r>
+          </w:p>
+        </w:tc>
+        <w:tc>
+          <w:tcPr>
+            <w:tcW w:w="0" w:type="auto"/>
+          </w:tcPr>
+          <w:p>
+            <w:pPr>
+              <w:keepNext/>
+              <w:spacing w:before="120" w:line="240" w:lineRule="auto"/>
+              <w:rPr>
+                <w:rFonts w:ascii="Times New Roman" w:hAnsi="Times New Roman" w:cs="Times New Roman"/>
+                <w:sz w:val="28"/>
+                <w:szCs w:val="28"/>
+              </w:rPr>
+            </w:pPr>
+            <w:r>
+              <w:rPr>
+                <w:rFonts w:ascii="Times New Roman" w:hAnsi="Times New Roman" w:cs="Times New Roman"/>
+                <w:sz w:val="28"/>
+                <w:szCs w:val="28"/>
+              </w:rPr>
+              <w:t>V/V</w:t>
+            </w:r>
+          </w:p>
+        </w:tc>
+        <w:tc>
+          <w:tcPr>
+            <w:tcW w:w="0" w:type="auto"/>
+          </w:tcPr>
+          <w:p>
+            <w:pPr>
+              <w:keepNext/>
+              <w:spacing w:before="120" w:line="240" w:lineRule="auto"/>
+              <w:jc w:val="center"/>
+              <w:rPr>
+                <w:rFonts w:ascii="Times New Roman" w:hAnsi="Times New Roman" w:cs="Times New Roman"/>
+                <w:sz w:val="28"/>
+                <w:szCs w:val="28"/>
+              </w:rPr>
+            </w:pPr>
+            <m:oMathPara>
+              <m:oMath>
+                <m:r>
+                  <w:rPr>
+                    <w:rFonts w:ascii="Cambria Math" w:eastAsiaTheme="minorEastAsia" w:hAnsi="Cambria Math" w:cs="Times New Roman"/>
+                    <w:sz w:val="28"/>
+                    <w:szCs w:val="28"/>
+                  </w:rPr>
+                  <m:t>10.028</m:t>
+                </m:r>
+              </m:oMath>
+            </m:oMathPara>
+          </w:p>
+        </w:tc>
+      </w:tr>
+    </w:tbl>
+    <w:p>
+      <w:pPr>
+        <w:pStyle w:val="Caption"/>
+        <w:jc w:val="center"/>
+      </w:pPr>
+      <w:r>
+        <w:t xml:space="preserve">Table </w:t>
+      </w:r>
+      <w:fldSimple w:instr=" SEQ Table \* ARABIC ">
+        <w:r>
+          <w:rPr>
+            <w:noProof/>
+          </w:rPr>
+          <w:t>3</w:t>
+        </w:r>
+      </w:fldSimple>
+      <w:r>
+        <w:t xml:space="preserve">: </w:t>
+      </w:r>
+      <w:r>
+        <w:t>All the theoretical parameters from Subsection 5.5.1 tabled</w:t>
+      </w:r>
+    </w:p>
+    <w:p>
+      <w:pPr>
+        <w:pStyle w:val="ListParagraph"/>
+        <w:numPr>
+          <w:ilvl w:val="0"/>
+          <w:numId w:val="14"/>
+        </w:numPr>
+        <w:spacing w:before="120" w:line="240" w:lineRule="auto"/>
+        <w:rPr>
+          <w:rFonts w:ascii="Times New Roman" w:hAnsi="Times New Roman" w:cs="Times New Roman"/>
+          <w:sz w:val="28"/>
+          <w:szCs w:val="28"/>
+        </w:rPr>
+      </w:pPr>
+      <w:r>
+        <w:rPr>
+          <w:rFonts w:ascii="Times New Roman" w:hAnsi="Times New Roman" w:cs="Times New Roman"/>
+          <w:sz w:val="28"/>
+          <w:szCs w:val="28"/>
+        </w:rPr>
+        <w:t>With the same voltage follower configuration, set V</w:t>
+      </w:r>
+      <w:r>
+        <w:rPr>
+          <w:rFonts w:ascii="Times New Roman" w:hAnsi="Times New Roman" w:cs="Times New Roman"/>
+          <w:sz w:val="28"/>
+          <w:szCs w:val="28"/>
+          <w:vertAlign w:val="subscript"/>
+        </w:rPr>
+        <w:t>in</w:t>
+      </w:r>
+      <w:r>
+        <w:rPr>
+          <w:rFonts w:ascii="Times New Roman" w:hAnsi="Times New Roman" w:cs="Times New Roman"/>
+          <w:sz w:val="28"/>
+          <w:szCs w:val="28"/>
+        </w:rPr>
+        <w:t xml:space="preserve"> to a 1 V amplitude pulse. Vinitial(V): 0, Von(V): 1, Tdelay(s): 0.5m, Ton(s): 10s, Ncycle: 100. Leave any remaining variables blank.  Run a transient analysis with a stop time of 1m (.tran 1m). Plot the input and output voltage from 495 us to 505 us and then find the time it takes for the output to reach 1 V; the time should be on the order of micro seconds. This is a measure of slew rate in V/us, table the value. Save an image of the circuit and the plot of the input and output voltage for submission to canvas.</w:t>
+      </w:r>
     </w:p>
     <w:p>
       <w:pPr>
@@ -3672,15 +4414,7 @@
                   <w:sz w:val="28"/>
                   <w:szCs w:val="28"/>
                 </w:rPr>
-                <m:t>∆</m:t>
-              </m:r>
-              <m:r>
-                <w:rPr>
-                  <w:rFonts w:ascii="Cambria Math" w:hAnsi="Cambria Math" w:cs="Times New Roman"/>
-                  <w:sz w:val="28"/>
-                  <w:szCs w:val="28"/>
-                </w:rPr>
-                <m:t>t</m:t>
+                <m:t>∆t</m:t>
               </m:r>
             </m:den>
           </m:f>
@@ -3720,7 +4454,7 @@
                   <w:sz w:val="28"/>
                   <w:szCs w:val="28"/>
                 </w:rPr>
-                <m:t>0.417 μs</m:t>
+                <m:t>3.495 μs</m:t>
               </m:r>
             </m:den>
           </m:f>
@@ -3730,15 +4464,7 @@
               <w:sz w:val="28"/>
               <w:szCs w:val="28"/>
             </w:rPr>
-            <m:t xml:space="preserve"> </m:t>
-          </m:r>
-          <m:r>
-            <w:rPr>
-              <w:rFonts w:ascii="Cambria Math" w:eastAsiaTheme="minorEastAsia" w:hAnsi="Cambria Math" w:cs="Times New Roman"/>
-              <w:sz w:val="28"/>
-              <w:szCs w:val="28"/>
-            </w:rPr>
-            <m:t>≈2.4</m:t>
+            <m:t xml:space="preserve"> ≈0.2861</m:t>
           </m:r>
           <m:f>
             <m:fPr>
@@ -3777,11 +4503,180 @@
     </w:p>
     <w:p>
       <w:pPr>
+        <w:keepNext/>
+        <w:spacing w:before="120" w:line="240" w:lineRule="auto"/>
+        <w:ind w:left="432"/>
+        <w:jc w:val="center"/>
+      </w:pPr>
+      <w:r>
+        <w:rPr>
+          <w:noProof/>
+        </w:rPr>
+        <w:drawing>
+          <wp:inline distT="0" distB="0" distL="0" distR="0" wp14:anchorId="240F022A" wp14:editId="0305E298">
+            <wp:extent cx="6949440" cy="3907790"/>
+            <wp:effectExtent l="0" t="0" r="3810" b="0"/>
+            <wp:docPr id="789251782" name="Picture 1"/>
+            <wp:cNvGraphicFramePr>
+              <a:graphicFrameLocks xmlns:a="http://schemas.openxmlformats.org/drawingml/2006/main" noChangeAspect="1"/>
+            </wp:cNvGraphicFramePr>
+            <a:graphic xmlns:a="http://schemas.openxmlformats.org/drawingml/2006/main">
+              <a:graphicData uri="http://schemas.openxmlformats.org/drawingml/2006/picture">
+                <pic:pic xmlns:pic="http://schemas.openxmlformats.org/drawingml/2006/picture">
+                  <pic:nvPicPr>
+                    <pic:cNvPr id="789251782" name=""/>
+                    <pic:cNvPicPr/>
+                  </pic:nvPicPr>
+                  <pic:blipFill>
+                    <a:blip r:embed="rId17"/>
+                    <a:stretch>
+                      <a:fillRect/>
+                    </a:stretch>
+                  </pic:blipFill>
+                  <pic:spPr>
+                    <a:xfrm>
+                      <a:off x="0" y="0"/>
+                      <a:ext cx="6949440" cy="3907790"/>
+                    </a:xfrm>
+                    <a:prstGeom prst="rect">
+                      <a:avLst/>
+                    </a:prstGeom>
+                  </pic:spPr>
+                </pic:pic>
+              </a:graphicData>
+            </a:graphic>
+          </wp:inline>
+        </w:drawing>
+      </w:r>
+    </w:p>
+    <w:p>
+      <w:pPr>
+        <w:pStyle w:val="Caption"/>
+        <w:jc w:val="center"/>
+        <w:rPr>
+          <w:rFonts w:ascii="Times New Roman" w:hAnsi="Times New Roman" w:cs="Times New Roman"/>
+          <w:sz w:val="28"/>
+          <w:szCs w:val="28"/>
+        </w:rPr>
+      </w:pPr>
+      <w:r>
+        <w:t xml:space="preserve">Screenshot </w:t>
+      </w:r>
+      <w:fldSimple w:instr=" SEQ Screenshot \* ARABIC ">
+        <w:r>
+          <w:rPr>
+            <w:noProof/>
+          </w:rPr>
+          <w:t>2</w:t>
+        </w:r>
+      </w:fldSimple>
+      <w:r>
+        <w:t xml:space="preserve">: </w:t>
+      </w:r>
+      <w:r>
+        <w:t xml:space="preserve">With the same voltage follower configuration, set Vin to a 1 V amplitude pulse. Vinitial(V): 0, Von(V): 1, Tdelay(s): 0.5m, Ton(s): 10s, Ncycle: 100. Leave any remaining variables blank. </w:t>
+      </w:r>
+    </w:p>
+    <w:p>
+      <w:pPr>
+        <w:pStyle w:val="ListParagraph"/>
+        <w:numPr>
+          <w:ilvl w:val="0"/>
+          <w:numId w:val="14"/>
+        </w:numPr>
+        <w:spacing w:before="120" w:line="240" w:lineRule="auto"/>
+        <w:rPr>
+          <w:rFonts w:ascii="Times New Roman" w:hAnsi="Times New Roman" w:cs="Times New Roman"/>
+          <w:sz w:val="28"/>
+          <w:szCs w:val="28"/>
+        </w:rPr>
+      </w:pPr>
+      <w:r>
+        <w:rPr>
+          <w:rFonts w:ascii="Times New Roman" w:hAnsi="Times New Roman" w:cs="Times New Roman"/>
+          <w:sz w:val="28"/>
+          <w:szCs w:val="28"/>
+        </w:rPr>
+        <w:t>Configure an inverting amplifier, Figure 5.2 (a), with a gain of 10 by setting R</w:t>
+      </w:r>
+      <w:r>
+        <w:rPr>
+          <w:rFonts w:ascii="Times New Roman" w:hAnsi="Times New Roman" w:cs="Times New Roman"/>
+          <w:sz w:val="28"/>
+          <w:szCs w:val="28"/>
+          <w:vertAlign w:val="subscript"/>
+        </w:rPr>
+        <w:t>2</w:t>
+      </w:r>
+      <w:r>
+        <w:rPr>
+          <w:rFonts w:ascii="Times New Roman" w:hAnsi="Times New Roman" w:cs="Times New Roman"/>
+          <w:sz w:val="28"/>
+          <w:szCs w:val="28"/>
+        </w:rPr>
+        <w:t xml:space="preserve"> = 10k and R</w:t>
+      </w:r>
+      <w:r>
+        <w:rPr>
+          <w:rFonts w:ascii="Times New Roman" w:hAnsi="Times New Roman" w:cs="Times New Roman"/>
+          <w:sz w:val="28"/>
+          <w:szCs w:val="28"/>
+          <w:vertAlign w:val="subscript"/>
+        </w:rPr>
+        <w:t>1</w:t>
+      </w:r>
+      <w:r>
+        <w:rPr>
+          <w:rFonts w:ascii="Times New Roman" w:hAnsi="Times New Roman" w:cs="Times New Roman"/>
+          <w:sz w:val="28"/>
+          <w:szCs w:val="28"/>
+        </w:rPr>
+        <w:t xml:space="preserve"> = 1k. Set the input voltage to a sine wave with the following parameters, DC offset(V): 0, Amp(V): 1, Freq(Hz): 1k, and the remaining variables blank.  </w:t>
+      </w:r>
+    </w:p>
+    <w:p>
+      <w:pPr>
         <w:pStyle w:val="ListParagraph"/>
         <w:spacing w:before="120" w:line="240" w:lineRule="auto"/>
         <w:ind w:left="792"/>
         <w:rPr>
-          <w:rFonts w:ascii="Times New Roman" w:eastAsiaTheme="minorEastAsia" w:hAnsi="Times New Roman" w:cs="Times New Roman"/>
+          <w:rFonts w:ascii="Times New Roman" w:hAnsi="Times New Roman" w:cs="Times New Roman"/>
+          <w:sz w:val="28"/>
+          <w:szCs w:val="28"/>
+        </w:rPr>
+      </w:pPr>
+      <w:r>
+        <w:rPr>
+          <w:rFonts w:ascii="Times New Roman" w:hAnsi="Times New Roman" w:cs="Times New Roman"/>
+          <w:sz w:val="28"/>
+          <w:szCs w:val="28"/>
+        </w:rPr>
+        <w:lastRenderedPageBreak/>
+        <w:t>Run a transient analysis with a stop time of 1m (.tran 1m). Plot the input and output voltage and record the max and min values of V</w:t>
+      </w:r>
+      <w:r>
+        <w:rPr>
+          <w:rFonts w:ascii="Times New Roman" w:hAnsi="Times New Roman" w:cs="Times New Roman"/>
+          <w:sz w:val="28"/>
+          <w:szCs w:val="28"/>
+          <w:vertAlign w:val="subscript"/>
+        </w:rPr>
+        <w:t>out</w:t>
+      </w:r>
+      <w:r>
+        <w:rPr>
+          <w:rFonts w:ascii="Times New Roman" w:hAnsi="Times New Roman" w:cs="Times New Roman"/>
+          <w:sz w:val="28"/>
+          <w:szCs w:val="28"/>
+        </w:rPr>
+        <w:t>, this is a measure of the maximum output swing, table the value. Save an image of the circuit and the plot of the input and output voltage for submission to canvas.</w:t>
+      </w:r>
+    </w:p>
+    <w:p>
+      <w:pPr>
+        <w:spacing w:before="120" w:line="240" w:lineRule="auto"/>
+        <w:rPr>
+          <w:rFonts w:ascii="Times New Roman" w:hAnsi="Times New Roman" w:cs="Times New Roman"/>
           <w:sz w:val="28"/>
           <w:szCs w:val="28"/>
         </w:rPr>
@@ -3794,10 +4689,12 @@
               <w:sz w:val="28"/>
               <w:szCs w:val="28"/>
             </w:rPr>
-            <m:t>Maximum Output Swing (</m:t>
+            <m:t>Peak-To-Peak Output Swing=</m:t>
           </m:r>
-          <m:sSub>
-            <m:sSubPr>
+          <m:d>
+            <m:dPr>
+              <m:begChr m:val="|"/>
+              <m:endChr m:val="|"/>
               <m:ctrlPr>
                 <w:rPr>
                   <w:rFonts w:ascii="Cambria Math" w:hAnsi="Cambria Math" w:cs="Times New Roman"/>
@@ -3806,403 +4703,97 @@
                   <w:szCs w:val="28"/>
                 </w:rPr>
               </m:ctrlPr>
-            </m:sSubPr>
+            </m:dPr>
             <m:e>
+              <m:sSub>
+                <m:sSubPr>
+                  <m:ctrlPr>
+                    <w:rPr>
+                      <w:rFonts w:ascii="Cambria Math" w:hAnsi="Cambria Math" w:cs="Times New Roman"/>
+                      <w:i/>
+                      <w:sz w:val="28"/>
+                      <w:szCs w:val="28"/>
+                    </w:rPr>
+                  </m:ctrlPr>
+                </m:sSubPr>
+                <m:e>
+                  <m:r>
+                    <w:rPr>
+                      <w:rFonts w:ascii="Cambria Math" w:hAnsi="Cambria Math" w:cs="Times New Roman"/>
+                      <w:sz w:val="28"/>
+                      <w:szCs w:val="28"/>
+                    </w:rPr>
+                    <m:t>V</m:t>
+                  </m:r>
+                </m:e>
+                <m:sub>
+                  <m:r>
+                    <w:rPr>
+                      <w:rFonts w:ascii="Cambria Math" w:hAnsi="Cambria Math" w:cs="Times New Roman"/>
+                      <w:sz w:val="28"/>
+                      <w:szCs w:val="28"/>
+                    </w:rPr>
+                    <m:t>outmax</m:t>
+                  </m:r>
+                </m:sub>
+              </m:sSub>
               <m:r>
                 <w:rPr>
                   <w:rFonts w:ascii="Cambria Math" w:hAnsi="Cambria Math" w:cs="Times New Roman"/>
                   <w:sz w:val="28"/>
                   <w:szCs w:val="28"/>
                 </w:rPr>
-                <m:t>V</m:t>
+                <m:t>-</m:t>
               </m:r>
+              <m:sSub>
+                <m:sSubPr>
+                  <m:ctrlPr>
+                    <w:rPr>
+                      <w:rFonts w:ascii="Cambria Math" w:hAnsi="Cambria Math" w:cs="Times New Roman"/>
+                      <w:i/>
+                      <w:sz w:val="28"/>
+                      <w:szCs w:val="28"/>
+                    </w:rPr>
+                  </m:ctrlPr>
+                </m:sSubPr>
+                <m:e>
+                  <m:r>
+                    <w:rPr>
+                      <w:rFonts w:ascii="Cambria Math" w:hAnsi="Cambria Math" w:cs="Times New Roman"/>
+                      <w:sz w:val="28"/>
+                      <w:szCs w:val="28"/>
+                    </w:rPr>
+                    <m:t>V</m:t>
+                  </m:r>
+                </m:e>
+                <m:sub>
+                  <m:r>
+                    <w:rPr>
+                      <w:rFonts w:ascii="Cambria Math" w:hAnsi="Cambria Math" w:cs="Times New Roman"/>
+                      <w:sz w:val="28"/>
+                      <w:szCs w:val="28"/>
+                    </w:rPr>
+                    <m:t>outmin</m:t>
+                  </m:r>
+                </m:sub>
+              </m:sSub>
             </m:e>
-            <m:sub>
-              <m:r>
-                <w:rPr>
-                  <w:rFonts w:ascii="Cambria Math" w:hAnsi="Cambria Math" w:cs="Times New Roman"/>
-                  <w:sz w:val="28"/>
-                  <w:szCs w:val="28"/>
-                </w:rPr>
-                <m:t>out, max</m:t>
-              </m:r>
-            </m:sub>
-          </m:sSub>
+          </m:d>
           <m:r>
             <w:rPr>
               <w:rFonts w:ascii="Cambria Math" w:hAnsi="Cambria Math" w:cs="Times New Roman"/>
               <w:sz w:val="28"/>
               <w:szCs w:val="28"/>
             </w:rPr>
-            <m:t xml:space="preserve"> </m:t>
+            <m:t>=</m:t>
           </m:r>
-          <m:r>
-            <w:rPr>
-              <w:rFonts w:ascii="Cambria Math" w:hAnsi="Cambria Math" w:cs="Times New Roman"/>
-              <w:sz w:val="28"/>
-              <w:szCs w:val="28"/>
-            </w:rPr>
-            <m:t xml:space="preserve">/ </m:t>
-          </m:r>
-          <m:sSub>
-            <m:sSubPr>
+          <m:d>
+            <m:dPr>
+              <m:begChr m:val="|"/>
+              <m:endChr m:val="|"/>
               <m:ctrlPr>
                 <w:rPr>
                   <w:rFonts w:ascii="Cambria Math" w:hAnsi="Cambria Math" w:cs="Times New Roman"/>
-                  <w:i/>
-                  <w:sz w:val="28"/>
-                  <w:szCs w:val="28"/>
-                </w:rPr>
-              </m:ctrlPr>
-            </m:sSubPr>
-            <m:e>
-              <m:r>
-                <w:rPr>
-                  <w:rFonts w:ascii="Cambria Math" w:hAnsi="Cambria Math" w:cs="Times New Roman"/>
-                  <w:sz w:val="28"/>
-                  <w:szCs w:val="28"/>
-                </w:rPr>
-                <m:t>V</m:t>
-              </m:r>
-            </m:e>
-            <m:sub>
-              <m:r>
-                <w:rPr>
-                  <w:rFonts w:ascii="Cambria Math" w:hAnsi="Cambria Math" w:cs="Times New Roman"/>
-                  <w:sz w:val="28"/>
-                  <w:szCs w:val="28"/>
-                </w:rPr>
-                <m:t>out, m</m:t>
-              </m:r>
-              <m:r>
-                <w:rPr>
-                  <w:rFonts w:ascii="Cambria Math" w:hAnsi="Cambria Math" w:cs="Times New Roman"/>
-                  <w:sz w:val="28"/>
-                  <w:szCs w:val="28"/>
-                </w:rPr>
-                <m:t>in</m:t>
-              </m:r>
-            </m:sub>
-          </m:sSub>
-          <m:r>
-            <w:rPr>
-              <w:rFonts w:ascii="Cambria Math" w:hAnsi="Cambria Math" w:cs="Times New Roman"/>
-              <w:sz w:val="28"/>
-              <w:szCs w:val="28"/>
-            </w:rPr>
-            <m:t>)</m:t>
-          </m:r>
-          <m:r>
-            <w:rPr>
-              <w:rFonts w:ascii="Cambria Math" w:hAnsi="Cambria Math" w:cs="Times New Roman"/>
-              <w:sz w:val="28"/>
-              <w:szCs w:val="28"/>
-            </w:rPr>
-            <m:t xml:space="preserve">= </m:t>
-          </m:r>
-          <m:f>
-            <m:fPr>
-              <m:ctrlPr>
-                <w:rPr>
-                  <w:rFonts w:ascii="Cambria Math" w:hAnsi="Cambria Math" w:cs="Times New Roman"/>
-                  <w:i/>
-                  <w:sz w:val="28"/>
-                  <w:szCs w:val="28"/>
-                </w:rPr>
-              </m:ctrlPr>
-            </m:fPr>
-            <m:num>
-              <m:r>
-                <w:rPr>
-                  <w:rFonts w:ascii="Cambria Math" w:hAnsi="Cambria Math" w:cs="Times New Roman"/>
-                  <w:sz w:val="28"/>
-                  <w:szCs w:val="28"/>
-                </w:rPr>
-                <m:t>∆V</m:t>
-              </m:r>
-            </m:num>
-            <m:den>
-              <m:r>
-                <w:rPr>
-                  <w:rFonts w:ascii="Cambria Math" w:hAnsi="Cambria Math" w:cs="Times New Roman"/>
-                  <w:sz w:val="28"/>
-                  <w:szCs w:val="28"/>
-                </w:rPr>
-                <m:t>∆t</m:t>
-              </m:r>
-            </m:den>
-          </m:f>
-        </m:oMath>
-      </m:oMathPara>
-    </w:p>
-    <w:p>
-      <w:pPr>
-        <w:pStyle w:val="ListParagraph"/>
-        <w:spacing w:before="120" w:line="240" w:lineRule="auto"/>
-        <w:ind w:left="792"/>
-        <w:rPr>
-          <w:rFonts w:ascii="Times New Roman" w:eastAsiaTheme="minorEastAsia" w:hAnsi="Times New Roman" w:cs="Times New Roman"/>
-          <w:sz w:val="28"/>
-          <w:szCs w:val="28"/>
-        </w:rPr>
-      </w:pPr>
-      <m:oMathPara>
-        <m:oMath>
-          <m:sSub>
-            <m:sSubPr>
-              <m:ctrlPr>
-                <w:rPr>
-                  <w:rFonts w:ascii="Cambria Math" w:eastAsiaTheme="minorEastAsia" w:hAnsi="Cambria Math" w:cs="Times New Roman"/>
-                  <w:i/>
-                  <w:sz w:val="28"/>
-                  <w:szCs w:val="28"/>
-                </w:rPr>
-              </m:ctrlPr>
-            </m:sSubPr>
-            <m:e>
-              <m:r>
-                <w:rPr>
-                  <w:rFonts w:ascii="Cambria Math" w:eastAsiaTheme="minorEastAsia" w:hAnsi="Cambria Math" w:cs="Times New Roman"/>
-                  <w:sz w:val="28"/>
-                  <w:szCs w:val="28"/>
-                </w:rPr>
-                <m:t>V</m:t>
-              </m:r>
-            </m:e>
-            <m:sub>
-              <m:r>
-                <w:rPr>
-                  <w:rFonts w:ascii="Cambria Math" w:eastAsiaTheme="minorEastAsia" w:hAnsi="Cambria Math" w:cs="Times New Roman"/>
-                  <w:sz w:val="28"/>
-                  <w:szCs w:val="28"/>
-                </w:rPr>
-                <m:t>out</m:t>
-              </m:r>
-            </m:sub>
-          </m:sSub>
-          <m:r>
-            <w:rPr>
-              <w:rFonts w:ascii="Cambria Math" w:eastAsiaTheme="minorEastAsia" w:hAnsi="Cambria Math" w:cs="Times New Roman"/>
-              <w:sz w:val="28"/>
-              <w:szCs w:val="28"/>
-            </w:rPr>
-            <m:t>= -</m:t>
-          </m:r>
-          <m:d>
-            <m:dPr>
-              <m:ctrlPr>
-                <w:rPr>
-                  <w:rFonts w:ascii="Cambria Math" w:eastAsiaTheme="minorEastAsia" w:hAnsi="Cambria Math" w:cs="Times New Roman"/>
-                  <w:i/>
-                  <w:sz w:val="28"/>
-                  <w:szCs w:val="28"/>
-                </w:rPr>
-              </m:ctrlPr>
-            </m:dPr>
-            <m:e>
-              <m:f>
-                <m:fPr>
-                  <m:ctrlPr>
-                    <w:rPr>
-                      <w:rFonts w:ascii="Cambria Math" w:eastAsiaTheme="minorEastAsia" w:hAnsi="Cambria Math" w:cs="Times New Roman"/>
-                      <w:i/>
-                      <w:sz w:val="28"/>
-                      <w:szCs w:val="28"/>
-                    </w:rPr>
-                  </m:ctrlPr>
-                </m:fPr>
-                <m:num>
-                  <m:sSub>
-                    <m:sSubPr>
-                      <m:ctrlPr>
-                        <w:rPr>
-                          <w:rFonts w:ascii="Cambria Math" w:eastAsiaTheme="minorEastAsia" w:hAnsi="Cambria Math" w:cs="Times New Roman"/>
-                          <w:i/>
-                          <w:sz w:val="28"/>
-                          <w:szCs w:val="28"/>
-                        </w:rPr>
-                      </m:ctrlPr>
-                    </m:sSubPr>
-                    <m:e>
-                      <m:r>
-                        <w:rPr>
-                          <w:rFonts w:ascii="Cambria Math" w:eastAsiaTheme="minorEastAsia" w:hAnsi="Cambria Math" w:cs="Times New Roman"/>
-                          <w:sz w:val="28"/>
-                          <w:szCs w:val="28"/>
-                        </w:rPr>
-                        <m:t>R</m:t>
-                      </m:r>
-                    </m:e>
-                    <m:sub>
-                      <m:r>
-                        <w:rPr>
-                          <w:rFonts w:ascii="Cambria Math" w:eastAsiaTheme="minorEastAsia" w:hAnsi="Cambria Math" w:cs="Times New Roman"/>
-                          <w:sz w:val="28"/>
-                          <w:szCs w:val="28"/>
-                        </w:rPr>
-                        <m:t>2</m:t>
-                      </m:r>
-                    </m:sub>
-                  </m:sSub>
-                </m:num>
-                <m:den>
-                  <m:sSub>
-                    <m:sSubPr>
-                      <m:ctrlPr>
-                        <w:rPr>
-                          <w:rFonts w:ascii="Cambria Math" w:eastAsiaTheme="minorEastAsia" w:hAnsi="Cambria Math" w:cs="Times New Roman"/>
-                          <w:i/>
-                          <w:sz w:val="28"/>
-                          <w:szCs w:val="28"/>
-                        </w:rPr>
-                      </m:ctrlPr>
-                    </m:sSubPr>
-                    <m:e>
-                      <m:r>
-                        <w:rPr>
-                          <w:rFonts w:ascii="Cambria Math" w:eastAsiaTheme="minorEastAsia" w:hAnsi="Cambria Math" w:cs="Times New Roman"/>
-                          <w:sz w:val="28"/>
-                          <w:szCs w:val="28"/>
-                        </w:rPr>
-                        <m:t>R</m:t>
-                      </m:r>
-                    </m:e>
-                    <m:sub>
-                      <m:r>
-                        <w:rPr>
-                          <w:rFonts w:ascii="Cambria Math" w:eastAsiaTheme="minorEastAsia" w:hAnsi="Cambria Math" w:cs="Times New Roman"/>
-                          <w:sz w:val="28"/>
-                          <w:szCs w:val="28"/>
-                        </w:rPr>
-                        <m:t>1</m:t>
-                      </m:r>
-                    </m:sub>
-                  </m:sSub>
-                </m:den>
-              </m:f>
-            </m:e>
-          </m:d>
-          <m:sSub>
-            <m:sSubPr>
-              <m:ctrlPr>
-                <w:rPr>
-                  <w:rFonts w:ascii="Cambria Math" w:eastAsiaTheme="minorEastAsia" w:hAnsi="Cambria Math" w:cs="Times New Roman"/>
-                  <w:i/>
-                  <w:sz w:val="28"/>
-                  <w:szCs w:val="28"/>
-                </w:rPr>
-              </m:ctrlPr>
-            </m:sSubPr>
-            <m:e>
-              <m:r>
-                <w:rPr>
-                  <w:rFonts w:ascii="Cambria Math" w:eastAsiaTheme="minorEastAsia" w:hAnsi="Cambria Math" w:cs="Times New Roman"/>
-                  <w:sz w:val="28"/>
-                  <w:szCs w:val="28"/>
-                </w:rPr>
-                <m:t>V</m:t>
-              </m:r>
-            </m:e>
-            <m:sub>
-              <m:r>
-                <w:rPr>
-                  <w:rFonts w:ascii="Cambria Math" w:eastAsiaTheme="minorEastAsia" w:hAnsi="Cambria Math" w:cs="Times New Roman"/>
-                  <w:sz w:val="28"/>
-                  <w:szCs w:val="28"/>
-                </w:rPr>
-                <m:t>in</m:t>
-              </m:r>
-            </m:sub>
-          </m:sSub>
-          <m:r>
-            <w:rPr>
-              <w:rFonts w:ascii="Cambria Math" w:eastAsiaTheme="minorEastAsia" w:hAnsi="Cambria Math" w:cs="Times New Roman"/>
-              <w:sz w:val="28"/>
-              <w:szCs w:val="28"/>
-            </w:rPr>
-            <m:t>=</m:t>
-          </m:r>
-          <m:r>
-            <w:rPr>
-              <w:rFonts w:ascii="Cambria Math" w:eastAsiaTheme="minorEastAsia" w:hAnsi="Cambria Math" w:cs="Times New Roman"/>
-              <w:sz w:val="28"/>
-              <w:szCs w:val="28"/>
-            </w:rPr>
-            <m:t>-</m:t>
-          </m:r>
-          <m:d>
-            <m:dPr>
-              <m:ctrlPr>
-                <w:rPr>
-                  <w:rFonts w:ascii="Cambria Math" w:eastAsiaTheme="minorEastAsia" w:hAnsi="Cambria Math" w:cs="Times New Roman"/>
-                  <w:i/>
-                  <w:sz w:val="28"/>
-                  <w:szCs w:val="28"/>
-                </w:rPr>
-              </m:ctrlPr>
-            </m:dPr>
-            <m:e>
-              <m:f>
-                <m:fPr>
-                  <m:ctrlPr>
-                    <w:rPr>
-                      <w:rFonts w:ascii="Cambria Math" w:eastAsiaTheme="minorEastAsia" w:hAnsi="Cambria Math" w:cs="Times New Roman"/>
-                      <w:i/>
-                      <w:sz w:val="28"/>
-                      <w:szCs w:val="28"/>
-                    </w:rPr>
-                  </m:ctrlPr>
-                </m:fPr>
-                <m:num>
-                  <m:r>
-                    <w:rPr>
-                      <w:rFonts w:ascii="Cambria Math" w:eastAsiaTheme="minorEastAsia" w:hAnsi="Cambria Math" w:cs="Times New Roman"/>
-                      <w:sz w:val="28"/>
-                      <w:szCs w:val="28"/>
-                    </w:rPr>
-                    <m:t>10 k</m:t>
-                  </m:r>
-                  <m:r>
-                    <m:rPr>
-                      <m:sty m:val="p"/>
-                    </m:rPr>
-                    <w:rPr>
-                      <w:rFonts w:ascii="Cambria Math" w:eastAsiaTheme="minorEastAsia" w:hAnsi="Cambria Math" w:cs="Times New Roman"/>
-                      <w:sz w:val="28"/>
-                      <w:szCs w:val="28"/>
-                    </w:rPr>
-                    <m:t>Ω</m:t>
-                  </m:r>
-                </m:num>
-                <m:den>
-                  <m:r>
-                    <w:rPr>
-                      <w:rFonts w:ascii="Cambria Math" w:eastAsiaTheme="minorEastAsia" w:hAnsi="Cambria Math" w:cs="Times New Roman"/>
-                      <w:sz w:val="28"/>
-                      <w:szCs w:val="28"/>
-                    </w:rPr>
-                    <m:t>1 k</m:t>
-                  </m:r>
-                  <m:r>
-                    <m:rPr>
-                      <m:sty m:val="p"/>
-                    </m:rPr>
-                    <w:rPr>
-                      <w:rFonts w:ascii="Cambria Math" w:eastAsiaTheme="minorEastAsia" w:hAnsi="Cambria Math" w:cs="Times New Roman"/>
-                      <w:sz w:val="28"/>
-                      <w:szCs w:val="28"/>
-                    </w:rPr>
-                    <m:t>Ω</m:t>
-                  </m:r>
-                </m:den>
-              </m:f>
-            </m:e>
-          </m:d>
-          <m:d>
-            <m:dPr>
-              <m:ctrlPr>
-                <w:rPr>
-                  <w:rFonts w:ascii="Cambria Math" w:eastAsiaTheme="minorEastAsia" w:hAnsi="Cambria Math" w:cs="Times New Roman"/>
                   <w:i/>
                   <w:sz w:val="28"/>
                   <w:szCs w:val="28"/>
@@ -4212,30 +4803,161 @@
             <m:e>
               <m:r>
                 <w:rPr>
-                  <w:rFonts w:ascii="Cambria Math" w:eastAsiaTheme="minorEastAsia" w:hAnsi="Cambria Math" w:cs="Times New Roman"/>
+                  <w:rFonts w:ascii="Cambria Math" w:hAnsi="Cambria Math" w:cs="Times New Roman"/>
                   <w:sz w:val="28"/>
                   <w:szCs w:val="28"/>
                 </w:rPr>
-                <m:t>0.1 V</m:t>
+                <m:t>5.00 V-</m:t>
               </m:r>
+              <m:d>
+                <m:dPr>
+                  <m:ctrlPr>
+                    <w:rPr>
+                      <w:rFonts w:ascii="Cambria Math" w:hAnsi="Cambria Math" w:cs="Times New Roman"/>
+                      <w:i/>
+                      <w:sz w:val="28"/>
+                      <w:szCs w:val="28"/>
+                    </w:rPr>
+                  </m:ctrlPr>
+                </m:dPr>
+                <m:e>
+                  <m:r>
+                    <w:rPr>
+                      <w:rFonts w:ascii="Cambria Math" w:hAnsi="Cambria Math" w:cs="Times New Roman"/>
+                      <w:sz w:val="28"/>
+                      <w:szCs w:val="28"/>
+                    </w:rPr>
+                    <m:t>-5.00 V</m:t>
+                  </m:r>
+                </m:e>
+              </m:d>
             </m:e>
           </m:d>
           <m:r>
             <w:rPr>
-              <w:rFonts w:ascii="Cambria Math" w:eastAsiaTheme="minorEastAsia" w:hAnsi="Cambria Math" w:cs="Times New Roman"/>
+              <w:rFonts w:ascii="Cambria Math" w:hAnsi="Cambria Math" w:cs="Times New Roman"/>
               <w:sz w:val="28"/>
               <w:szCs w:val="28"/>
             </w:rPr>
-            <m:t>= -1.0 V</m:t>
+            <m:t>=10 V</m:t>
           </m:r>
         </m:oMath>
       </m:oMathPara>
     </w:p>
     <w:p>
       <w:pPr>
+        <w:keepNext/>
+        <w:spacing w:before="120" w:line="240" w:lineRule="auto"/>
+        <w:jc w:val="center"/>
+      </w:pPr>
+      <w:r>
+        <w:rPr>
+          <w:noProof/>
+        </w:rPr>
+        <w:drawing>
+          <wp:inline distT="0" distB="0" distL="0" distR="0" wp14:anchorId="6198969C" wp14:editId="2DF2033B">
+            <wp:extent cx="6949440" cy="3907790"/>
+            <wp:effectExtent l="0" t="0" r="3810" b="0"/>
+            <wp:docPr id="230399533" name="Picture 1"/>
+            <wp:cNvGraphicFramePr>
+              <a:graphicFrameLocks xmlns:a="http://schemas.openxmlformats.org/drawingml/2006/main" noChangeAspect="1"/>
+            </wp:cNvGraphicFramePr>
+            <a:graphic xmlns:a="http://schemas.openxmlformats.org/drawingml/2006/main">
+              <a:graphicData uri="http://schemas.openxmlformats.org/drawingml/2006/picture">
+                <pic:pic xmlns:pic="http://schemas.openxmlformats.org/drawingml/2006/picture">
+                  <pic:nvPicPr>
+                    <pic:cNvPr id="230399533" name=""/>
+                    <pic:cNvPicPr/>
+                  </pic:nvPicPr>
+                  <pic:blipFill>
+                    <a:blip r:embed="rId18"/>
+                    <a:stretch>
+                      <a:fillRect/>
+                    </a:stretch>
+                  </pic:blipFill>
+                  <pic:spPr>
+                    <a:xfrm>
+                      <a:off x="0" y="0"/>
+                      <a:ext cx="6949440" cy="3907790"/>
+                    </a:xfrm>
+                    <a:prstGeom prst="rect">
+                      <a:avLst/>
+                    </a:prstGeom>
+                  </pic:spPr>
+                </pic:pic>
+              </a:graphicData>
+            </a:graphic>
+          </wp:inline>
+        </w:drawing>
+      </w:r>
+    </w:p>
+    <w:p>
+      <w:pPr>
+        <w:pStyle w:val="Caption"/>
+        <w:jc w:val="center"/>
+      </w:pPr>
+      <w:r>
+        <w:t xml:space="preserve">Screenshot </w:t>
+      </w:r>
+      <w:fldSimple w:instr=" SEQ Screenshot \* ARABIC ">
+        <w:r>
+          <w:rPr>
+            <w:noProof/>
+          </w:rPr>
+          <w:t>3</w:t>
+        </w:r>
+      </w:fldSimple>
+      <w:r>
+        <w:t xml:space="preserve">: </w:t>
+      </w:r>
+      <w:r>
+        <w:t>Configure an inverting amplifier, Figure 5.2 (a), with a gain of 10 by setting R2 = 10k and R1 = 1k. Set the input voltage to a sine wave with the following parameters, DC offset(V): 0, Amp(V): 1, Freq(Hz): 1k, and the remaining variables blank.</w:t>
+      </w:r>
+    </w:p>
+    <w:p>
+      <w:pPr>
         <w:pStyle w:val="ListParagraph"/>
+        <w:numPr>
+          <w:ilvl w:val="0"/>
+          <w:numId w:val="14"/>
+        </w:numPr>
         <w:spacing w:before="120" w:line="240" w:lineRule="auto"/>
-        <w:ind w:left="792"/>
+        <w:rPr>
+          <w:rFonts w:ascii="Times New Roman" w:hAnsi="Times New Roman" w:cs="Times New Roman"/>
+          <w:sz w:val="28"/>
+          <w:szCs w:val="28"/>
+        </w:rPr>
+      </w:pPr>
+      <w:r>
+        <w:rPr>
+          <w:rFonts w:ascii="Times New Roman" w:hAnsi="Times New Roman" w:cs="Times New Roman"/>
+          <w:sz w:val="28"/>
+          <w:szCs w:val="28"/>
+        </w:rPr>
+        <w:t>Using the same inverting configuration, set V</w:t>
+      </w:r>
+      <w:r>
+        <w:rPr>
+          <w:rFonts w:ascii="Times New Roman" w:hAnsi="Times New Roman" w:cs="Times New Roman"/>
+          <w:sz w:val="28"/>
+          <w:szCs w:val="28"/>
+          <w:vertAlign w:val="subscript"/>
+        </w:rPr>
+        <w:t>in</w:t>
+      </w:r>
+      <w:r>
+        <w:rPr>
+          <w:rFonts w:ascii="Times New Roman" w:hAnsi="Times New Roman" w:cs="Times New Roman"/>
+          <w:sz w:val="28"/>
+          <w:szCs w:val="28"/>
+        </w:rPr>
+        <w:t xml:space="preserve"> to a 0.1 V DC source and run a transient analysis with a stop time of 1m (.tran 1m). Plot −V (vout)/V (vin), this is a measure of the effective gain, table the result. Save an image of the circuit and the plot of effective gain for submission to canvas. </w:t>
+      </w:r>
+    </w:p>
+    <w:p>
+      <w:pPr>
+        <w:spacing w:before="120" w:line="240" w:lineRule="auto"/>
+        <w:ind w:left="432"/>
         <w:rPr>
           <w:rFonts w:ascii="Times New Roman" w:eastAsiaTheme="minorEastAsia" w:hAnsi="Times New Roman" w:cs="Times New Roman"/>
           <w:sz w:val="28"/>
@@ -4250,15 +4972,7 @@
               <w:sz w:val="28"/>
               <w:szCs w:val="28"/>
             </w:rPr>
-            <m:t>Effective Gain=</m:t>
-          </m:r>
-          <m:r>
-            <w:rPr>
-              <w:rFonts w:ascii="Cambria Math" w:eastAsiaTheme="minorEastAsia" w:hAnsi="Cambria Math" w:cs="Times New Roman"/>
-              <w:sz w:val="28"/>
-              <w:szCs w:val="28"/>
-            </w:rPr>
-            <m:t xml:space="preserve"> </m:t>
+            <m:t xml:space="preserve">Effective Gain= </m:t>
           </m:r>
           <m:f>
             <m:fPr>
@@ -4394,7 +5108,7 @@
                       <w:sz w:val="28"/>
                       <w:szCs w:val="28"/>
                     </w:rPr>
-                    <m:t>-1.0 V</m:t>
+                    <m:t>-1.0028 V</m:t>
                   </m:r>
                 </m:e>
               </m:d>
@@ -4406,7 +5120,7 @@
                   <w:sz w:val="28"/>
                   <w:szCs w:val="28"/>
                 </w:rPr>
-                <m:t>0.1 V</m:t>
+                <m:t>0.1000 V</m:t>
               </m:r>
             </m:den>
           </m:f>
@@ -4416,799 +5130,37 @@
               <w:sz w:val="28"/>
               <w:szCs w:val="28"/>
             </w:rPr>
-            <m:t>=10</m:t>
+            <m:t>=10.028</m:t>
           </m:r>
         </m:oMath>
       </m:oMathPara>
     </w:p>
     <w:p>
       <w:pPr>
-        <w:pStyle w:val="ListParagraph"/>
         <w:spacing w:before="120" w:line="240" w:lineRule="auto"/>
-        <w:ind w:left="792"/>
-        <w:rPr>
-          <w:rFonts w:ascii="Times New Roman" w:eastAsiaTheme="minorEastAsia" w:hAnsi="Times New Roman" w:cs="Times New Roman"/>
-          <w:sz w:val="28"/>
-          <w:szCs w:val="28"/>
-        </w:rPr>
-      </w:pPr>
-    </w:p>
-    <w:tbl>
-      <w:tblPr>
-        <w:tblStyle w:val="TableGrid"/>
-        <w:tblW w:w="0" w:type="auto"/>
-        <w:jc w:val="center"/>
-        <w:tblLook w:val="04A0" w:firstRow="1" w:lastRow="0" w:firstColumn="1" w:lastColumn="0" w:noHBand="0" w:noVBand="1"/>
-      </w:tblPr>
-      <w:tblGrid>
-        <w:gridCol w:w="4182"/>
-        <w:gridCol w:w="767"/>
-        <w:gridCol w:w="3459"/>
-      </w:tblGrid>
-      <w:tr>
-        <w:trPr>
-          <w:jc w:val="center"/>
-        </w:trPr>
-        <w:tc>
-          <w:tcPr>
-            <w:tcW w:w="0" w:type="auto"/>
-          </w:tcPr>
-          <w:p>
-            <w:pPr>
-              <w:spacing w:before="120" w:line="240" w:lineRule="auto"/>
-              <w:rPr>
-                <w:rFonts w:ascii="Times New Roman" w:hAnsi="Times New Roman" w:cs="Times New Roman"/>
-                <w:b/>
-                <w:bCs/>
-                <w:sz w:val="28"/>
-                <w:szCs w:val="28"/>
-              </w:rPr>
-            </w:pPr>
-            <w:r>
-              <w:rPr>
-                <w:rFonts w:ascii="Times New Roman" w:hAnsi="Times New Roman" w:cs="Times New Roman"/>
-                <w:b/>
-                <w:bCs/>
-                <w:sz w:val="28"/>
-                <w:szCs w:val="28"/>
-              </w:rPr>
-              <w:t>Parameter</w:t>
-            </w:r>
-          </w:p>
-        </w:tc>
-        <w:tc>
-          <w:tcPr>
-            <w:tcW w:w="0" w:type="auto"/>
-          </w:tcPr>
-          <w:p>
-            <w:pPr>
-              <w:spacing w:before="120" w:line="240" w:lineRule="auto"/>
-              <w:rPr>
-                <w:rFonts w:ascii="Times New Roman" w:hAnsi="Times New Roman" w:cs="Times New Roman"/>
-                <w:b/>
-                <w:bCs/>
-                <w:sz w:val="28"/>
-                <w:szCs w:val="28"/>
-              </w:rPr>
-            </w:pPr>
-            <w:r>
-              <w:rPr>
-                <w:rFonts w:ascii="Times New Roman" w:hAnsi="Times New Roman" w:cs="Times New Roman"/>
-                <w:b/>
-                <w:bCs/>
-                <w:sz w:val="28"/>
-                <w:szCs w:val="28"/>
-              </w:rPr>
-              <w:t>Unit</w:t>
-            </w:r>
-          </w:p>
-        </w:tc>
-        <w:tc>
-          <w:tcPr>
-            <w:tcW w:w="0" w:type="auto"/>
-          </w:tcPr>
-          <w:p>
-            <w:pPr>
-              <w:spacing w:before="120" w:line="240" w:lineRule="auto"/>
-              <w:rPr>
-                <w:rFonts w:ascii="Times New Roman" w:hAnsi="Times New Roman" w:cs="Times New Roman"/>
-                <w:b/>
-                <w:bCs/>
-                <w:sz w:val="28"/>
-                <w:szCs w:val="28"/>
-              </w:rPr>
-            </w:pPr>
-            <w:r>
-              <w:rPr>
-                <w:rFonts w:ascii="Times New Roman" w:hAnsi="Times New Roman" w:cs="Times New Roman"/>
-                <w:b/>
-                <w:bCs/>
-                <w:sz w:val="28"/>
-                <w:szCs w:val="28"/>
-              </w:rPr>
-              <w:t>Theoretical / SPICE Model</w:t>
-            </w:r>
-          </w:p>
-        </w:tc>
-      </w:tr>
-      <w:tr>
-        <w:trPr>
-          <w:jc w:val="center"/>
-        </w:trPr>
-        <w:tc>
-          <w:tcPr>
-            <w:tcW w:w="0" w:type="auto"/>
-          </w:tcPr>
-          <w:p>
-            <w:pPr>
-              <w:spacing w:before="120" w:line="240" w:lineRule="auto"/>
-              <w:rPr>
-                <w:rFonts w:ascii="Times New Roman" w:hAnsi="Times New Roman" w:cs="Times New Roman"/>
-                <w:sz w:val="28"/>
-                <w:szCs w:val="28"/>
-              </w:rPr>
-            </w:pPr>
-            <w:r>
-              <w:rPr>
-                <w:rFonts w:ascii="Times New Roman" w:hAnsi="Times New Roman" w:cs="Times New Roman"/>
-                <w:sz w:val="28"/>
-                <w:szCs w:val="28"/>
-              </w:rPr>
-              <w:t>Input Offset Voltage (V</w:t>
-            </w:r>
-            <w:r>
-              <w:rPr>
-                <w:rFonts w:ascii="Times New Roman" w:hAnsi="Times New Roman" w:cs="Times New Roman"/>
-                <w:sz w:val="28"/>
-                <w:szCs w:val="28"/>
-                <w:vertAlign w:val="subscript"/>
-              </w:rPr>
-              <w:t>os</w:t>
-            </w:r>
-            <w:r>
-              <w:rPr>
-                <w:rFonts w:ascii="Times New Roman" w:hAnsi="Times New Roman" w:cs="Times New Roman"/>
-                <w:sz w:val="28"/>
-                <w:szCs w:val="28"/>
-              </w:rPr>
-              <w:t>)</w:t>
-            </w:r>
-          </w:p>
-        </w:tc>
-        <w:tc>
-          <w:tcPr>
-            <w:tcW w:w="0" w:type="auto"/>
-          </w:tcPr>
-          <w:p>
-            <w:pPr>
-              <w:spacing w:before="120" w:line="240" w:lineRule="auto"/>
-              <w:rPr>
-                <w:rFonts w:ascii="Times New Roman" w:hAnsi="Times New Roman" w:cs="Times New Roman"/>
-                <w:sz w:val="28"/>
-                <w:szCs w:val="28"/>
-              </w:rPr>
-            </w:pPr>
-            <w:r>
-              <w:rPr>
-                <w:rFonts w:ascii="Times New Roman" w:hAnsi="Times New Roman" w:cs="Times New Roman"/>
-                <w:sz w:val="28"/>
-                <w:szCs w:val="28"/>
-              </w:rPr>
-              <w:t>mV</w:t>
-            </w:r>
-          </w:p>
-        </w:tc>
-        <w:tc>
-          <w:tcPr>
-            <w:tcW w:w="0" w:type="auto"/>
-          </w:tcPr>
-          <w:p>
-            <w:pPr>
-              <w:spacing w:before="120" w:line="240" w:lineRule="auto"/>
-              <w:jc w:val="center"/>
-              <w:rPr>
-                <w:rFonts w:ascii="Times New Roman" w:hAnsi="Times New Roman" w:cs="Times New Roman"/>
-                <w:sz w:val="28"/>
-                <w:szCs w:val="28"/>
-              </w:rPr>
-            </w:pPr>
-            <w:r>
-              <w:rPr>
-                <w:rFonts w:ascii="Times New Roman" w:hAnsi="Times New Roman" w:cs="Times New Roman"/>
-                <w:sz w:val="28"/>
-                <w:szCs w:val="28"/>
-              </w:rPr>
-              <w:t>0.500</w:t>
-            </w:r>
-          </w:p>
-        </w:tc>
-      </w:tr>
-      <w:tr>
-        <w:trPr>
-          <w:jc w:val="center"/>
-        </w:trPr>
-        <w:tc>
-          <w:tcPr>
-            <w:tcW w:w="0" w:type="auto"/>
-          </w:tcPr>
-          <w:p>
-            <w:pPr>
-              <w:spacing w:before="120" w:line="240" w:lineRule="auto"/>
-              <w:rPr>
-                <w:rFonts w:ascii="Times New Roman" w:hAnsi="Times New Roman" w:cs="Times New Roman"/>
-                <w:sz w:val="28"/>
-                <w:szCs w:val="28"/>
-              </w:rPr>
-            </w:pPr>
-            <w:r>
-              <w:rPr>
-                <w:rFonts w:ascii="Times New Roman" w:hAnsi="Times New Roman" w:cs="Times New Roman"/>
-                <w:sz w:val="28"/>
-                <w:szCs w:val="28"/>
-              </w:rPr>
-              <w:t>Slew rate</w:t>
-            </w:r>
-            <w:r>
-              <w:rPr>
-                <w:rFonts w:ascii="Times New Roman" w:hAnsi="Times New Roman" w:cs="Times New Roman"/>
-                <w:sz w:val="28"/>
-                <w:szCs w:val="28"/>
-              </w:rPr>
-              <w:t xml:space="preserve"> (SR)</w:t>
-            </w:r>
-          </w:p>
-        </w:tc>
-        <w:tc>
-          <w:tcPr>
-            <w:tcW w:w="0" w:type="auto"/>
-          </w:tcPr>
-          <w:p>
-            <w:pPr>
-              <w:spacing w:before="120" w:line="240" w:lineRule="auto"/>
-              <w:rPr>
-                <w:rFonts w:ascii="Times New Roman" w:hAnsi="Times New Roman" w:cs="Times New Roman"/>
-                <w:sz w:val="28"/>
-                <w:szCs w:val="28"/>
-              </w:rPr>
-            </w:pPr>
-            <w:r>
-              <w:rPr>
-                <w:rFonts w:ascii="Times New Roman" w:hAnsi="Times New Roman" w:cs="Times New Roman"/>
-                <w:sz w:val="28"/>
-                <w:szCs w:val="28"/>
-              </w:rPr>
-              <w:t>V/µs</w:t>
-            </w:r>
-          </w:p>
-        </w:tc>
-        <w:tc>
-          <w:tcPr>
-            <w:tcW w:w="0" w:type="auto"/>
-          </w:tcPr>
-          <w:p>
-            <w:pPr>
-              <w:spacing w:before="120" w:line="240" w:lineRule="auto"/>
-              <w:jc w:val="center"/>
-              <w:rPr>
-                <w:rFonts w:ascii="Times New Roman" w:hAnsi="Times New Roman" w:cs="Times New Roman"/>
-                <w:sz w:val="28"/>
-                <w:szCs w:val="28"/>
-              </w:rPr>
-            </w:pPr>
-            <w:r>
-              <w:rPr>
-                <w:rFonts w:ascii="Times New Roman" w:hAnsi="Times New Roman" w:cs="Times New Roman"/>
-                <w:sz w:val="28"/>
-                <w:szCs w:val="28"/>
-              </w:rPr>
-              <w:t>2.40</w:t>
-            </w:r>
-          </w:p>
-        </w:tc>
-      </w:tr>
-      <w:tr>
-        <w:trPr>
-          <w:jc w:val="center"/>
-        </w:trPr>
-        <w:tc>
-          <w:tcPr>
-            <w:tcW w:w="0" w:type="auto"/>
-          </w:tcPr>
-          <w:p>
-            <w:pPr>
-              <w:spacing w:before="120" w:line="240" w:lineRule="auto"/>
-              <w:rPr>
-                <w:rFonts w:ascii="Times New Roman" w:hAnsi="Times New Roman" w:cs="Times New Roman"/>
-                <w:sz w:val="28"/>
-                <w:szCs w:val="28"/>
-              </w:rPr>
-            </w:pPr>
-            <w:r>
-              <w:rPr>
-                <w:rFonts w:ascii="Times New Roman" w:hAnsi="Times New Roman" w:cs="Times New Roman"/>
-                <w:sz w:val="28"/>
-                <w:szCs w:val="28"/>
-              </w:rPr>
-              <w:t>Max Output Voltage (</w:t>
-            </w:r>
-            <w:r>
-              <w:rPr>
-                <w:rFonts w:ascii="Times New Roman" w:hAnsi="Times New Roman" w:cs="Times New Roman"/>
-                <w:sz w:val="28"/>
-                <w:szCs w:val="28"/>
-                <w:vertAlign w:val="subscript"/>
-              </w:rPr>
-              <w:t>Vout, max</w:t>
-            </w:r>
-            <w:r>
-              <w:rPr>
-                <w:rFonts w:ascii="Times New Roman" w:hAnsi="Times New Roman" w:cs="Times New Roman"/>
-                <w:sz w:val="28"/>
-                <w:szCs w:val="28"/>
-              </w:rPr>
-              <w:t>)</w:t>
-            </w:r>
-          </w:p>
-        </w:tc>
-        <w:tc>
-          <w:tcPr>
-            <w:tcW w:w="0" w:type="auto"/>
-          </w:tcPr>
-          <w:p>
-            <w:pPr>
-              <w:spacing w:before="120" w:line="240" w:lineRule="auto"/>
-              <w:rPr>
-                <w:rFonts w:ascii="Times New Roman" w:hAnsi="Times New Roman" w:cs="Times New Roman"/>
-                <w:sz w:val="28"/>
-                <w:szCs w:val="28"/>
-              </w:rPr>
-            </w:pPr>
-            <w:r>
-              <w:rPr>
-                <w:rFonts w:ascii="Times New Roman" w:hAnsi="Times New Roman" w:cs="Times New Roman"/>
-                <w:sz w:val="28"/>
-                <w:szCs w:val="28"/>
-              </w:rPr>
-              <w:t>V</w:t>
-            </w:r>
-          </w:p>
-        </w:tc>
-        <w:tc>
-          <w:tcPr>
-            <w:tcW w:w="0" w:type="auto"/>
-          </w:tcPr>
-          <w:p>
-            <w:pPr>
-              <w:spacing w:before="120" w:line="240" w:lineRule="auto"/>
-              <w:jc w:val="center"/>
-              <w:rPr>
-                <w:rFonts w:ascii="Times New Roman" w:hAnsi="Times New Roman" w:cs="Times New Roman"/>
-                <w:sz w:val="28"/>
-                <w:szCs w:val="28"/>
-              </w:rPr>
-            </w:pPr>
-            <w:r>
-              <w:rPr>
-                <w:rFonts w:ascii="Times New Roman" w:hAnsi="Times New Roman" w:cs="Times New Roman"/>
-                <w:sz w:val="28"/>
-                <w:szCs w:val="28"/>
-              </w:rPr>
-              <w:t>+4.92</w:t>
-            </w:r>
-          </w:p>
-        </w:tc>
-      </w:tr>
-      <w:tr>
-        <w:trPr>
-          <w:jc w:val="center"/>
-        </w:trPr>
-        <w:tc>
-          <w:tcPr>
-            <w:tcW w:w="0" w:type="auto"/>
-          </w:tcPr>
-          <w:p>
-            <w:pPr>
-              <w:spacing w:before="120" w:line="240" w:lineRule="auto"/>
-              <w:rPr>
-                <w:rFonts w:ascii="Times New Roman" w:hAnsi="Times New Roman" w:cs="Times New Roman"/>
-                <w:sz w:val="28"/>
-                <w:szCs w:val="28"/>
-              </w:rPr>
-            </w:pPr>
-            <w:r>
-              <w:rPr>
-                <w:rFonts w:ascii="Times New Roman" w:hAnsi="Times New Roman" w:cs="Times New Roman"/>
-                <w:sz w:val="28"/>
-                <w:szCs w:val="28"/>
-              </w:rPr>
-              <w:t>M</w:t>
-            </w:r>
-            <w:r>
-              <w:rPr>
-                <w:rFonts w:ascii="Times New Roman" w:hAnsi="Times New Roman" w:cs="Times New Roman"/>
-                <w:sz w:val="28"/>
-                <w:szCs w:val="28"/>
-              </w:rPr>
-              <w:t>in</w:t>
-            </w:r>
-            <w:r>
-              <w:rPr>
-                <w:rFonts w:ascii="Times New Roman" w:hAnsi="Times New Roman" w:cs="Times New Roman"/>
-                <w:sz w:val="28"/>
-                <w:szCs w:val="28"/>
-              </w:rPr>
-              <w:t xml:space="preserve"> Output Voltage (</w:t>
-            </w:r>
-            <w:r>
-              <w:rPr>
-                <w:rFonts w:ascii="Times New Roman" w:hAnsi="Times New Roman" w:cs="Times New Roman"/>
-                <w:sz w:val="28"/>
-                <w:szCs w:val="28"/>
-                <w:vertAlign w:val="subscript"/>
-              </w:rPr>
-              <w:t>Vout, m</w:t>
-            </w:r>
-            <w:r>
-              <w:rPr>
-                <w:rFonts w:ascii="Times New Roman" w:hAnsi="Times New Roman" w:cs="Times New Roman"/>
-                <w:sz w:val="28"/>
-                <w:szCs w:val="28"/>
-                <w:vertAlign w:val="subscript"/>
-              </w:rPr>
-              <w:t>in</w:t>
-            </w:r>
-            <w:r>
-              <w:rPr>
-                <w:rFonts w:ascii="Times New Roman" w:hAnsi="Times New Roman" w:cs="Times New Roman"/>
-                <w:sz w:val="28"/>
-                <w:szCs w:val="28"/>
-              </w:rPr>
-              <w:t>)</w:t>
-            </w:r>
-          </w:p>
-        </w:tc>
-        <w:tc>
-          <w:tcPr>
-            <w:tcW w:w="0" w:type="auto"/>
-          </w:tcPr>
-          <w:p>
-            <w:pPr>
-              <w:keepNext/>
-              <w:spacing w:before="120" w:line="240" w:lineRule="auto"/>
-              <w:rPr>
-                <w:rFonts w:ascii="Times New Roman" w:hAnsi="Times New Roman" w:cs="Times New Roman"/>
-                <w:sz w:val="28"/>
-                <w:szCs w:val="28"/>
-              </w:rPr>
-            </w:pPr>
-            <w:r>
-              <w:rPr>
-                <w:rFonts w:ascii="Times New Roman" w:hAnsi="Times New Roman" w:cs="Times New Roman"/>
-                <w:sz w:val="28"/>
-                <w:szCs w:val="28"/>
-              </w:rPr>
-              <w:t>V</w:t>
-            </w:r>
-          </w:p>
-        </w:tc>
-        <w:tc>
-          <w:tcPr>
-            <w:tcW w:w="0" w:type="auto"/>
-          </w:tcPr>
-          <w:p>
-            <w:pPr>
-              <w:keepNext/>
-              <w:spacing w:before="120" w:line="240" w:lineRule="auto"/>
-              <w:jc w:val="center"/>
-              <w:rPr>
-                <w:rFonts w:ascii="Times New Roman" w:hAnsi="Times New Roman" w:cs="Times New Roman"/>
-                <w:sz w:val="28"/>
-                <w:szCs w:val="28"/>
-              </w:rPr>
-            </w:pPr>
-            <w:r>
-              <w:rPr>
-                <w:rFonts w:ascii="Times New Roman" w:hAnsi="Times New Roman" w:cs="Times New Roman"/>
-                <w:sz w:val="28"/>
-                <w:szCs w:val="28"/>
-              </w:rPr>
-              <w:t>-4.92</w:t>
-            </w:r>
-          </w:p>
-        </w:tc>
-      </w:tr>
-      <w:tr>
-        <w:trPr>
-          <w:jc w:val="center"/>
-        </w:trPr>
-        <w:tc>
-          <w:tcPr>
-            <w:tcW w:w="0" w:type="auto"/>
-          </w:tcPr>
-          <w:p>
-            <w:pPr>
-              <w:spacing w:before="120" w:line="240" w:lineRule="auto"/>
-              <w:rPr>
-                <w:rFonts w:ascii="Times New Roman" w:hAnsi="Times New Roman" w:cs="Times New Roman"/>
-                <w:sz w:val="28"/>
-                <w:szCs w:val="28"/>
-              </w:rPr>
-            </w:pPr>
-            <w:r>
-              <w:rPr>
-                <w:rFonts w:ascii="Times New Roman" w:hAnsi="Times New Roman" w:cs="Times New Roman"/>
-                <w:sz w:val="28"/>
-                <w:szCs w:val="28"/>
-              </w:rPr>
-              <w:t>Peak-to-Peak Ouput Swing (V</w:t>
-            </w:r>
-            <w:r>
-              <w:rPr>
-                <w:rFonts w:ascii="Times New Roman" w:hAnsi="Times New Roman" w:cs="Times New Roman"/>
-                <w:sz w:val="28"/>
-                <w:szCs w:val="28"/>
-                <w:vertAlign w:val="subscript"/>
-              </w:rPr>
-              <w:t>p-p</w:t>
-            </w:r>
-            <w:r>
-              <w:rPr>
-                <w:rFonts w:ascii="Times New Roman" w:hAnsi="Times New Roman" w:cs="Times New Roman"/>
-                <w:sz w:val="28"/>
-                <w:szCs w:val="28"/>
-              </w:rPr>
-              <w:t>)</w:t>
-            </w:r>
-          </w:p>
-        </w:tc>
-        <w:tc>
-          <w:tcPr>
-            <w:tcW w:w="0" w:type="auto"/>
-          </w:tcPr>
-          <w:p>
-            <w:pPr>
-              <w:keepNext/>
-              <w:spacing w:before="120" w:line="240" w:lineRule="auto"/>
-              <w:rPr>
-                <w:rFonts w:ascii="Times New Roman" w:hAnsi="Times New Roman" w:cs="Times New Roman"/>
-                <w:sz w:val="28"/>
-                <w:szCs w:val="28"/>
-              </w:rPr>
-            </w:pPr>
-            <w:r>
-              <w:rPr>
-                <w:rFonts w:ascii="Times New Roman" w:hAnsi="Times New Roman" w:cs="Times New Roman"/>
-                <w:sz w:val="28"/>
-                <w:szCs w:val="28"/>
-              </w:rPr>
-              <w:t>V</w:t>
-            </w:r>
-          </w:p>
-        </w:tc>
-        <w:tc>
-          <w:tcPr>
-            <w:tcW w:w="0" w:type="auto"/>
-          </w:tcPr>
-          <w:p>
-            <w:pPr>
-              <w:keepNext/>
-              <w:spacing w:before="120" w:line="240" w:lineRule="auto"/>
-              <w:jc w:val="center"/>
-              <w:rPr>
-                <w:rFonts w:ascii="Times New Roman" w:hAnsi="Times New Roman" w:cs="Times New Roman"/>
-                <w:sz w:val="28"/>
-                <w:szCs w:val="28"/>
-              </w:rPr>
-            </w:pPr>
-            <w:r>
-              <w:rPr>
-                <w:rFonts w:ascii="Times New Roman" w:hAnsi="Times New Roman" w:cs="Times New Roman"/>
-                <w:sz w:val="28"/>
-                <w:szCs w:val="28"/>
-              </w:rPr>
-              <w:t>9.84</w:t>
-            </w:r>
-          </w:p>
-        </w:tc>
-      </w:tr>
-      <w:tr>
-        <w:trPr>
-          <w:jc w:val="center"/>
-        </w:trPr>
-        <w:tc>
-          <w:tcPr>
-            <w:tcW w:w="0" w:type="auto"/>
-          </w:tcPr>
-          <w:p>
-            <w:pPr>
-              <w:spacing w:before="120" w:line="240" w:lineRule="auto"/>
-              <w:rPr>
-                <w:rFonts w:ascii="Times New Roman" w:hAnsi="Times New Roman" w:cs="Times New Roman"/>
-                <w:sz w:val="28"/>
-                <w:szCs w:val="28"/>
-              </w:rPr>
-            </w:pPr>
-            <w:r>
-              <w:rPr>
-                <w:rFonts w:ascii="Times New Roman" w:hAnsi="Times New Roman" w:cs="Times New Roman"/>
-                <w:sz w:val="28"/>
-                <w:szCs w:val="28"/>
-              </w:rPr>
-              <w:t xml:space="preserve">Effective </w:t>
-            </w:r>
-            <w:r>
-              <w:rPr>
-                <w:rFonts w:ascii="Times New Roman" w:hAnsi="Times New Roman" w:cs="Times New Roman"/>
-                <w:sz w:val="28"/>
-                <w:szCs w:val="28"/>
-              </w:rPr>
-              <w:t>Closed-Loop Gain (A</w:t>
-            </w:r>
-            <w:r>
-              <w:rPr>
-                <w:rFonts w:ascii="Times New Roman" w:hAnsi="Times New Roman" w:cs="Times New Roman"/>
-                <w:sz w:val="28"/>
-                <w:szCs w:val="28"/>
-                <w:vertAlign w:val="subscript"/>
-              </w:rPr>
-              <w:t>v,eff</w:t>
-            </w:r>
-            <w:r>
-              <w:rPr>
-                <w:rFonts w:ascii="Times New Roman" w:hAnsi="Times New Roman" w:cs="Times New Roman"/>
-                <w:sz w:val="28"/>
-                <w:szCs w:val="28"/>
-              </w:rPr>
-              <w:t>)</w:t>
-            </w:r>
-          </w:p>
-        </w:tc>
-        <w:tc>
-          <w:tcPr>
-            <w:tcW w:w="0" w:type="auto"/>
-          </w:tcPr>
-          <w:p>
-            <w:pPr>
-              <w:keepNext/>
-              <w:spacing w:before="120" w:line="240" w:lineRule="auto"/>
-              <w:rPr>
-                <w:rFonts w:ascii="Times New Roman" w:hAnsi="Times New Roman" w:cs="Times New Roman"/>
-                <w:sz w:val="28"/>
-                <w:szCs w:val="28"/>
-              </w:rPr>
-            </w:pPr>
-            <w:r>
-              <w:rPr>
-                <w:rFonts w:ascii="Times New Roman" w:hAnsi="Times New Roman" w:cs="Times New Roman"/>
-                <w:sz w:val="28"/>
-                <w:szCs w:val="28"/>
-              </w:rPr>
-              <w:t>V/V</w:t>
-            </w:r>
-          </w:p>
-        </w:tc>
-        <w:tc>
-          <w:tcPr>
-            <w:tcW w:w="0" w:type="auto"/>
-          </w:tcPr>
-          <w:p>
-            <w:pPr>
-              <w:keepNext/>
-              <w:spacing w:before="120" w:line="240" w:lineRule="auto"/>
-              <w:jc w:val="center"/>
-              <w:rPr>
-                <w:rFonts w:ascii="Times New Roman" w:hAnsi="Times New Roman" w:cs="Times New Roman"/>
-                <w:sz w:val="28"/>
-                <w:szCs w:val="28"/>
-              </w:rPr>
-            </w:pPr>
-            <w:r>
-              <w:rPr>
-                <w:rFonts w:ascii="Times New Roman" w:hAnsi="Times New Roman" w:cs="Times New Roman"/>
-                <w:sz w:val="28"/>
-                <w:szCs w:val="28"/>
-              </w:rPr>
-              <w:t>10.00</w:t>
-            </w:r>
-          </w:p>
-        </w:tc>
-      </w:tr>
-    </w:tbl>
-    <w:p>
-      <w:pPr>
-        <w:pStyle w:val="Caption"/>
-        <w:jc w:val="center"/>
-      </w:pPr>
-      <w:r>
-        <w:t xml:space="preserve">Table </w:t>
-      </w:r>
-      <w:r>
-        <w:fldChar w:fldCharType="begin"/>
-      </w:r>
-      <w:r>
-        <w:instrText xml:space="preserve"> SEQ Table \* ARABIC </w:instrText>
-      </w:r>
-      <w:r>
-        <w:fldChar w:fldCharType="separate"/>
-      </w:r>
-      <w:r>
-        <w:rPr>
-          <w:noProof/>
-        </w:rPr>
-        <w:t>3</w:t>
-      </w:r>
-      <w:r>
-        <w:fldChar w:fldCharType="end"/>
-      </w:r>
-      <w:r>
-        <w:t xml:space="preserve">: </w:t>
-      </w:r>
-      <w:r>
-        <w:t>All the theoretical parameters from Subsection 5.5.1 tabled</w:t>
-      </w:r>
-    </w:p>
-    <w:p>
-      <w:pPr>
-        <w:pStyle w:val="ListParagraph"/>
-        <w:numPr>
-          <w:ilvl w:val="0"/>
-          <w:numId w:val="14"/>
-        </w:numPr>
-        <w:spacing w:before="120" w:line="240" w:lineRule="auto"/>
-        <w:rPr>
-          <w:rFonts w:ascii="Times New Roman" w:hAnsi="Times New Roman" w:cs="Times New Roman"/>
-          <w:sz w:val="28"/>
-          <w:szCs w:val="28"/>
-        </w:rPr>
-      </w:pPr>
-      <w:r>
-        <w:rPr>
-          <w:rFonts w:ascii="Times New Roman" w:hAnsi="Times New Roman" w:cs="Times New Roman"/>
-          <w:sz w:val="28"/>
-          <w:szCs w:val="28"/>
-        </w:rPr>
-        <w:t>With the same voltage follower configuration, set V</w:t>
-      </w:r>
-      <w:r>
-        <w:rPr>
-          <w:rFonts w:ascii="Times New Roman" w:hAnsi="Times New Roman" w:cs="Times New Roman"/>
-          <w:sz w:val="28"/>
-          <w:szCs w:val="28"/>
-          <w:vertAlign w:val="subscript"/>
-        </w:rPr>
-        <w:t>in</w:t>
-      </w:r>
-      <w:r>
-        <w:rPr>
-          <w:rFonts w:ascii="Times New Roman" w:hAnsi="Times New Roman" w:cs="Times New Roman"/>
-          <w:sz w:val="28"/>
-          <w:szCs w:val="28"/>
-        </w:rPr>
-        <w:t xml:space="preserve"> to a 1 V amplitude pulse. Vinitial(V): 0, Von(V): 1, Tdelay(s): 0.5m, Ton(s): 10s, Ncycle: 100. Leave any remaining variables blank.  Run a transient analysis with a stop time of 1m (.tran 1m). Plot the input and output voltage from 495 us to 505 us and then find the time it takes for the output to reach 1 V; the time should be on the order of micro seconds. This is a </w:t>
-      </w:r>
-      <w:r>
-        <w:rPr>
-          <w:rFonts w:ascii="Times New Roman" w:hAnsi="Times New Roman" w:cs="Times New Roman"/>
-          <w:sz w:val="28"/>
-          <w:szCs w:val="28"/>
-        </w:rPr>
-        <w:lastRenderedPageBreak/>
-        <w:t>measure of slew rate in V/us, table the value. Save an image of the circuit and the plot of the input and output voltage for submission to canvas.</w:t>
-      </w:r>
+        <w:rPr>
+          <w:rFonts w:ascii="Times New Roman" w:hAnsi="Times New Roman" w:cs="Times New Roman"/>
+          <w:sz w:val="28"/>
+          <w:szCs w:val="28"/>
+        </w:rPr>
+      </w:pPr>
     </w:p>
     <w:p>
       <w:pPr>
         <w:keepNext/>
         <w:spacing w:before="120" w:line="240" w:lineRule="auto"/>
-        <w:ind w:left="432"/>
         <w:jc w:val="center"/>
       </w:pPr>
       <w:r>
+        <w:rPr>
+          <w:noProof/>
+        </w:rPr>
+        <w:lastRenderedPageBreak/>
         <w:drawing>
-          <wp:inline distT="0" distB="0" distL="0" distR="0" wp14:anchorId="7D1569FE" wp14:editId="1FE5C6EF">
+          <wp:inline distT="0" distB="0" distL="0" distR="0" wp14:anchorId="0CF5C391" wp14:editId="52888EFC">
             <wp:extent cx="6949440" cy="3907790"/>
             <wp:effectExtent l="0" t="0" r="3810" b="0"/>
-            <wp:docPr id="1602734918" name="Picture 1"/>
+            <wp:docPr id="182765285" name="Picture 1"/>
             <wp:cNvGraphicFramePr>
               <a:graphicFrameLocks xmlns:a="http://schemas.openxmlformats.org/drawingml/2006/main" noChangeAspect="1"/>
             </wp:cNvGraphicFramePr>
@@ -5216,11 +5168,11 @@
               <a:graphicData uri="http://schemas.openxmlformats.org/drawingml/2006/picture">
                 <pic:pic xmlns:pic="http://schemas.openxmlformats.org/drawingml/2006/picture">
                   <pic:nvPicPr>
-                    <pic:cNvPr id="1602734918" name=""/>
+                    <pic:cNvPr id="182765285" name=""/>
                     <pic:cNvPicPr/>
                   </pic:nvPicPr>
                   <pic:blipFill>
-                    <a:blip r:embed="rId16"/>
+                    <a:blip r:embed="rId19"/>
                     <a:stretch>
                       <a:fillRect/>
                     </a:stretch>
@@ -5254,123 +5206,60 @@
       <w:r>
         <w:t xml:space="preserve">Screenshot </w:t>
       </w:r>
-      <w:r>
-        <w:fldChar w:fldCharType="begin"/>
-      </w:r>
-      <w:r>
-        <w:instrText xml:space="preserve"> SEQ Screenshot \* ARABIC </w:instrText>
-      </w:r>
-      <w:r>
-        <w:fldChar w:fldCharType="separate"/>
-      </w:r>
-      <w:r>
-        <w:rPr>
-          <w:noProof/>
-        </w:rPr>
-        <w:t>1</w:t>
-      </w:r>
-      <w:r>
-        <w:fldChar w:fldCharType="end"/>
-      </w:r>
+      <w:fldSimple w:instr=" SEQ Screenshot \* ARABIC ">
+        <w:r>
+          <w:rPr>
+            <w:noProof/>
+          </w:rPr>
+          <w:t>4</w:t>
+        </w:r>
+      </w:fldSimple>
       <w:r>
         <w:t xml:space="preserve">: </w:t>
       </w:r>
       <w:r>
-        <w:t xml:space="preserve">With the same voltage follower configuration, set Vin to a 1 V amplitude pulse. Vinitial(V): 0, Von(V): 1, Tdelay(s): 0.5m, Ton(s): 10s, Ncycle: 100. Leave any remaining variables blank. </w:t>
-      </w:r>
-    </w:p>
-    <w:p>
-      <w:pPr>
-        <w:pStyle w:val="ListParagraph"/>
+        <w:t xml:space="preserve">Using the same inverting configuration, set Vin to a 0.1 V DC source and run a transient analysis with a stop time of 1m (.tran 1m). Plot −V (vout)/V (vin), this is a measure of the effective gain, table the result. Save an image of the circuit and the plot of effective gain for submission to canvas. </w:t>
+      </w:r>
+    </w:p>
+    <w:p>
+      <w:pPr>
+        <w:pStyle w:val="Heading3"/>
         <w:numPr>
-          <w:ilvl w:val="0"/>
-          <w:numId w:val="14"/>
+          <w:ilvl w:val="2"/>
+          <w:numId w:val="9"/>
         </w:numPr>
-        <w:spacing w:before="120" w:line="240" w:lineRule="auto"/>
-        <w:rPr>
-          <w:rFonts w:ascii="Times New Roman" w:hAnsi="Times New Roman" w:cs="Times New Roman"/>
-          <w:sz w:val="28"/>
-          <w:szCs w:val="28"/>
-        </w:rPr>
-      </w:pPr>
-      <w:r>
-        <w:rPr>
-          <w:rFonts w:ascii="Times New Roman" w:hAnsi="Times New Roman" w:cs="Times New Roman"/>
-          <w:sz w:val="28"/>
-          <w:szCs w:val="28"/>
-        </w:rPr>
-        <w:t>Configure an inverting amplifier, Figure 5.2 (a), with a gain of 10 by setting R</w:t>
-      </w:r>
-      <w:r>
-        <w:rPr>
-          <w:rFonts w:ascii="Times New Roman" w:hAnsi="Times New Roman" w:cs="Times New Roman"/>
-          <w:sz w:val="28"/>
-          <w:szCs w:val="28"/>
-          <w:vertAlign w:val="subscript"/>
-        </w:rPr>
-        <w:t>2</w:t>
-      </w:r>
-      <w:r>
-        <w:rPr>
-          <w:rFonts w:ascii="Times New Roman" w:hAnsi="Times New Roman" w:cs="Times New Roman"/>
-          <w:sz w:val="28"/>
-          <w:szCs w:val="28"/>
-        </w:rPr>
-        <w:t xml:space="preserve"> = 10k and R</w:t>
-      </w:r>
-      <w:r>
-        <w:rPr>
-          <w:rFonts w:ascii="Times New Roman" w:hAnsi="Times New Roman" w:cs="Times New Roman"/>
-          <w:sz w:val="28"/>
-          <w:szCs w:val="28"/>
-          <w:vertAlign w:val="subscript"/>
-        </w:rPr>
-        <w:t>1</w:t>
-      </w:r>
-      <w:r>
-        <w:rPr>
-          <w:rFonts w:ascii="Times New Roman" w:hAnsi="Times New Roman" w:cs="Times New Roman"/>
-          <w:sz w:val="28"/>
-          <w:szCs w:val="28"/>
-        </w:rPr>
-        <w:t xml:space="preserve"> = 1k. Set the input voltage to a sine wave with the following parameters, DC offset(V): 0, Amp(V): 1, Freq(Hz): 1k, and the remaining variables blank.  </w:t>
-      </w:r>
-    </w:p>
-    <w:p>
-      <w:pPr>
-        <w:pStyle w:val="ListParagraph"/>
-        <w:spacing w:before="120" w:line="240" w:lineRule="auto"/>
-        <w:ind w:left="792"/>
-        <w:rPr>
-          <w:rFonts w:ascii="Times New Roman" w:hAnsi="Times New Roman" w:cs="Times New Roman"/>
-          <w:sz w:val="28"/>
-          <w:szCs w:val="28"/>
-        </w:rPr>
-      </w:pPr>
-      <w:r>
-        <w:rPr>
-          <w:rFonts w:ascii="Times New Roman" w:hAnsi="Times New Roman" w:cs="Times New Roman"/>
-          <w:sz w:val="28"/>
-          <w:szCs w:val="28"/>
-        </w:rPr>
-        <w:t>Run a transient analysis with a stop time of 1m (.tran 1m). Plot the input and output voltage and record the max and min values of V</w:t>
-      </w:r>
-      <w:r>
-        <w:rPr>
-          <w:rFonts w:ascii="Times New Roman" w:hAnsi="Times New Roman" w:cs="Times New Roman"/>
-          <w:sz w:val="28"/>
-          <w:szCs w:val="28"/>
-          <w:vertAlign w:val="subscript"/>
-        </w:rPr>
-        <w:t>out</w:t>
-      </w:r>
-      <w:r>
-        <w:rPr>
-          <w:rFonts w:ascii="Times New Roman" w:hAnsi="Times New Roman" w:cs="Times New Roman"/>
-          <w:sz w:val="28"/>
-          <w:szCs w:val="28"/>
-        </w:rPr>
-        <w:t>, this is a measure of the maximum output swing, table the value. Save an image of the circuit and the plot of the input and output voltage for submission to canvas.</w:t>
+        <w:spacing w:before="120"/>
+        <w:ind w:left="1152"/>
+        <w:rPr>
+          <w:rFonts w:ascii="Times New Roman" w:hAnsi="Times New Roman" w:cs="Times New Roman"/>
+          <w:b/>
+          <w:bCs/>
+          <w:w w:val="105"/>
+          <w:sz w:val="34"/>
+          <w:szCs w:val="34"/>
+        </w:rPr>
+      </w:pPr>
+      <w:r>
+        <w:rPr>
+          <w:rFonts w:ascii="Times New Roman" w:hAnsi="Times New Roman" w:cs="Times New Roman"/>
+          <w:b/>
+          <w:bCs/>
+          <w:w w:val="105"/>
+          <w:sz w:val="34"/>
+          <w:szCs w:val="34"/>
+        </w:rPr>
+        <w:t xml:space="preserve"> </w:t>
+      </w:r>
+      <w:r>
+        <w:rPr>
+          <w:rFonts w:ascii="Times New Roman" w:hAnsi="Times New Roman" w:cs="Times New Roman"/>
+          <w:b/>
+          <w:bCs/>
+          <w:w w:val="105"/>
+          <w:sz w:val="34"/>
+          <w:szCs w:val="34"/>
+        </w:rPr>
+        <w:t>Op Amp Construction</w:t>
       </w:r>
     </w:p>
     <w:p>
@@ -5380,12 +5269,17 @@
         <w:jc w:val="center"/>
       </w:pPr>
       <w:r>
-        <w:lastRenderedPageBreak/>
+        <w:rPr>
+          <w:rFonts w:ascii="Times New Roman" w:hAnsi="Times New Roman" w:cs="Times New Roman"/>
+          <w:noProof/>
+          <w:sz w:val="28"/>
+          <w:szCs w:val="28"/>
+        </w:rPr>
         <w:drawing>
-          <wp:inline distT="0" distB="0" distL="0" distR="0" wp14:anchorId="51D91FD0" wp14:editId="59E93E24">
-            <wp:extent cx="6949440" cy="3907790"/>
-            <wp:effectExtent l="0" t="0" r="3810" b="0"/>
-            <wp:docPr id="1001369499" name="Picture 1"/>
+          <wp:inline distT="0" distB="0" distL="0" distR="0" wp14:anchorId="308FA522" wp14:editId="470831F3">
+            <wp:extent cx="6949440" cy="2685415"/>
+            <wp:effectExtent l="0" t="0" r="3810" b="635"/>
+            <wp:docPr id="898356099" name="Picture 1"/>
             <wp:cNvGraphicFramePr>
               <a:graphicFrameLocks xmlns:a="http://schemas.openxmlformats.org/drawingml/2006/main" noChangeAspect="1"/>
             </wp:cNvGraphicFramePr>
@@ -5393,11 +5287,161 @@
               <a:graphicData uri="http://schemas.openxmlformats.org/drawingml/2006/picture">
                 <pic:pic xmlns:pic="http://schemas.openxmlformats.org/drawingml/2006/picture">
                   <pic:nvPicPr>
-                    <pic:cNvPr id="1001369499" name=""/>
+                    <pic:cNvPr id="898356099" name=""/>
                     <pic:cNvPicPr/>
                   </pic:nvPicPr>
                   <pic:blipFill>
-                    <a:blip r:embed="rId17"/>
+                    <a:blip r:embed="rId20"/>
+                    <a:stretch>
+                      <a:fillRect/>
+                    </a:stretch>
+                  </pic:blipFill>
+                  <pic:spPr>
+                    <a:xfrm>
+                      <a:off x="0" y="0"/>
+                      <a:ext cx="6949440" cy="2685415"/>
+                    </a:xfrm>
+                    <a:prstGeom prst="rect">
+                      <a:avLst/>
+                    </a:prstGeom>
+                  </pic:spPr>
+                </pic:pic>
+              </a:graphicData>
+            </a:graphic>
+          </wp:inline>
+        </w:drawing>
+      </w:r>
+    </w:p>
+    <w:p>
+      <w:pPr>
+        <w:pStyle w:val="Caption"/>
+        <w:jc w:val="center"/>
+        <w:rPr>
+          <w:rFonts w:ascii="Times New Roman" w:hAnsi="Times New Roman" w:cs="Times New Roman"/>
+          <w:sz w:val="28"/>
+          <w:szCs w:val="28"/>
+        </w:rPr>
+      </w:pPr>
+      <w:r>
+        <w:t xml:space="preserve">Figure </w:t>
+      </w:r>
+      <w:fldSimple w:instr=" SEQ Figure \* ARABIC ">
+        <w:r>
+          <w:rPr>
+            <w:noProof/>
+          </w:rPr>
+          <w:t>6</w:t>
+        </w:r>
+      </w:fldSimple>
+      <w:r>
+        <w:t xml:space="preserve">: </w:t>
+      </w:r>
+      <w:r>
+        <w:t>Schematic for the demo circuit, a voltage follower followed by an inverting amplifier with a gain of 10 (a) and the resulting output (b)</w:t>
+      </w:r>
+    </w:p>
+    <w:p>
+      <w:pPr>
+        <w:pStyle w:val="ListParagraph"/>
+        <w:numPr>
+          <w:ilvl w:val="0"/>
+          <w:numId w:val="16"/>
+        </w:numPr>
+        <w:spacing w:before="120" w:line="240" w:lineRule="auto"/>
+        <w:rPr>
+          <w:rFonts w:ascii="Times New Roman" w:hAnsi="Times New Roman" w:cs="Times New Roman"/>
+          <w:sz w:val="28"/>
+          <w:szCs w:val="28"/>
+        </w:rPr>
+      </w:pPr>
+      <w:r>
+        <w:rPr>
+          <w:rFonts w:ascii="Times New Roman" w:hAnsi="Times New Roman" w:cs="Times New Roman"/>
+          <w:sz w:val="28"/>
+          <w:szCs w:val="28"/>
+        </w:rPr>
+        <w:t xml:space="preserve">Using only one of the TLV272 op amp in your lab parts kit, build the circuit in Figure 5.6 (a) on a breadboard. Set the voltage supplies to ± 5 V and scope channel 1 to Vin and </w:t>
+      </w:r>
+      <w:r>
+        <w:rPr>
+          <w:rFonts w:ascii="Times New Roman" w:hAnsi="Times New Roman" w:cs="Times New Roman"/>
+          <w:sz w:val="28"/>
+          <w:szCs w:val="28"/>
+        </w:rPr>
+        <w:lastRenderedPageBreak/>
+        <w:t>scope channel 2 to Vout. Configure the Wavegen to supply a 1 kHz sine wave with a 0.1 V amplitude. Your waveform should look like Figure 5.6 (b).</w:t>
+      </w:r>
+    </w:p>
+    <w:p>
+      <w:pPr>
+        <w:pStyle w:val="ListParagraph"/>
+        <w:spacing w:before="120" w:line="240" w:lineRule="auto"/>
+        <w:ind w:left="792"/>
+        <w:rPr>
+          <w:rFonts w:ascii="Times New Roman" w:hAnsi="Times New Roman" w:cs="Times New Roman"/>
+          <w:sz w:val="28"/>
+          <w:szCs w:val="28"/>
+        </w:rPr>
+      </w:pPr>
+      <w:r>
+        <w:rPr>
+          <w:rFonts w:ascii="Times New Roman" w:hAnsi="Times New Roman" w:cs="Times New Roman"/>
+          <w:sz w:val="28"/>
+          <w:szCs w:val="28"/>
+        </w:rPr>
+        <w:t xml:space="preserve">The demo circuit in Figure 5.6 consists of a voltage follower and an inverting amplifier with a gain of -10. The voltage follower ensures high input impedance and low output impedance, preventing loading while maintaining Vout = Vin.  </w:t>
+      </w:r>
+    </w:p>
+    <w:p>
+      <w:pPr>
+        <w:pStyle w:val="ListParagraph"/>
+        <w:spacing w:before="120" w:line="240" w:lineRule="auto"/>
+        <w:ind w:left="792"/>
+        <w:rPr>
+          <w:rFonts w:ascii="Times New Roman" w:hAnsi="Times New Roman" w:cs="Times New Roman"/>
+          <w:sz w:val="28"/>
+          <w:szCs w:val="28"/>
+        </w:rPr>
+      </w:pPr>
+      <w:r>
+        <w:rPr>
+          <w:rFonts w:ascii="Times New Roman" w:hAnsi="Times New Roman" w:cs="Times New Roman"/>
+          <w:sz w:val="28"/>
+          <w:szCs w:val="28"/>
+        </w:rPr>
+        <w:t xml:space="preserve">This buffered signal then feeds into the inverting amplifier, where the gain is set by Vout = -10Vin, resulting in an amplified and inverted output. As shown in Figure 5.6 (b), a sinusoidal input produces a larger, inverted sinusoid. </w:t>
+      </w:r>
+    </w:p>
+    <w:p>
+      <w:pPr>
+        <w:keepNext/>
+        <w:spacing w:before="120" w:line="240" w:lineRule="auto"/>
+        <w:jc w:val="center"/>
+      </w:pPr>
+      <w:r>
+        <w:rPr>
+          <w:rFonts w:ascii="Times New Roman" w:hAnsi="Times New Roman" w:cs="Times New Roman"/>
+          <w:noProof/>
+          <w:sz w:val="28"/>
+          <w:szCs w:val="28"/>
+        </w:rPr>
+        <w:drawing>
+          <wp:inline distT="0" distB="0" distL="0" distR="0" wp14:anchorId="063AED43" wp14:editId="6404615D">
+            <wp:extent cx="6949440" cy="3907790"/>
+            <wp:effectExtent l="0" t="0" r="3810" b="0"/>
+            <wp:docPr id="2135783923" name="Picture 1"/>
+            <wp:cNvGraphicFramePr>
+              <a:graphicFrameLocks xmlns:a="http://schemas.openxmlformats.org/drawingml/2006/main" noChangeAspect="1"/>
+            </wp:cNvGraphicFramePr>
+            <a:graphic xmlns:a="http://schemas.openxmlformats.org/drawingml/2006/main">
+              <a:graphicData uri="http://schemas.openxmlformats.org/drawingml/2006/picture">
+                <pic:pic xmlns:pic="http://schemas.openxmlformats.org/drawingml/2006/picture">
+                  <pic:nvPicPr>
+                    <pic:cNvPr id="2135783923" name=""/>
+                    <pic:cNvPicPr/>
+                  </pic:nvPicPr>
+                  <pic:blipFill>
+                    <a:blip r:embed="rId21"/>
                     <a:stretch>
                       <a:fillRect/>
                     </a:stretch>
@@ -5426,29 +5470,97 @@
       <w:r>
         <w:t xml:space="preserve">Screenshot </w:t>
       </w:r>
-      <w:r>
-        <w:fldChar w:fldCharType="begin"/>
-      </w:r>
-      <w:r>
-        <w:instrText xml:space="preserve"> SEQ Screenshot \* ARABIC </w:instrText>
-      </w:r>
-      <w:r>
-        <w:fldChar w:fldCharType="separate"/>
-      </w:r>
-      <w:r>
-        <w:rPr>
-          <w:noProof/>
-        </w:rPr>
-        <w:t>2</w:t>
-      </w:r>
-      <w:r>
-        <w:fldChar w:fldCharType="end"/>
-      </w:r>
-      <w:r>
-        <w:t xml:space="preserve">: </w:t>
-      </w:r>
-      <w:r>
-        <w:t>Configure an inverting amplifier, Figure 5.2 (a), with a gain of 10 by setting R2 = 10k and R1 = 1k. Set the input voltage to a sine wave with the following parameters, DC offset(V): 0, Amp(V): 1, Freq(Hz): 1k, and the remaining variables blank.</w:t>
+      <w:fldSimple w:instr=" SEQ Screenshot \* ARABIC ">
+        <w:r>
+          <w:rPr>
+            <w:noProof/>
+          </w:rPr>
+          <w:t>5</w:t>
+        </w:r>
+      </w:fldSimple>
+      <w:r>
+        <w:rPr>
+          <w:rFonts w:cstheme="minorHAnsi"/>
+        </w:rPr>
+        <w:t>:</w:t>
+      </w:r>
+      <w:r>
+        <w:rPr>
+          <w:rFonts w:cstheme="minorHAnsi"/>
+        </w:rPr>
+        <w:t xml:space="preserve"> </w:t>
+      </w:r>
+      <w:r>
+        <w:rPr>
+          <w:rFonts w:cstheme="minorHAnsi"/>
+        </w:rPr>
+        <w:t>V</w:t>
+      </w:r>
+      <w:r>
+        <w:rPr>
+          <w:rFonts w:cstheme="minorHAnsi"/>
+        </w:rPr>
+        <w:t>oltage supplies to ± 5 V and scope channel 1 to Vin and scope channel 2 to Vout. Configure the Wavegen to supply a 1 kHz sine wave with a 0.1 V amplitude.</w:t>
+      </w:r>
+    </w:p>
+    <w:p>
+      <w:pPr>
+        <w:pStyle w:val="Heading3"/>
+        <w:numPr>
+          <w:ilvl w:val="2"/>
+          <w:numId w:val="9"/>
+        </w:numPr>
+        <w:spacing w:before="120"/>
+        <w:ind w:left="1152"/>
+        <w:rPr>
+          <w:rFonts w:ascii="Times New Roman" w:hAnsi="Times New Roman" w:cs="Times New Roman"/>
+          <w:b/>
+          <w:bCs/>
+          <w:w w:val="105"/>
+          <w:sz w:val="34"/>
+          <w:szCs w:val="34"/>
+        </w:rPr>
+      </w:pPr>
+      <w:r>
+        <w:rPr>
+          <w:rFonts w:ascii="Times New Roman" w:hAnsi="Times New Roman" w:cs="Times New Roman"/>
+          <w:b/>
+          <w:bCs/>
+          <w:w w:val="105"/>
+          <w:sz w:val="34"/>
+          <w:szCs w:val="34"/>
+        </w:rPr>
+        <w:t xml:space="preserve"> </w:t>
+      </w:r>
+      <w:r>
+        <w:rPr>
+          <w:rFonts w:ascii="Times New Roman" w:hAnsi="Times New Roman" w:cs="Times New Roman"/>
+          <w:b/>
+          <w:bCs/>
+          <w:w w:val="105"/>
+          <w:sz w:val="34"/>
+          <w:szCs w:val="34"/>
+        </w:rPr>
+        <w:t>Pre-lab Checklist</w:t>
+      </w:r>
+    </w:p>
+    <w:p>
+      <w:pPr>
+        <w:spacing w:before="120" w:line="240" w:lineRule="auto"/>
+        <w:ind w:firstLine="432"/>
+        <w:rPr>
+          <w:rFonts w:ascii="Times New Roman" w:hAnsi="Times New Roman" w:cs="Times New Roman"/>
+          <w:sz w:val="28"/>
+          <w:szCs w:val="28"/>
+        </w:rPr>
+      </w:pPr>
+      <w:r>
+        <w:rPr>
+          <w:rFonts w:ascii="Times New Roman" w:hAnsi="Times New Roman" w:cs="Times New Roman"/>
+          <w:sz w:val="28"/>
+          <w:szCs w:val="28"/>
+        </w:rPr>
+        <w:t>The following must be completed at the start of lab.</w:t>
       </w:r>
     </w:p>
     <w:p>
@@ -5456,7 +5568,7 @@
         <w:pStyle w:val="ListParagraph"/>
         <w:numPr>
           <w:ilvl w:val="0"/>
-          <w:numId w:val="14"/>
+          <w:numId w:val="15"/>
         </w:numPr>
         <w:spacing w:before="120" w:line="240" w:lineRule="auto"/>
         <w:rPr>
@@ -5471,39 +5583,524 @@
           <w:sz w:val="28"/>
           <w:szCs w:val="28"/>
         </w:rPr>
-        <w:t>Using the same inverting configuration, set V</w:t>
-      </w:r>
-      <w:r>
-        <w:rPr>
-          <w:rFonts w:ascii="Times New Roman" w:hAnsi="Times New Roman" w:cs="Times New Roman"/>
-          <w:sz w:val="28"/>
-          <w:szCs w:val="28"/>
-          <w:vertAlign w:val="subscript"/>
-        </w:rPr>
-        <w:t>in</w:t>
-      </w:r>
-      <w:r>
-        <w:rPr>
-          <w:rFonts w:ascii="Times New Roman" w:hAnsi="Times New Roman" w:cs="Times New Roman"/>
-          <w:sz w:val="28"/>
-          <w:szCs w:val="28"/>
-        </w:rPr>
-        <w:t xml:space="preserve"> to a 0.1 V DC source and run a transient analysis with a stop time of 1m (.tran 1m). Plot −V (vout)/V (vin), this is a measure of the effective gain, table the result. Save an image of the circuit and the plot of effective gain for submission to canvas. </w:t>
-      </w:r>
+        <w:t>All the theoretical parameters from Subsection 5.5.1 tabled:</w:t>
+      </w:r>
+    </w:p>
+    <w:p>
+      <w:pPr>
+        <w:pStyle w:val="ListParagraph"/>
+        <w:numPr>
+          <w:ilvl w:val="1"/>
+          <w:numId w:val="15"/>
+        </w:numPr>
+        <w:spacing w:before="120" w:line="240" w:lineRule="auto"/>
+        <w:rPr>
+          <w:rFonts w:ascii="Times New Roman" w:hAnsi="Times New Roman" w:cs="Times New Roman"/>
+          <w:sz w:val="28"/>
+          <w:szCs w:val="28"/>
+        </w:rPr>
+      </w:pPr>
+      <w:r>
+        <w:rPr>
+          <w:rFonts w:ascii="Times New Roman" w:hAnsi="Times New Roman" w:cs="Times New Roman"/>
+          <w:sz w:val="28"/>
+          <w:szCs w:val="28"/>
+        </w:rPr>
+        <w:t>Offset voltage.</w:t>
+      </w:r>
+    </w:p>
+    <w:p>
+      <w:pPr>
+        <w:pStyle w:val="ListParagraph"/>
+        <w:numPr>
+          <w:ilvl w:val="1"/>
+          <w:numId w:val="15"/>
+        </w:numPr>
+        <w:spacing w:before="120" w:line="240" w:lineRule="auto"/>
+        <w:rPr>
+          <w:rFonts w:ascii="Times New Roman" w:hAnsi="Times New Roman" w:cs="Times New Roman"/>
+          <w:sz w:val="28"/>
+          <w:szCs w:val="28"/>
+        </w:rPr>
+      </w:pPr>
+      <w:r>
+        <w:rPr>
+          <w:rFonts w:ascii="Times New Roman" w:hAnsi="Times New Roman" w:cs="Times New Roman"/>
+          <w:sz w:val="28"/>
+          <w:szCs w:val="28"/>
+        </w:rPr>
+        <w:t>Slew rate.</w:t>
+      </w:r>
+    </w:p>
+    <w:p>
+      <w:pPr>
+        <w:pStyle w:val="ListParagraph"/>
+        <w:numPr>
+          <w:ilvl w:val="1"/>
+          <w:numId w:val="15"/>
+        </w:numPr>
+        <w:spacing w:before="120" w:line="240" w:lineRule="auto"/>
+        <w:rPr>
+          <w:rFonts w:ascii="Times New Roman" w:hAnsi="Times New Roman" w:cs="Times New Roman"/>
+          <w:sz w:val="28"/>
+          <w:szCs w:val="28"/>
+        </w:rPr>
+      </w:pPr>
+      <w:r>
+        <w:rPr>
+          <w:rFonts w:ascii="Times New Roman" w:hAnsi="Times New Roman" w:cs="Times New Roman"/>
+          <w:sz w:val="28"/>
+          <w:szCs w:val="28"/>
+        </w:rPr>
+        <w:t>Maximum output swing (min and max output voltages).</w:t>
+      </w:r>
+    </w:p>
+    <w:p>
+      <w:pPr>
+        <w:pStyle w:val="ListParagraph"/>
+        <w:numPr>
+          <w:ilvl w:val="1"/>
+          <w:numId w:val="15"/>
+        </w:numPr>
+        <w:spacing w:before="120" w:line="240" w:lineRule="auto"/>
+        <w:rPr>
+          <w:rFonts w:ascii="Times New Roman" w:hAnsi="Times New Roman" w:cs="Times New Roman"/>
+          <w:sz w:val="28"/>
+          <w:szCs w:val="28"/>
+        </w:rPr>
+      </w:pPr>
+      <w:r>
+        <w:rPr>
+          <w:rFonts w:ascii="Times New Roman" w:hAnsi="Times New Roman" w:cs="Times New Roman"/>
+          <w:sz w:val="28"/>
+          <w:szCs w:val="28"/>
+        </w:rPr>
+        <w:t>Effective gain.</w:t>
+      </w:r>
+    </w:p>
+    <w:p>
+      <w:pPr>
+        <w:pStyle w:val="ListParagraph"/>
+        <w:numPr>
+          <w:ilvl w:val="0"/>
+          <w:numId w:val="15"/>
+        </w:numPr>
+        <w:spacing w:before="120" w:line="240" w:lineRule="auto"/>
+        <w:rPr>
+          <w:rFonts w:ascii="Times New Roman" w:hAnsi="Times New Roman" w:cs="Times New Roman"/>
+          <w:sz w:val="28"/>
+          <w:szCs w:val="28"/>
+        </w:rPr>
+      </w:pPr>
+      <w:r>
+        <w:rPr>
+          <w:rFonts w:ascii="Times New Roman" w:hAnsi="Times New Roman" w:cs="Times New Roman"/>
+          <w:sz w:val="28"/>
+          <w:szCs w:val="28"/>
+        </w:rPr>
+        <w:t>Images of the output and circuits from Subsection 5.5.1 tabled:</w:t>
+      </w:r>
+    </w:p>
+    <w:p>
+      <w:pPr>
+        <w:pStyle w:val="ListParagraph"/>
+        <w:numPr>
+          <w:ilvl w:val="1"/>
+          <w:numId w:val="15"/>
+        </w:numPr>
+        <w:spacing w:before="120" w:line="240" w:lineRule="auto"/>
+        <w:rPr>
+          <w:rFonts w:ascii="Times New Roman" w:hAnsi="Times New Roman" w:cs="Times New Roman"/>
+          <w:sz w:val="28"/>
+          <w:szCs w:val="28"/>
+        </w:rPr>
+      </w:pPr>
+      <w:r>
+        <w:rPr>
+          <w:rFonts w:ascii="Times New Roman" w:hAnsi="Times New Roman" w:cs="Times New Roman"/>
+          <w:sz w:val="28"/>
+          <w:szCs w:val="28"/>
+        </w:rPr>
+        <w:t>Item 5: Image of the circuit and the plot of the input and output voltage.</w:t>
+      </w:r>
+    </w:p>
+    <w:p>
+      <w:pPr>
+        <w:pStyle w:val="ListParagraph"/>
+        <w:numPr>
+          <w:ilvl w:val="1"/>
+          <w:numId w:val="15"/>
+        </w:numPr>
+        <w:spacing w:before="120" w:line="240" w:lineRule="auto"/>
+        <w:rPr>
+          <w:rFonts w:ascii="Times New Roman" w:hAnsi="Times New Roman" w:cs="Times New Roman"/>
+          <w:sz w:val="28"/>
+          <w:szCs w:val="28"/>
+        </w:rPr>
+      </w:pPr>
+      <w:r>
+        <w:rPr>
+          <w:rFonts w:ascii="Times New Roman" w:hAnsi="Times New Roman" w:cs="Times New Roman"/>
+          <w:sz w:val="28"/>
+          <w:szCs w:val="28"/>
+        </w:rPr>
+        <w:t>Item 6: Image of the circuit and the plot of the input and output voltage.</w:t>
+      </w:r>
+    </w:p>
+    <w:p>
+      <w:pPr>
+        <w:pStyle w:val="ListParagraph"/>
+        <w:numPr>
+          <w:ilvl w:val="1"/>
+          <w:numId w:val="15"/>
+        </w:numPr>
+        <w:spacing w:before="120" w:line="240" w:lineRule="auto"/>
+        <w:rPr>
+          <w:rFonts w:ascii="Times New Roman" w:hAnsi="Times New Roman" w:cs="Times New Roman"/>
+          <w:sz w:val="28"/>
+          <w:szCs w:val="28"/>
+        </w:rPr>
+      </w:pPr>
+      <w:r>
+        <w:rPr>
+          <w:rFonts w:ascii="Times New Roman" w:hAnsi="Times New Roman" w:cs="Times New Roman"/>
+          <w:sz w:val="28"/>
+          <w:szCs w:val="28"/>
+        </w:rPr>
+        <w:t>Item 7: Image of the circuit and the plot of effective gain.</w:t>
+      </w:r>
+    </w:p>
+    <w:p>
+      <w:pPr>
+        <w:pStyle w:val="ListParagraph"/>
+        <w:numPr>
+          <w:ilvl w:val="0"/>
+          <w:numId w:val="15"/>
+        </w:numPr>
+        <w:spacing w:before="120" w:line="240" w:lineRule="auto"/>
+        <w:rPr>
+          <w:rFonts w:ascii="Times New Roman" w:hAnsi="Times New Roman" w:cs="Times New Roman"/>
+          <w:sz w:val="28"/>
+          <w:szCs w:val="28"/>
+        </w:rPr>
+      </w:pPr>
+      <w:r>
+        <w:rPr>
+          <w:rFonts w:ascii="Times New Roman" w:hAnsi="Times New Roman" w:cs="Times New Roman"/>
+          <w:sz w:val="28"/>
+          <w:szCs w:val="28"/>
+        </w:rPr>
+        <w:lastRenderedPageBreak/>
+        <w:t xml:space="preserve">Op amp configurations from Subsection 5.5.2 built on a breadboard and working. </w:t>
+      </w:r>
+    </w:p>
+    <w:p>
+      <w:pPr>
+        <w:pStyle w:val="Heading3"/>
+        <w:numPr>
+          <w:ilvl w:val="1"/>
+          <w:numId w:val="9"/>
+        </w:numPr>
+        <w:spacing w:before="120"/>
+        <w:rPr>
+          <w:rFonts w:ascii="Times New Roman" w:hAnsi="Times New Roman" w:cs="Times New Roman"/>
+          <w:b/>
+          <w:bCs/>
+          <w:w w:val="105"/>
+          <w:sz w:val="34"/>
+          <w:szCs w:val="34"/>
+        </w:rPr>
+      </w:pPr>
+      <w:r>
+        <w:rPr>
+          <w:rFonts w:ascii="Times New Roman" w:hAnsi="Times New Roman" w:cs="Times New Roman"/>
+          <w:b/>
+          <w:bCs/>
+          <w:w w:val="105"/>
+          <w:sz w:val="34"/>
+          <w:szCs w:val="34"/>
+        </w:rPr>
+        <w:t>In-Lab Requirements</w:t>
+      </w:r>
+    </w:p>
+    <w:p>
+      <w:pPr>
+        <w:spacing w:before="120" w:line="240" w:lineRule="auto"/>
+        <w:rPr>
+          <w:rFonts w:ascii="Times New Roman" w:hAnsi="Times New Roman" w:cs="Times New Roman"/>
+          <w:sz w:val="28"/>
+          <w:szCs w:val="28"/>
+          <w:highlight w:val="yellow"/>
+        </w:rPr>
+      </w:pPr>
+      <w:r>
+        <w:rPr>
+          <w:rFonts w:ascii="Times New Roman" w:hAnsi="Times New Roman" w:cs="Times New Roman"/>
+          <w:sz w:val="28"/>
+          <w:szCs w:val="28"/>
+        </w:rPr>
+        <w:t xml:space="preserve">Complete the following during lab. </w:t>
+      </w:r>
+    </w:p>
+    <w:p>
+      <w:pPr>
+        <w:pStyle w:val="Heading3"/>
+        <w:numPr>
+          <w:ilvl w:val="2"/>
+          <w:numId w:val="9"/>
+        </w:numPr>
+        <w:spacing w:before="120"/>
+        <w:ind w:left="1152"/>
+        <w:rPr>
+          <w:rFonts w:ascii="Times New Roman" w:hAnsi="Times New Roman" w:cs="Times New Roman"/>
+          <w:b/>
+          <w:bCs/>
+          <w:w w:val="105"/>
+          <w:sz w:val="34"/>
+          <w:szCs w:val="34"/>
+        </w:rPr>
+      </w:pPr>
+      <w:r>
+        <w:rPr>
+          <w:rFonts w:ascii="Times New Roman" w:hAnsi="Times New Roman" w:cs="Times New Roman"/>
+          <w:b/>
+          <w:bCs/>
+          <w:w w:val="105"/>
+          <w:sz w:val="34"/>
+          <w:szCs w:val="34"/>
+        </w:rPr>
+        <w:t xml:space="preserve"> </w:t>
+      </w:r>
+      <w:r>
+        <w:rPr>
+          <w:rFonts w:ascii="Times New Roman" w:hAnsi="Times New Roman" w:cs="Times New Roman"/>
+          <w:b/>
+          <w:bCs/>
+          <w:w w:val="105"/>
+          <w:sz w:val="34"/>
+          <w:szCs w:val="34"/>
+        </w:rPr>
+        <w:t xml:space="preserve">Experimental Op Amp Measurements </w:t>
+      </w:r>
+    </w:p>
+    <w:p>
+      <w:pPr>
+        <w:spacing w:before="120" w:line="240" w:lineRule="auto"/>
+        <w:ind w:firstLine="432"/>
+        <w:rPr>
+          <w:rFonts w:ascii="Times New Roman" w:hAnsi="Times New Roman" w:cs="Times New Roman"/>
+          <w:sz w:val="28"/>
+          <w:szCs w:val="28"/>
+        </w:rPr>
+      </w:pPr>
+      <w:r>
+        <w:rPr>
+          <w:rFonts w:ascii="Times New Roman" w:hAnsi="Times New Roman" w:cs="Times New Roman"/>
+          <w:sz w:val="28"/>
+          <w:szCs w:val="28"/>
+        </w:rPr>
+        <w:t>Using the pre-built op amp configurations, complete the following.</w:t>
+      </w:r>
+    </w:p>
+    <w:p>
+      <w:pPr>
+        <w:pStyle w:val="ListParagraph"/>
+        <w:numPr>
+          <w:ilvl w:val="0"/>
+          <w:numId w:val="13"/>
+        </w:numPr>
+        <w:spacing w:before="120" w:line="240" w:lineRule="auto"/>
+        <w:rPr>
+          <w:rFonts w:ascii="Times New Roman" w:hAnsi="Times New Roman" w:cs="Times New Roman"/>
+          <w:sz w:val="28"/>
+          <w:szCs w:val="28"/>
+        </w:rPr>
+      </w:pPr>
+      <w:r>
+        <w:rPr>
+          <w:rFonts w:ascii="Times New Roman" w:hAnsi="Times New Roman" w:cs="Times New Roman"/>
+          <w:sz w:val="28"/>
+          <w:szCs w:val="28"/>
+        </w:rPr>
+        <w:t>Using the voltage follower, Figure 5.3, input a 0 V DC voltage from the Wavgen and record the offset voltage. Choose an appropriate voltage scale, the voltage is on the order of mV. Save a screenshot of the waveform scope.</w:t>
+      </w:r>
+    </w:p>
+    <w:p>
+      <w:pPr>
+        <w:spacing w:before="120" w:line="240" w:lineRule="auto"/>
+        <w:ind w:left="432"/>
+        <w:rPr>
+          <w:rFonts w:ascii="Times New Roman" w:eastAsiaTheme="minorEastAsia" w:hAnsi="Times New Roman" w:cs="Times New Roman"/>
+          <w:sz w:val="28"/>
+          <w:szCs w:val="28"/>
+        </w:rPr>
+      </w:pPr>
+      <m:oMathPara>
+        <m:oMath>
+          <m:r>
+            <w:rPr>
+              <w:rFonts w:ascii="Cambria Math" w:hAnsi="Cambria Math" w:cs="Times New Roman"/>
+              <w:sz w:val="28"/>
+              <w:szCs w:val="28"/>
+            </w:rPr>
+            <m:t xml:space="preserve">Input Offest Voltage </m:t>
+          </m:r>
+          <m:d>
+            <m:dPr>
+              <m:ctrlPr>
+                <w:rPr>
+                  <w:rFonts w:ascii="Cambria Math" w:hAnsi="Cambria Math" w:cs="Times New Roman"/>
+                  <w:i/>
+                  <w:sz w:val="28"/>
+                  <w:szCs w:val="28"/>
+                </w:rPr>
+              </m:ctrlPr>
+            </m:dPr>
+            <m:e>
+              <m:sSub>
+                <m:sSubPr>
+                  <m:ctrlPr>
+                    <w:rPr>
+                      <w:rFonts w:ascii="Cambria Math" w:hAnsi="Cambria Math" w:cs="Times New Roman"/>
+                      <w:i/>
+                      <w:sz w:val="28"/>
+                      <w:szCs w:val="28"/>
+                    </w:rPr>
+                  </m:ctrlPr>
+                </m:sSubPr>
+                <m:e>
+                  <m:r>
+                    <w:rPr>
+                      <w:rFonts w:ascii="Cambria Math" w:hAnsi="Cambria Math" w:cs="Times New Roman"/>
+                      <w:sz w:val="28"/>
+                      <w:szCs w:val="28"/>
+                    </w:rPr>
+                    <m:t>V</m:t>
+                  </m:r>
+                </m:e>
+                <m:sub>
+                  <m:r>
+                    <w:rPr>
+                      <w:rFonts w:ascii="Cambria Math" w:hAnsi="Cambria Math" w:cs="Times New Roman"/>
+                      <w:sz w:val="28"/>
+                      <w:szCs w:val="28"/>
+                    </w:rPr>
+                    <m:t>OS</m:t>
+                  </m:r>
+                </m:sub>
+              </m:sSub>
+            </m:e>
+          </m:d>
+          <m:r>
+            <w:rPr>
+              <w:rFonts w:ascii="Cambria Math" w:hAnsi="Cambria Math" w:cs="Times New Roman"/>
+              <w:sz w:val="28"/>
+              <w:szCs w:val="28"/>
+            </w:rPr>
+            <m:t xml:space="preserve">= </m:t>
+          </m:r>
+          <m:sSub>
+            <m:sSubPr>
+              <m:ctrlPr>
+                <w:rPr>
+                  <w:rFonts w:ascii="Cambria Math" w:hAnsi="Cambria Math" w:cs="Times New Roman"/>
+                  <w:i/>
+                  <w:sz w:val="28"/>
+                  <w:szCs w:val="28"/>
+                </w:rPr>
+              </m:ctrlPr>
+            </m:sSubPr>
+            <m:e>
+              <m:r>
+                <w:rPr>
+                  <w:rFonts w:ascii="Cambria Math" w:hAnsi="Cambria Math" w:cs="Times New Roman"/>
+                  <w:sz w:val="28"/>
+                  <w:szCs w:val="28"/>
+                </w:rPr>
+                <m:t>V</m:t>
+              </m:r>
+            </m:e>
+            <m:sub>
+              <m:r>
+                <w:rPr>
+                  <w:rFonts w:ascii="Cambria Math" w:hAnsi="Cambria Math" w:cs="Times New Roman"/>
+                  <w:sz w:val="28"/>
+                  <w:szCs w:val="28"/>
+                </w:rPr>
+                <m:t>out</m:t>
+              </m:r>
+            </m:sub>
+          </m:sSub>
+          <m:r>
+            <w:rPr>
+              <w:rFonts w:ascii="Cambria Math" w:hAnsi="Cambria Math" w:cs="Times New Roman"/>
+              <w:sz w:val="28"/>
+              <w:szCs w:val="28"/>
+            </w:rPr>
+            <m:t xml:space="preserve">- </m:t>
+          </m:r>
+          <m:sSub>
+            <m:sSubPr>
+              <m:ctrlPr>
+                <w:rPr>
+                  <w:rFonts w:ascii="Cambria Math" w:hAnsi="Cambria Math" w:cs="Times New Roman"/>
+                  <w:i/>
+                  <w:sz w:val="28"/>
+                  <w:szCs w:val="28"/>
+                </w:rPr>
+              </m:ctrlPr>
+            </m:sSubPr>
+            <m:e>
+              <m:r>
+                <w:rPr>
+                  <w:rFonts w:ascii="Cambria Math" w:hAnsi="Cambria Math" w:cs="Times New Roman"/>
+                  <w:sz w:val="28"/>
+                  <w:szCs w:val="28"/>
+                </w:rPr>
+                <m:t>V</m:t>
+              </m:r>
+            </m:e>
+            <m:sub>
+              <m:r>
+                <w:rPr>
+                  <w:rFonts w:ascii="Cambria Math" w:hAnsi="Cambria Math" w:cs="Times New Roman"/>
+                  <w:sz w:val="28"/>
+                  <w:szCs w:val="28"/>
+                </w:rPr>
+                <m:t>in</m:t>
+              </m:r>
+            </m:sub>
+          </m:sSub>
+          <m:r>
+            <w:rPr>
+              <w:rFonts w:ascii="Cambria Math" w:hAnsi="Cambria Math" w:cs="Times New Roman"/>
+              <w:sz w:val="28"/>
+              <w:szCs w:val="28"/>
+            </w:rPr>
+            <m:t>=2.0002 mV-0.79283 mV=1.20737 mV</m:t>
+          </m:r>
+        </m:oMath>
+      </m:oMathPara>
     </w:p>
     <w:p>
       <w:pPr>
         <w:keepNext/>
         <w:spacing w:before="120" w:line="240" w:lineRule="auto"/>
+        <w:ind w:left="432"/>
         <w:jc w:val="center"/>
       </w:pPr>
       <w:r>
-        <w:lastRenderedPageBreak/>
+        <w:rPr>
+          <w:rFonts w:ascii="Times New Roman" w:hAnsi="Times New Roman" w:cs="Times New Roman"/>
+          <w:noProof/>
+          <w:sz w:val="28"/>
+          <w:szCs w:val="28"/>
+        </w:rPr>
         <w:drawing>
-          <wp:inline distT="0" distB="0" distL="0" distR="0" wp14:anchorId="2E0945C7" wp14:editId="1AB29941">
-            <wp:extent cx="6949440" cy="3907790"/>
-            <wp:effectExtent l="0" t="0" r="3810" b="0"/>
-            <wp:docPr id="427555039" name="Picture 1"/>
+          <wp:inline distT="0" distB="0" distL="0" distR="0" wp14:anchorId="3694BBBE" wp14:editId="1C372DB9">
+            <wp:extent cx="6949440" cy="3900805"/>
+            <wp:effectExtent l="0" t="0" r="3810" b="4445"/>
+            <wp:docPr id="1596527817" name="Picture 1"/>
             <wp:cNvGraphicFramePr>
               <a:graphicFrameLocks xmlns:a="http://schemas.openxmlformats.org/drawingml/2006/main" noChangeAspect="1"/>
             </wp:cNvGraphicFramePr>
@@ -5511,11 +6108,254 @@
               <a:graphicData uri="http://schemas.openxmlformats.org/drawingml/2006/picture">
                 <pic:pic xmlns:pic="http://schemas.openxmlformats.org/drawingml/2006/picture">
                   <pic:nvPicPr>
-                    <pic:cNvPr id="427555039" name=""/>
+                    <pic:cNvPr id="1596527817" name=""/>
                     <pic:cNvPicPr/>
                   </pic:nvPicPr>
                   <pic:blipFill>
-                    <a:blip r:embed="rId18"/>
+                    <a:blip r:embed="rId22"/>
+                    <a:stretch>
+                      <a:fillRect/>
+                    </a:stretch>
+                  </pic:blipFill>
+                  <pic:spPr>
+                    <a:xfrm>
+                      <a:off x="0" y="0"/>
+                      <a:ext cx="6949440" cy="3900805"/>
+                    </a:xfrm>
+                    <a:prstGeom prst="rect">
+                      <a:avLst/>
+                    </a:prstGeom>
+                  </pic:spPr>
+                </pic:pic>
+              </a:graphicData>
+            </a:graphic>
+          </wp:inline>
+        </w:drawing>
+      </w:r>
+    </w:p>
+    <w:p>
+      <w:pPr>
+        <w:pStyle w:val="Caption"/>
+        <w:jc w:val="center"/>
+        <w:rPr>
+          <w:rFonts w:cstheme="minorHAnsi"/>
+        </w:rPr>
+      </w:pPr>
+      <w:r>
+        <w:t xml:space="preserve">Screenshot </w:t>
+      </w:r>
+      <w:fldSimple w:instr=" SEQ Screenshot \* ARABIC ">
+        <w:r>
+          <w:rPr>
+            <w:noProof/>
+          </w:rPr>
+          <w:t>6</w:t>
+        </w:r>
+      </w:fldSimple>
+      <w:r>
+        <w:t>:</w:t>
+      </w:r>
+      <w:r>
+        <w:t xml:space="preserve"> </w:t>
+      </w:r>
+      <w:r>
+        <w:rPr>
+          <w:rFonts w:cstheme="minorHAnsi"/>
+        </w:rPr>
+        <w:t>Using the voltage follower, Figure 5.3, input a 0 V DC voltage from the Wavgen and record the offset voltage.</w:t>
+      </w:r>
+    </w:p>
+    <w:p>
+      <w:pPr>
+        <w:pStyle w:val="ListParagraph"/>
+        <w:numPr>
+          <w:ilvl w:val="0"/>
+          <w:numId w:val="13"/>
+        </w:numPr>
+        <w:spacing w:before="120" w:line="240" w:lineRule="auto"/>
+        <w:rPr>
+          <w:rFonts w:ascii="Times New Roman" w:hAnsi="Times New Roman" w:cs="Times New Roman"/>
+          <w:sz w:val="28"/>
+          <w:szCs w:val="28"/>
+        </w:rPr>
+      </w:pPr>
+      <w:r>
+        <w:rPr>
+          <w:rFonts w:ascii="Times New Roman" w:hAnsi="Times New Roman" w:cs="Times New Roman"/>
+          <w:sz w:val="28"/>
+          <w:szCs w:val="28"/>
+        </w:rPr>
+        <w:t>Using the voltage follower again, Figure 5.3, input a 0.5 V amplitude square wave with a 0.5 V offset from the Wavegen. Set the appropriate trigger and determine the slew rate in V/us. Save a screenshot of the waveform scope.</w:t>
+      </w:r>
+    </w:p>
+    <w:p>
+      <w:pPr>
+        <w:pStyle w:val="ListParagraph"/>
+        <w:spacing w:before="120" w:line="240" w:lineRule="auto"/>
+        <w:ind w:left="792"/>
+        <w:rPr>
+          <w:rFonts w:ascii="Times New Roman" w:eastAsiaTheme="minorEastAsia" w:hAnsi="Times New Roman" w:cs="Times New Roman"/>
+          <w:sz w:val="28"/>
+          <w:szCs w:val="28"/>
+        </w:rPr>
+      </w:pPr>
+      <m:oMathPara>
+        <m:oMath>
+          <m:r>
+            <w:rPr>
+              <w:rFonts w:ascii="Cambria Math" w:hAnsi="Cambria Math" w:cs="Times New Roman"/>
+              <w:sz w:val="28"/>
+              <w:szCs w:val="28"/>
+            </w:rPr>
+            <m:t xml:space="preserve">Slew Rate= </m:t>
+          </m:r>
+          <m:f>
+            <m:fPr>
+              <m:ctrlPr>
+                <w:rPr>
+                  <w:rFonts w:ascii="Cambria Math" w:hAnsi="Cambria Math" w:cs="Times New Roman"/>
+                  <w:i/>
+                  <w:sz w:val="28"/>
+                  <w:szCs w:val="28"/>
+                </w:rPr>
+              </m:ctrlPr>
+            </m:fPr>
+            <m:num>
+              <m:r>
+                <w:rPr>
+                  <w:rFonts w:ascii="Cambria Math" w:hAnsi="Cambria Math" w:cs="Times New Roman"/>
+                  <w:sz w:val="28"/>
+                  <w:szCs w:val="28"/>
+                </w:rPr>
+                <m:t>∆V</m:t>
+              </m:r>
+            </m:num>
+            <m:den>
+              <m:r>
+                <w:rPr>
+                  <w:rFonts w:ascii="Cambria Math" w:hAnsi="Cambria Math" w:cs="Times New Roman"/>
+                  <w:sz w:val="28"/>
+                  <w:szCs w:val="28"/>
+                </w:rPr>
+                <m:t>∆t</m:t>
+              </m:r>
+            </m:den>
+          </m:f>
+          <m:r>
+            <w:rPr>
+              <w:rFonts w:ascii="Cambria Math" w:hAnsi="Cambria Math" w:cs="Times New Roman"/>
+              <w:sz w:val="28"/>
+              <w:szCs w:val="28"/>
+            </w:rPr>
+            <m:t>=</m:t>
+          </m:r>
+          <m:f>
+            <m:fPr>
+              <m:ctrlPr>
+                <w:rPr>
+                  <w:rFonts w:ascii="Cambria Math" w:eastAsiaTheme="minorEastAsia" w:hAnsi="Cambria Math" w:cs="Times New Roman"/>
+                  <w:i/>
+                  <w:sz w:val="28"/>
+                  <w:szCs w:val="28"/>
+                </w:rPr>
+              </m:ctrlPr>
+            </m:fPr>
+            <m:num>
+              <m:r>
+                <w:rPr>
+                  <w:rFonts w:ascii="Cambria Math" w:eastAsiaTheme="minorEastAsia" w:hAnsi="Cambria Math" w:cs="Times New Roman"/>
+                  <w:sz w:val="28"/>
+                  <w:szCs w:val="28"/>
+                </w:rPr>
+                <m:t>0.9762 V</m:t>
+              </m:r>
+            </m:num>
+            <m:den>
+              <m:r>
+                <w:rPr>
+                  <w:rFonts w:ascii="Cambria Math" w:eastAsiaTheme="minorEastAsia" w:hAnsi="Cambria Math" w:cs="Times New Roman"/>
+                  <w:sz w:val="28"/>
+                  <w:szCs w:val="28"/>
+                </w:rPr>
+                <m:t>0.3887 μs</m:t>
+              </m:r>
+            </m:den>
+          </m:f>
+          <m:r>
+            <w:rPr>
+              <w:rFonts w:ascii="Cambria Math" w:eastAsiaTheme="minorEastAsia" w:hAnsi="Cambria Math" w:cs="Times New Roman"/>
+              <w:sz w:val="28"/>
+              <w:szCs w:val="28"/>
+            </w:rPr>
+            <m:t xml:space="preserve"> ≈2.511448</m:t>
+          </m:r>
+          <m:f>
+            <m:fPr>
+              <m:ctrlPr>
+                <w:rPr>
+                  <w:rFonts w:ascii="Cambria Math" w:eastAsiaTheme="minorEastAsia" w:hAnsi="Cambria Math" w:cs="Times New Roman"/>
+                  <w:i/>
+                  <w:sz w:val="28"/>
+                  <w:szCs w:val="28"/>
+                </w:rPr>
+              </m:ctrlPr>
+            </m:fPr>
+            <m:num>
+              <m:r>
+                <w:rPr>
+                  <w:rFonts w:ascii="Cambria Math" w:eastAsiaTheme="minorEastAsia" w:hAnsi="Cambria Math" w:cs="Times New Roman"/>
+                  <w:sz w:val="28"/>
+                  <w:szCs w:val="28"/>
+                </w:rPr>
+                <m:t>V</m:t>
+              </m:r>
+            </m:num>
+            <m:den>
+              <m:r>
+                <w:rPr>
+                  <w:rFonts w:ascii="Cambria Math" w:eastAsiaTheme="minorEastAsia" w:hAnsi="Cambria Math" w:cs="Times New Roman"/>
+                  <w:sz w:val="28"/>
+                  <w:szCs w:val="28"/>
+                </w:rPr>
+                <m:t>μs</m:t>
+              </m:r>
+            </m:den>
+          </m:f>
+        </m:oMath>
+      </m:oMathPara>
+    </w:p>
+    <w:p>
+      <w:pPr>
+        <w:keepNext/>
+        <w:spacing w:before="120" w:line="240" w:lineRule="auto"/>
+        <w:ind w:left="432"/>
+        <w:jc w:val="center"/>
+      </w:pPr>
+      <w:r>
+        <w:rPr>
+          <w:rFonts w:ascii="Times New Roman" w:hAnsi="Times New Roman" w:cs="Times New Roman"/>
+          <w:noProof/>
+          <w:sz w:val="28"/>
+          <w:szCs w:val="28"/>
+        </w:rPr>
+        <w:lastRenderedPageBreak/>
+        <w:drawing>
+          <wp:inline distT="0" distB="0" distL="0" distR="0" wp14:anchorId="1DEB6482" wp14:editId="1D1B4B81">
+            <wp:extent cx="6949440" cy="3907790"/>
+            <wp:effectExtent l="0" t="0" r="3810" b="0"/>
+            <wp:docPr id="1056387618" name="Picture 1"/>
+            <wp:cNvGraphicFramePr>
+              <a:graphicFrameLocks xmlns:a="http://schemas.openxmlformats.org/drawingml/2006/main" noChangeAspect="1"/>
+            </wp:cNvGraphicFramePr>
+            <a:graphic xmlns:a="http://schemas.openxmlformats.org/drawingml/2006/main">
+              <a:graphicData uri="http://schemas.openxmlformats.org/drawingml/2006/picture">
+                <pic:pic xmlns:pic="http://schemas.openxmlformats.org/drawingml/2006/picture">
+                  <pic:nvPicPr>
+                    <pic:cNvPr id="1056387618" name=""/>
+                    <pic:cNvPicPr/>
+                  </pic:nvPicPr>
+                  <pic:blipFill>
+                    <a:blip r:embed="rId23"/>
                     <a:stretch>
                       <a:fillRect/>
                     </a:stretch>
@@ -5541,97 +6381,261 @@
         <w:pStyle w:val="Caption"/>
         <w:jc w:val="center"/>
         <w:rPr>
-          <w:rFonts w:ascii="Times New Roman" w:hAnsi="Times New Roman" w:cs="Times New Roman"/>
-          <w:sz w:val="28"/>
-          <w:szCs w:val="28"/>
+          <w:rFonts w:cstheme="minorHAnsi"/>
         </w:rPr>
       </w:pPr>
       <w:r>
         <w:t xml:space="preserve">Screenshot </w:t>
       </w:r>
-      <w:r>
-        <w:fldChar w:fldCharType="begin"/>
-      </w:r>
-      <w:r>
-        <w:instrText xml:space="preserve"> SEQ Screenshot \* ARABIC </w:instrText>
-      </w:r>
-      <w:r>
-        <w:fldChar w:fldCharType="separate"/>
-      </w:r>
-      <w:r>
-        <w:rPr>
-          <w:noProof/>
-        </w:rPr>
-        <w:t>3</w:t>
-      </w:r>
-      <w:r>
-        <w:fldChar w:fldCharType="end"/>
-      </w:r>
-      <w:r>
-        <w:t xml:space="preserve">: </w:t>
-      </w:r>
-      <w:r>
-        <w:t xml:space="preserve">Using the same inverting configuration, set Vin to a 0.1 V DC source and run a transient analysis with a stop time of 1m (.tran 1m). Plot −V (vout)/V (vin), this is a measure of the effective gain, table the result. Save an image of the circuit and the plot of effective gain for submission to canvas. </w:t>
-      </w:r>
-    </w:p>
-    <w:p>
-      <w:pPr>
-        <w:pStyle w:val="Heading3"/>
+      <w:fldSimple w:instr=" SEQ Screenshot \* ARABIC ">
+        <w:r>
+          <w:rPr>
+            <w:noProof/>
+          </w:rPr>
+          <w:t>7</w:t>
+        </w:r>
+      </w:fldSimple>
+      <w:r>
+        <w:t>:</w:t>
+      </w:r>
+      <w:r>
+        <w:t xml:space="preserve"> </w:t>
+      </w:r>
+      <w:r>
+        <w:rPr>
+          <w:rFonts w:cstheme="minorHAnsi"/>
+        </w:rPr>
+        <w:t>0.5 V amplitude square wave with a 0.5 V offset from the Wavegen</w:t>
+      </w:r>
+      <w:r>
+        <w:rPr>
+          <w:rFonts w:cstheme="minorHAnsi"/>
+        </w:rPr>
+        <w:t xml:space="preserve"> </w:t>
+      </w:r>
+      <w:r>
+        <w:rPr>
+          <w:rFonts w:cstheme="minorHAnsi"/>
+        </w:rPr>
+        <w:t xml:space="preserve">determine the slew rate in V/us. </w:t>
+      </w:r>
+    </w:p>
+    <w:p>
+      <w:pPr>
+        <w:pStyle w:val="ListParagraph"/>
         <w:numPr>
-          <w:ilvl w:val="2"/>
-          <w:numId w:val="9"/>
+          <w:ilvl w:val="0"/>
+          <w:numId w:val="13"/>
         </w:numPr>
-        <w:spacing w:before="120"/>
-        <w:ind w:left="1152"/>
-        <w:rPr>
-          <w:rFonts w:ascii="Times New Roman" w:hAnsi="Times New Roman" w:cs="Times New Roman"/>
-          <w:b/>
-          <w:bCs/>
-          <w:w w:val="105"/>
-          <w:sz w:val="34"/>
-          <w:szCs w:val="34"/>
-        </w:rPr>
-      </w:pPr>
-      <w:r>
-        <w:rPr>
-          <w:rFonts w:ascii="Times New Roman" w:hAnsi="Times New Roman" w:cs="Times New Roman"/>
-          <w:b/>
-          <w:bCs/>
-          <w:w w:val="105"/>
-          <w:sz w:val="34"/>
-          <w:szCs w:val="34"/>
-        </w:rPr>
-        <w:t xml:space="preserve"> </w:t>
-      </w:r>
-      <w:r>
-        <w:rPr>
-          <w:rFonts w:ascii="Times New Roman" w:hAnsi="Times New Roman" w:cs="Times New Roman"/>
-          <w:b/>
-          <w:bCs/>
-          <w:w w:val="105"/>
-          <w:sz w:val="34"/>
-          <w:szCs w:val="34"/>
-        </w:rPr>
-        <w:t>Op Amp Construction</w:t>
-      </w:r>
+        <w:spacing w:before="120" w:line="240" w:lineRule="auto"/>
+        <w:rPr>
+          <w:rFonts w:ascii="Times New Roman" w:hAnsi="Times New Roman" w:cs="Times New Roman"/>
+          <w:sz w:val="28"/>
+          <w:szCs w:val="28"/>
+        </w:rPr>
+      </w:pPr>
+      <w:r>
+        <w:rPr>
+          <w:rFonts w:ascii="Times New Roman" w:hAnsi="Times New Roman" w:cs="Times New Roman"/>
+          <w:sz w:val="28"/>
+          <w:szCs w:val="28"/>
+        </w:rPr>
+        <w:t>Using the inverting amplifier, Figure 5.2 (a), input a 1k Hz sine wave with a 1 V amplitude from the Wavegen. Determine the maximum output voltage swing by finding the maximum and minimum voltages.</w:t>
+      </w:r>
+    </w:p>
+    <w:p>
+      <w:pPr>
+        <w:spacing w:before="120" w:line="240" w:lineRule="auto"/>
+        <w:ind w:left="432"/>
+        <w:rPr>
+          <w:rFonts w:ascii="Times New Roman" w:hAnsi="Times New Roman" w:cs="Times New Roman"/>
+          <w:sz w:val="28"/>
+          <w:szCs w:val="28"/>
+        </w:rPr>
+      </w:pPr>
+      <m:oMathPara>
+        <m:oMath>
+          <m:r>
+            <w:rPr>
+              <w:rFonts w:ascii="Cambria Math" w:hAnsi="Cambria Math" w:cs="Times New Roman"/>
+              <w:sz w:val="28"/>
+              <w:szCs w:val="28"/>
+            </w:rPr>
+            <m:t>Peak-To-Peak Output Swing=</m:t>
+          </m:r>
+          <m:d>
+            <m:dPr>
+              <m:begChr m:val="|"/>
+              <m:endChr m:val="|"/>
+              <m:ctrlPr>
+                <w:rPr>
+                  <w:rFonts w:ascii="Cambria Math" w:hAnsi="Cambria Math" w:cs="Times New Roman"/>
+                  <w:i/>
+                  <w:sz w:val="28"/>
+                  <w:szCs w:val="28"/>
+                </w:rPr>
+              </m:ctrlPr>
+            </m:dPr>
+            <m:e>
+              <m:sSub>
+                <m:sSubPr>
+                  <m:ctrlPr>
+                    <w:rPr>
+                      <w:rFonts w:ascii="Cambria Math" w:hAnsi="Cambria Math" w:cs="Times New Roman"/>
+                      <w:i/>
+                      <w:sz w:val="28"/>
+                      <w:szCs w:val="28"/>
+                    </w:rPr>
+                  </m:ctrlPr>
+                </m:sSubPr>
+                <m:e>
+                  <m:r>
+                    <w:rPr>
+                      <w:rFonts w:ascii="Cambria Math" w:hAnsi="Cambria Math" w:cs="Times New Roman"/>
+                      <w:sz w:val="28"/>
+                      <w:szCs w:val="28"/>
+                    </w:rPr>
+                    <m:t>V</m:t>
+                  </m:r>
+                </m:e>
+                <m:sub>
+                  <m:r>
+                    <w:rPr>
+                      <w:rFonts w:ascii="Cambria Math" w:hAnsi="Cambria Math" w:cs="Times New Roman"/>
+                      <w:sz w:val="28"/>
+                      <w:szCs w:val="28"/>
+                    </w:rPr>
+                    <m:t>outmax</m:t>
+                  </m:r>
+                </m:sub>
+              </m:sSub>
+              <m:r>
+                <w:rPr>
+                  <w:rFonts w:ascii="Cambria Math" w:hAnsi="Cambria Math" w:cs="Times New Roman"/>
+                  <w:sz w:val="28"/>
+                  <w:szCs w:val="28"/>
+                </w:rPr>
+                <m:t>-</m:t>
+              </m:r>
+              <m:sSub>
+                <m:sSubPr>
+                  <m:ctrlPr>
+                    <w:rPr>
+                      <w:rFonts w:ascii="Cambria Math" w:hAnsi="Cambria Math" w:cs="Times New Roman"/>
+                      <w:i/>
+                      <w:sz w:val="28"/>
+                      <w:szCs w:val="28"/>
+                    </w:rPr>
+                  </m:ctrlPr>
+                </m:sSubPr>
+                <m:e>
+                  <m:r>
+                    <w:rPr>
+                      <w:rFonts w:ascii="Cambria Math" w:hAnsi="Cambria Math" w:cs="Times New Roman"/>
+                      <w:sz w:val="28"/>
+                      <w:szCs w:val="28"/>
+                    </w:rPr>
+                    <m:t>V</m:t>
+                  </m:r>
+                </m:e>
+                <m:sub>
+                  <m:r>
+                    <w:rPr>
+                      <w:rFonts w:ascii="Cambria Math" w:hAnsi="Cambria Math" w:cs="Times New Roman"/>
+                      <w:sz w:val="28"/>
+                      <w:szCs w:val="28"/>
+                    </w:rPr>
+                    <m:t>outmin</m:t>
+                  </m:r>
+                </m:sub>
+              </m:sSub>
+            </m:e>
+          </m:d>
+          <m:r>
+            <w:rPr>
+              <w:rFonts w:ascii="Cambria Math" w:hAnsi="Cambria Math" w:cs="Times New Roman"/>
+              <w:sz w:val="28"/>
+              <w:szCs w:val="28"/>
+            </w:rPr>
+            <m:t>=</m:t>
+          </m:r>
+          <m:d>
+            <m:dPr>
+              <m:begChr m:val="|"/>
+              <m:endChr m:val="|"/>
+              <m:ctrlPr>
+                <w:rPr>
+                  <w:rFonts w:ascii="Cambria Math" w:hAnsi="Cambria Math" w:cs="Times New Roman"/>
+                  <w:i/>
+                  <w:sz w:val="28"/>
+                  <w:szCs w:val="28"/>
+                </w:rPr>
+              </m:ctrlPr>
+            </m:dPr>
+            <m:e>
+              <m:r>
+                <w:rPr>
+                  <w:rFonts w:ascii="Cambria Math" w:hAnsi="Cambria Math" w:cs="Times New Roman"/>
+                  <w:sz w:val="28"/>
+                  <w:szCs w:val="28"/>
+                </w:rPr>
+                <m:t>5.02 V-</m:t>
+              </m:r>
+              <m:d>
+                <m:dPr>
+                  <m:ctrlPr>
+                    <w:rPr>
+                      <w:rFonts w:ascii="Cambria Math" w:hAnsi="Cambria Math" w:cs="Times New Roman"/>
+                      <w:i/>
+                      <w:sz w:val="28"/>
+                      <w:szCs w:val="28"/>
+                    </w:rPr>
+                  </m:ctrlPr>
+                </m:dPr>
+                <m:e>
+                  <m:r>
+                    <w:rPr>
+                      <w:rFonts w:ascii="Cambria Math" w:hAnsi="Cambria Math" w:cs="Times New Roman"/>
+                      <w:sz w:val="28"/>
+                      <w:szCs w:val="28"/>
+                    </w:rPr>
+                    <m:t>-4.96 V</m:t>
+                  </m:r>
+                </m:e>
+              </m:d>
+            </m:e>
+          </m:d>
+          <m:r>
+            <w:rPr>
+              <w:rFonts w:ascii="Cambria Math" w:hAnsi="Cambria Math" w:cs="Times New Roman"/>
+              <w:sz w:val="28"/>
+              <w:szCs w:val="28"/>
+            </w:rPr>
+            <m:t>=9.98 V</m:t>
+          </m:r>
+        </m:oMath>
+      </m:oMathPara>
     </w:p>
     <w:p>
       <w:pPr>
         <w:keepNext/>
         <w:spacing w:before="120" w:line="240" w:lineRule="auto"/>
+        <w:ind w:left="432"/>
         <w:jc w:val="center"/>
       </w:pPr>
       <w:r>
         <w:rPr>
           <w:rFonts w:ascii="Times New Roman" w:hAnsi="Times New Roman" w:cs="Times New Roman"/>
-          <w:sz w:val="28"/>
-          <w:szCs w:val="28"/>
-        </w:rPr>
+          <w:noProof/>
+          <w:sz w:val="28"/>
+          <w:szCs w:val="28"/>
+        </w:rPr>
+        <w:lastRenderedPageBreak/>
         <w:drawing>
-          <wp:inline distT="0" distB="0" distL="0" distR="0" wp14:anchorId="308FA522" wp14:editId="470831F3">
-            <wp:extent cx="6949440" cy="2685415"/>
-            <wp:effectExtent l="0" t="0" r="3810" b="635"/>
-            <wp:docPr id="898356099" name="Picture 1"/>
+          <wp:inline distT="0" distB="0" distL="0" distR="0" wp14:anchorId="027D3321" wp14:editId="4E288A42">
+            <wp:extent cx="6949440" cy="3907790"/>
+            <wp:effectExtent l="0" t="0" r="3810" b="0"/>
+            <wp:docPr id="1352361310" name="Picture 1"/>
             <wp:cNvGraphicFramePr>
               <a:graphicFrameLocks xmlns:a="http://schemas.openxmlformats.org/drawingml/2006/main" noChangeAspect="1"/>
             </wp:cNvGraphicFramePr>
@@ -5639,11 +6643,11 @@
               <a:graphicData uri="http://schemas.openxmlformats.org/drawingml/2006/picture">
                 <pic:pic xmlns:pic="http://schemas.openxmlformats.org/drawingml/2006/picture">
                   <pic:nvPicPr>
-                    <pic:cNvPr id="898356099" name=""/>
+                    <pic:cNvPr id="1352361310" name=""/>
                     <pic:cNvPicPr/>
                   </pic:nvPicPr>
                   <pic:blipFill>
-                    <a:blip r:embed="rId19"/>
+                    <a:blip r:embed="rId24"/>
                     <a:stretch>
                       <a:fillRect/>
                     </a:stretch>
@@ -5651,7 +6655,7 @@
                   <pic:spPr>
                     <a:xfrm>
                       <a:off x="0" y="0"/>
-                      <a:ext cx="6949440" cy="2685415"/>
+                      <a:ext cx="6949440" cy="3907790"/>
                     </a:xfrm>
                     <a:prstGeom prst="rect">
                       <a:avLst/>
@@ -5669,37 +6673,31 @@
         <w:pStyle w:val="Caption"/>
         <w:jc w:val="center"/>
         <w:rPr>
-          <w:rFonts w:ascii="Times New Roman" w:hAnsi="Times New Roman" w:cs="Times New Roman"/>
-          <w:sz w:val="28"/>
-          <w:szCs w:val="28"/>
-        </w:rPr>
-      </w:pPr>
-      <w:r>
-        <w:t xml:space="preserve">Figure </w:t>
-      </w:r>
-      <w:r>
-        <w:fldChar w:fldCharType="begin"/>
-      </w:r>
-      <w:r>
-        <w:instrText xml:space="preserve"> SEQ Figure \* ARABIC </w:instrText>
-      </w:r>
-      <w:r>
-        <w:fldChar w:fldCharType="separate"/>
-      </w:r>
-      <w:r>
-        <w:rPr>
-          <w:noProof/>
-        </w:rPr>
-        <w:t>6</w:t>
-      </w:r>
-      <w:r>
-        <w:fldChar w:fldCharType="end"/>
-      </w:r>
-      <w:r>
-        <w:t xml:space="preserve">: </w:t>
-      </w:r>
-      <w:r>
-        <w:t>Schematic for the demo circuit, a voltage follower followed by an inverting amplifier  with a gain of 10 (a) and the resulting output (b)</w:t>
+          <w:rFonts w:cstheme="minorHAnsi"/>
+        </w:rPr>
+      </w:pPr>
+      <w:r>
+        <w:t xml:space="preserve">Screenshot </w:t>
+      </w:r>
+      <w:fldSimple w:instr=" SEQ Screenshot \* ARABIC ">
+        <w:r>
+          <w:rPr>
+            <w:noProof/>
+          </w:rPr>
+          <w:t>8</w:t>
+        </w:r>
+      </w:fldSimple>
+      <w:r>
+        <w:t>:</w:t>
+      </w:r>
+      <w:r>
+        <w:t xml:space="preserve"> </w:t>
+      </w:r>
+      <w:r>
+        <w:rPr>
+          <w:rFonts w:cstheme="minorHAnsi"/>
+        </w:rPr>
+        <w:t>Using the inverting amplifier, Figure 5.2 (a), input a 1k Hz sine wave with a 1 V amplitude from the Wavegen. Determine the maximum output voltage swing by finding the maximum and minimum voltages.</w:t>
       </w:r>
     </w:p>
     <w:p>
@@ -5707,7 +6705,7 @@
         <w:pStyle w:val="ListParagraph"/>
         <w:numPr>
           <w:ilvl w:val="0"/>
-          <w:numId w:val="16"/>
+          <w:numId w:val="13"/>
         </w:numPr>
         <w:spacing w:before="120" w:line="240" w:lineRule="auto"/>
         <w:rPr>
@@ -5722,16 +6720,7 @@
           <w:sz w:val="28"/>
           <w:szCs w:val="28"/>
         </w:rPr>
-        <w:t xml:space="preserve">Using only one of the TLV272 op amp in your lab parts kit, build the circuit in Figure 5.6 (a) on a breadboard. Set the voltage supplies to ± 5 V and scope channel 1 to Vin and </w:t>
-      </w:r>
-      <w:r>
-        <w:rPr>
-          <w:rFonts w:ascii="Times New Roman" w:hAnsi="Times New Roman" w:cs="Times New Roman"/>
-          <w:sz w:val="28"/>
-          <w:szCs w:val="28"/>
-        </w:rPr>
-        <w:lastRenderedPageBreak/>
-        <w:t>scope channel 2 to Vout. Configure the Wavegen to supply a 1 kHz sine wave with a 0.1 V amplitude. Your waveform should look like Figure 5.6 (b).</w:t>
+        <w:t>Using the inverting amplifier again, Figure 5.2 (a), input a 0.1 V DC from the Wavegen. Determine the effective gain by dividing the output and input voltages. Choose an appropriate voltage scale for the input and output voltages.</w:t>
       </w:r>
     </w:p>
     <w:p>
@@ -5740,98 +6729,263 @@
         <w:spacing w:before="120" w:line="240" w:lineRule="auto"/>
         <w:ind w:left="792"/>
         <w:rPr>
-          <w:rFonts w:ascii="Times New Roman" w:hAnsi="Times New Roman" w:cs="Times New Roman"/>
-          <w:sz w:val="28"/>
-          <w:szCs w:val="28"/>
-        </w:rPr>
-      </w:pPr>
-      <w:r>
-        <w:rPr>
-          <w:rFonts w:ascii="Times New Roman" w:hAnsi="Times New Roman" w:cs="Times New Roman"/>
-          <w:sz w:val="28"/>
-          <w:szCs w:val="28"/>
-        </w:rPr>
-        <w:t xml:space="preserve">The demo circuit in Figure 5.6 consists of a voltage follower and an inverting amplifier with a gain of -10. The voltage follower ensures high input impedance and low output impedance, preventing loading while maintaining Vout = Vin.  </w:t>
-      </w:r>
-    </w:p>
-    <w:p>
-      <w:pPr>
-        <w:pStyle w:val="ListParagraph"/>
+          <w:rFonts w:ascii="Times New Roman" w:eastAsiaTheme="minorEastAsia" w:hAnsi="Times New Roman" w:cs="Times New Roman"/>
+          <w:sz w:val="28"/>
+          <w:szCs w:val="28"/>
+        </w:rPr>
+      </w:pPr>
+      <m:oMathPara>
+        <m:oMath>
+          <m:r>
+            <w:rPr>
+              <w:rFonts w:ascii="Cambria Math" w:eastAsiaTheme="minorEastAsia" w:hAnsi="Cambria Math" w:cs="Times New Roman"/>
+              <w:sz w:val="28"/>
+              <w:szCs w:val="28"/>
+            </w:rPr>
+            <m:t xml:space="preserve">Effective Gain= </m:t>
+          </m:r>
+          <m:f>
+            <m:fPr>
+              <m:ctrlPr>
+                <w:rPr>
+                  <w:rFonts w:ascii="Cambria Math" w:eastAsiaTheme="minorEastAsia" w:hAnsi="Cambria Math" w:cs="Times New Roman"/>
+                  <w:i/>
+                  <w:sz w:val="28"/>
+                  <w:szCs w:val="28"/>
+                </w:rPr>
+              </m:ctrlPr>
+            </m:fPr>
+            <m:num>
+              <m:r>
+                <w:rPr>
+                  <w:rFonts w:ascii="Cambria Math" w:eastAsiaTheme="minorEastAsia" w:hAnsi="Cambria Math" w:cs="Times New Roman"/>
+                  <w:sz w:val="28"/>
+                  <w:szCs w:val="28"/>
+                </w:rPr>
+                <m:t>-</m:t>
+              </m:r>
+              <m:sSub>
+                <m:sSubPr>
+                  <m:ctrlPr>
+                    <w:rPr>
+                      <w:rFonts w:ascii="Cambria Math" w:eastAsiaTheme="minorEastAsia" w:hAnsi="Cambria Math" w:cs="Times New Roman"/>
+                      <w:i/>
+                      <w:sz w:val="28"/>
+                      <w:szCs w:val="28"/>
+                    </w:rPr>
+                  </m:ctrlPr>
+                </m:sSubPr>
+                <m:e>
+                  <m:r>
+                    <w:rPr>
+                      <w:rFonts w:ascii="Cambria Math" w:eastAsiaTheme="minorEastAsia" w:hAnsi="Cambria Math" w:cs="Times New Roman"/>
+                      <w:sz w:val="28"/>
+                      <w:szCs w:val="28"/>
+                    </w:rPr>
+                    <m:t>V</m:t>
+                  </m:r>
+                </m:e>
+                <m:sub>
+                  <m:r>
+                    <w:rPr>
+                      <w:rFonts w:ascii="Cambria Math" w:eastAsiaTheme="minorEastAsia" w:hAnsi="Cambria Math" w:cs="Times New Roman"/>
+                      <w:sz w:val="28"/>
+                      <w:szCs w:val="28"/>
+                    </w:rPr>
+                    <m:t>out</m:t>
+                  </m:r>
+                </m:sub>
+              </m:sSub>
+            </m:num>
+            <m:den>
+              <m:sSub>
+                <m:sSubPr>
+                  <m:ctrlPr>
+                    <w:rPr>
+                      <w:rFonts w:ascii="Cambria Math" w:eastAsiaTheme="minorEastAsia" w:hAnsi="Cambria Math" w:cs="Times New Roman"/>
+                      <w:i/>
+                      <w:sz w:val="28"/>
+                      <w:szCs w:val="28"/>
+                    </w:rPr>
+                  </m:ctrlPr>
+                </m:sSubPr>
+                <m:e>
+                  <m:r>
+                    <w:rPr>
+                      <w:rFonts w:ascii="Cambria Math" w:eastAsiaTheme="minorEastAsia" w:hAnsi="Cambria Math" w:cs="Times New Roman"/>
+                      <w:sz w:val="28"/>
+                      <w:szCs w:val="28"/>
+                    </w:rPr>
+                    <m:t>V</m:t>
+                  </m:r>
+                </m:e>
+                <m:sub>
+                  <m:r>
+                    <w:rPr>
+                      <w:rFonts w:ascii="Cambria Math" w:eastAsiaTheme="minorEastAsia" w:hAnsi="Cambria Math" w:cs="Times New Roman"/>
+                      <w:sz w:val="28"/>
+                      <w:szCs w:val="28"/>
+                    </w:rPr>
+                    <m:t>in</m:t>
+                  </m:r>
+                </m:sub>
+              </m:sSub>
+            </m:den>
+          </m:f>
+          <m:r>
+            <w:rPr>
+              <w:rFonts w:ascii="Cambria Math" w:eastAsiaTheme="minorEastAsia" w:hAnsi="Cambria Math" w:cs="Times New Roman"/>
+              <w:sz w:val="28"/>
+              <w:szCs w:val="28"/>
+            </w:rPr>
+            <m:t xml:space="preserve">= </m:t>
+          </m:r>
+          <m:f>
+            <m:fPr>
+              <m:ctrlPr>
+                <w:rPr>
+                  <w:rFonts w:ascii="Cambria Math" w:eastAsiaTheme="minorEastAsia" w:hAnsi="Cambria Math" w:cs="Times New Roman"/>
+                  <w:i/>
+                  <w:sz w:val="28"/>
+                  <w:szCs w:val="28"/>
+                </w:rPr>
+              </m:ctrlPr>
+            </m:fPr>
+            <m:num>
+              <m:r>
+                <w:rPr>
+                  <w:rFonts w:ascii="Cambria Math" w:eastAsiaTheme="minorEastAsia" w:hAnsi="Cambria Math" w:cs="Times New Roman"/>
+                  <w:sz w:val="28"/>
+                  <w:szCs w:val="28"/>
+                </w:rPr>
+                <m:t>-</m:t>
+              </m:r>
+              <m:d>
+                <m:dPr>
+                  <m:ctrlPr>
+                    <w:rPr>
+                      <w:rFonts w:ascii="Cambria Math" w:eastAsiaTheme="minorEastAsia" w:hAnsi="Cambria Math" w:cs="Times New Roman"/>
+                      <w:i/>
+                      <w:sz w:val="28"/>
+                      <w:szCs w:val="28"/>
+                    </w:rPr>
+                  </m:ctrlPr>
+                </m:dPr>
+                <m:e>
+                  <m:r>
+                    <w:rPr>
+                      <w:rFonts w:ascii="Cambria Math" w:eastAsiaTheme="minorEastAsia" w:hAnsi="Cambria Math" w:cs="Times New Roman"/>
+                      <w:sz w:val="28"/>
+                      <w:szCs w:val="28"/>
+                    </w:rPr>
+                    <m:t>-0.93966 V</m:t>
+                  </m:r>
+                </m:e>
+              </m:d>
+            </m:num>
+            <m:den>
+              <m:r>
+                <w:rPr>
+                  <w:rFonts w:ascii="Cambria Math" w:eastAsiaTheme="minorEastAsia" w:hAnsi="Cambria Math" w:cs="Times New Roman"/>
+                  <w:sz w:val="28"/>
+                  <w:szCs w:val="28"/>
+                </w:rPr>
+                <m:t>0.099633 V</m:t>
+              </m:r>
+            </m:den>
+          </m:f>
+          <m:r>
+            <w:rPr>
+              <w:rFonts w:ascii="Cambria Math" w:eastAsiaTheme="minorEastAsia" w:hAnsi="Cambria Math" w:cs="Times New Roman"/>
+              <w:sz w:val="28"/>
+              <w:szCs w:val="28"/>
+            </w:rPr>
+            <m:t>=9.4315</m:t>
+          </m:r>
+        </m:oMath>
+      </m:oMathPara>
+    </w:p>
+    <w:p>
+      <w:pPr>
+        <w:keepNext/>
         <w:spacing w:before="120" w:line="240" w:lineRule="auto"/>
-        <w:ind w:left="792"/>
-        <w:rPr>
-          <w:rFonts w:ascii="Times New Roman" w:hAnsi="Times New Roman" w:cs="Times New Roman"/>
-          <w:sz w:val="28"/>
-          <w:szCs w:val="28"/>
-        </w:rPr>
-      </w:pPr>
-      <w:r>
-        <w:rPr>
-          <w:rFonts w:ascii="Times New Roman" w:hAnsi="Times New Roman" w:cs="Times New Roman"/>
-          <w:sz w:val="28"/>
-          <w:szCs w:val="28"/>
-        </w:rPr>
-        <w:t xml:space="preserve">This buffered signal then feeds into the inverting amplifier, where the gain is set by Vout = -10Vin, resulting in an amplified and inverted output. As shown in Figure 5.6 (b), a sinusoidal input produces a larger, inverted sinusoid.  </w:t>
-      </w:r>
-    </w:p>
-    <w:p>
-      <w:pPr>
-        <w:pStyle w:val="Heading3"/>
-        <w:numPr>
-          <w:ilvl w:val="2"/>
-          <w:numId w:val="9"/>
-        </w:numPr>
-        <w:spacing w:before="120"/>
-        <w:ind w:left="1152"/>
-        <w:rPr>
-          <w:rFonts w:ascii="Times New Roman" w:hAnsi="Times New Roman" w:cs="Times New Roman"/>
-          <w:b/>
-          <w:bCs/>
-          <w:w w:val="105"/>
-          <w:sz w:val="34"/>
-          <w:szCs w:val="34"/>
-        </w:rPr>
-      </w:pPr>
-      <w:r>
-        <w:rPr>
-          <w:rFonts w:ascii="Times New Roman" w:hAnsi="Times New Roman" w:cs="Times New Roman"/>
-          <w:b/>
-          <w:bCs/>
-          <w:w w:val="105"/>
-          <w:sz w:val="34"/>
-          <w:szCs w:val="34"/>
-        </w:rPr>
+        <w:jc w:val="center"/>
+      </w:pPr>
+      <w:r>
+        <w:rPr>
+          <w:rFonts w:ascii="Times New Roman" w:hAnsi="Times New Roman" w:cs="Times New Roman"/>
+          <w:noProof/>
+          <w:sz w:val="28"/>
+          <w:szCs w:val="28"/>
+        </w:rPr>
+        <w:lastRenderedPageBreak/>
+        <w:drawing>
+          <wp:inline distT="0" distB="0" distL="0" distR="0" wp14:anchorId="4CF28F15" wp14:editId="4B663C12">
+            <wp:extent cx="6949440" cy="3907790"/>
+            <wp:effectExtent l="0" t="0" r="3810" b="0"/>
+            <wp:docPr id="1518667377" name="Picture 1"/>
+            <wp:cNvGraphicFramePr>
+              <a:graphicFrameLocks xmlns:a="http://schemas.openxmlformats.org/drawingml/2006/main" noChangeAspect="1"/>
+            </wp:cNvGraphicFramePr>
+            <a:graphic xmlns:a="http://schemas.openxmlformats.org/drawingml/2006/main">
+              <a:graphicData uri="http://schemas.openxmlformats.org/drawingml/2006/picture">
+                <pic:pic xmlns:pic="http://schemas.openxmlformats.org/drawingml/2006/picture">
+                  <pic:nvPicPr>
+                    <pic:cNvPr id="1518667377" name=""/>
+                    <pic:cNvPicPr/>
+                  </pic:nvPicPr>
+                  <pic:blipFill>
+                    <a:blip r:embed="rId25"/>
+                    <a:stretch>
+                      <a:fillRect/>
+                    </a:stretch>
+                  </pic:blipFill>
+                  <pic:spPr>
+                    <a:xfrm>
+                      <a:off x="0" y="0"/>
+                      <a:ext cx="6949440" cy="3907790"/>
+                    </a:xfrm>
+                    <a:prstGeom prst="rect">
+                      <a:avLst/>
+                    </a:prstGeom>
+                  </pic:spPr>
+                </pic:pic>
+              </a:graphicData>
+            </a:graphic>
+          </wp:inline>
+        </w:drawing>
+      </w:r>
+    </w:p>
+    <w:p>
+      <w:pPr>
+        <w:pStyle w:val="Caption"/>
+        <w:jc w:val="center"/>
+        <w:rPr>
+          <w:rFonts w:cstheme="minorHAnsi"/>
+        </w:rPr>
+      </w:pPr>
+      <w:r>
+        <w:t xml:space="preserve">Screenshot </w:t>
+      </w:r>
+      <w:fldSimple w:instr=" SEQ Screenshot \* ARABIC ">
+        <w:r>
+          <w:rPr>
+            <w:noProof/>
+          </w:rPr>
+          <w:t>9</w:t>
+        </w:r>
+      </w:fldSimple>
+      <w:r>
+        <w:t>:</w:t>
+      </w:r>
+      <w:r>
         <w:t xml:space="preserve"> </w:t>
       </w:r>
       <w:r>
         <w:rPr>
-          <w:rFonts w:ascii="Times New Roman" w:hAnsi="Times New Roman" w:cs="Times New Roman"/>
-          <w:b/>
-          <w:bCs/>
-          <w:w w:val="105"/>
-          <w:sz w:val="34"/>
-          <w:szCs w:val="34"/>
-        </w:rPr>
-        <w:t>Pre-lab Checklist</w:t>
-      </w:r>
-    </w:p>
-    <w:p>
-      <w:pPr>
-        <w:spacing w:before="120" w:line="240" w:lineRule="auto"/>
-        <w:ind w:firstLine="432"/>
-        <w:rPr>
-          <w:rFonts w:ascii="Times New Roman" w:hAnsi="Times New Roman" w:cs="Times New Roman"/>
-          <w:sz w:val="28"/>
-          <w:szCs w:val="28"/>
-        </w:rPr>
-      </w:pPr>
-      <w:r>
-        <w:rPr>
-          <w:rFonts w:ascii="Times New Roman" w:hAnsi="Times New Roman" w:cs="Times New Roman"/>
-          <w:sz w:val="28"/>
-          <w:szCs w:val="28"/>
-        </w:rPr>
-        <w:t>The following must be completed at the start of lab.</w:t>
+          <w:rFonts w:cstheme="minorHAnsi"/>
+        </w:rPr>
+        <w:t xml:space="preserve">Using the inverting amplifier again, Figure 5.2 (a), input a 0.1 V DC from the Wavegen. Determine the effective gain by dividing the output and input voltages. </w:t>
       </w:r>
     </w:p>
     <w:p>
@@ -5839,7 +6993,7 @@
         <w:pStyle w:val="ListParagraph"/>
         <w:numPr>
           <w:ilvl w:val="0"/>
-          <w:numId w:val="15"/>
+          <w:numId w:val="13"/>
         </w:numPr>
         <w:spacing w:before="120" w:line="240" w:lineRule="auto"/>
         <w:rPr>
@@ -5854,214 +7008,1015 @@
           <w:sz w:val="28"/>
           <w:szCs w:val="28"/>
         </w:rPr>
-        <w:t>All the theoretical parameters from Subsection 5.5.1 tabled:</w:t>
-      </w:r>
-    </w:p>
-    <w:p>
-      <w:pPr>
-        <w:pStyle w:val="ListParagraph"/>
-        <w:numPr>
-          <w:ilvl w:val="1"/>
-          <w:numId w:val="15"/>
-        </w:numPr>
-        <w:spacing w:before="120" w:line="240" w:lineRule="auto"/>
-        <w:rPr>
-          <w:rFonts w:ascii="Times New Roman" w:hAnsi="Times New Roman" w:cs="Times New Roman"/>
-          <w:sz w:val="28"/>
-          <w:szCs w:val="28"/>
-        </w:rPr>
-      </w:pPr>
-      <w:r>
-        <w:rPr>
-          <w:rFonts w:ascii="Times New Roman" w:hAnsi="Times New Roman" w:cs="Times New Roman"/>
-          <w:sz w:val="28"/>
-          <w:szCs w:val="28"/>
-        </w:rPr>
-        <w:t>Offset voltage.</w:t>
-      </w:r>
-    </w:p>
-    <w:p>
-      <w:pPr>
-        <w:pStyle w:val="ListParagraph"/>
-        <w:numPr>
-          <w:ilvl w:val="1"/>
-          <w:numId w:val="15"/>
-        </w:numPr>
-        <w:spacing w:before="120" w:line="240" w:lineRule="auto"/>
-        <w:rPr>
-          <w:rFonts w:ascii="Times New Roman" w:hAnsi="Times New Roman" w:cs="Times New Roman"/>
-          <w:sz w:val="28"/>
-          <w:szCs w:val="28"/>
-        </w:rPr>
-      </w:pPr>
-      <w:r>
-        <w:rPr>
-          <w:rFonts w:ascii="Times New Roman" w:hAnsi="Times New Roman" w:cs="Times New Roman"/>
-          <w:sz w:val="28"/>
-          <w:szCs w:val="28"/>
-        </w:rPr>
-        <w:t>Slew rate.</w:t>
-      </w:r>
-    </w:p>
-    <w:p>
-      <w:pPr>
-        <w:pStyle w:val="ListParagraph"/>
-        <w:numPr>
-          <w:ilvl w:val="1"/>
-          <w:numId w:val="15"/>
-        </w:numPr>
-        <w:spacing w:before="120" w:line="240" w:lineRule="auto"/>
-        <w:rPr>
-          <w:rFonts w:ascii="Times New Roman" w:hAnsi="Times New Roman" w:cs="Times New Roman"/>
-          <w:sz w:val="28"/>
-          <w:szCs w:val="28"/>
-        </w:rPr>
-      </w:pPr>
-      <w:r>
-        <w:rPr>
-          <w:rFonts w:ascii="Times New Roman" w:hAnsi="Times New Roman" w:cs="Times New Roman"/>
-          <w:sz w:val="28"/>
-          <w:szCs w:val="28"/>
-        </w:rPr>
-        <w:t>Maximum output swing (min and max output voltages).</w:t>
-      </w:r>
-    </w:p>
-    <w:p>
-      <w:pPr>
-        <w:pStyle w:val="ListParagraph"/>
-        <w:numPr>
-          <w:ilvl w:val="1"/>
-          <w:numId w:val="15"/>
-        </w:numPr>
-        <w:spacing w:before="120" w:line="240" w:lineRule="auto"/>
-        <w:rPr>
-          <w:rFonts w:ascii="Times New Roman" w:hAnsi="Times New Roman" w:cs="Times New Roman"/>
-          <w:sz w:val="28"/>
-          <w:szCs w:val="28"/>
-        </w:rPr>
-      </w:pPr>
-      <w:r>
-        <w:rPr>
-          <w:rFonts w:ascii="Times New Roman" w:hAnsi="Times New Roman" w:cs="Times New Roman"/>
-          <w:sz w:val="28"/>
-          <w:szCs w:val="28"/>
-        </w:rPr>
-        <w:t>Effective gain.</w:t>
-      </w:r>
-    </w:p>
-    <w:p>
-      <w:pPr>
-        <w:pStyle w:val="ListParagraph"/>
-        <w:numPr>
-          <w:ilvl w:val="0"/>
-          <w:numId w:val="15"/>
-        </w:numPr>
-        <w:spacing w:before="120" w:line="240" w:lineRule="auto"/>
-        <w:rPr>
-          <w:rFonts w:ascii="Times New Roman" w:hAnsi="Times New Roman" w:cs="Times New Roman"/>
-          <w:sz w:val="28"/>
-          <w:szCs w:val="28"/>
-        </w:rPr>
-      </w:pPr>
-      <w:r>
-        <w:rPr>
-          <w:rFonts w:ascii="Times New Roman" w:hAnsi="Times New Roman" w:cs="Times New Roman"/>
-          <w:sz w:val="28"/>
-          <w:szCs w:val="28"/>
-        </w:rPr>
-        <w:t>Images of the output and circuits from Subsection 5.5.1 tabled:</w:t>
-      </w:r>
-    </w:p>
-    <w:p>
-      <w:pPr>
-        <w:pStyle w:val="ListParagraph"/>
-        <w:numPr>
-          <w:ilvl w:val="1"/>
-          <w:numId w:val="15"/>
-        </w:numPr>
-        <w:spacing w:before="120" w:line="240" w:lineRule="auto"/>
-        <w:rPr>
-          <w:rFonts w:ascii="Times New Roman" w:hAnsi="Times New Roman" w:cs="Times New Roman"/>
-          <w:sz w:val="28"/>
-          <w:szCs w:val="28"/>
-        </w:rPr>
-      </w:pPr>
-      <w:r>
-        <w:rPr>
-          <w:rFonts w:ascii="Times New Roman" w:hAnsi="Times New Roman" w:cs="Times New Roman"/>
-          <w:sz w:val="28"/>
-          <w:szCs w:val="28"/>
-        </w:rPr>
-        <w:t>Item 5: Image of the circuit and the plot of the input and output voltage.</w:t>
-      </w:r>
-    </w:p>
-    <w:p>
-      <w:pPr>
-        <w:pStyle w:val="ListParagraph"/>
-        <w:numPr>
-          <w:ilvl w:val="1"/>
-          <w:numId w:val="15"/>
-        </w:numPr>
-        <w:spacing w:before="120" w:line="240" w:lineRule="auto"/>
-        <w:rPr>
-          <w:rFonts w:ascii="Times New Roman" w:hAnsi="Times New Roman" w:cs="Times New Roman"/>
-          <w:sz w:val="28"/>
-          <w:szCs w:val="28"/>
-        </w:rPr>
-      </w:pPr>
-      <w:r>
-        <w:rPr>
-          <w:rFonts w:ascii="Times New Roman" w:hAnsi="Times New Roman" w:cs="Times New Roman"/>
-          <w:sz w:val="28"/>
-          <w:szCs w:val="28"/>
-        </w:rPr>
-        <w:t>Item 6: Image of the circuit and the plot of the input and output voltage.</w:t>
-      </w:r>
-    </w:p>
-    <w:p>
-      <w:pPr>
-        <w:pStyle w:val="ListParagraph"/>
-        <w:numPr>
-          <w:ilvl w:val="1"/>
-          <w:numId w:val="15"/>
-        </w:numPr>
-        <w:spacing w:before="120" w:line="240" w:lineRule="auto"/>
-        <w:rPr>
-          <w:rFonts w:ascii="Times New Roman" w:hAnsi="Times New Roman" w:cs="Times New Roman"/>
-          <w:sz w:val="28"/>
-          <w:szCs w:val="28"/>
-        </w:rPr>
-      </w:pPr>
-      <w:r>
-        <w:rPr>
-          <w:rFonts w:ascii="Times New Roman" w:hAnsi="Times New Roman" w:cs="Times New Roman"/>
-          <w:sz w:val="28"/>
-          <w:szCs w:val="28"/>
-        </w:rPr>
-        <w:t>Item 7: Image of the circuit and the plot of effective gain.</w:t>
-      </w:r>
-    </w:p>
-    <w:p>
-      <w:pPr>
-        <w:pStyle w:val="ListParagraph"/>
-        <w:numPr>
-          <w:ilvl w:val="0"/>
-          <w:numId w:val="15"/>
-        </w:numPr>
-        <w:spacing w:before="120" w:line="240" w:lineRule="auto"/>
-        <w:rPr>
-          <w:rFonts w:ascii="Times New Roman" w:hAnsi="Times New Roman" w:cs="Times New Roman"/>
-          <w:sz w:val="28"/>
-          <w:szCs w:val="28"/>
-        </w:rPr>
-      </w:pPr>
-      <w:r>
-        <w:rPr>
-          <w:rFonts w:ascii="Times New Roman" w:hAnsi="Times New Roman" w:cs="Times New Roman"/>
-          <w:sz w:val="28"/>
-          <w:szCs w:val="28"/>
-        </w:rPr>
-        <w:t xml:space="preserve">Op amp configurations from Subsection 5.5.2 built on a breadboard and working. </w:t>
+        <w:t xml:space="preserve">Table all of values calculated in this subsection. </w:t>
+      </w:r>
+    </w:p>
+    <w:tbl>
+      <w:tblPr>
+        <w:tblStyle w:val="TableGrid"/>
+        <w:tblW w:w="0" w:type="auto"/>
+        <w:jc w:val="center"/>
+        <w:tblLook w:val="04A0" w:firstRow="1" w:lastRow="0" w:firstColumn="1" w:lastColumn="0" w:noHBand="0" w:noVBand="1"/>
+      </w:tblPr>
+      <w:tblGrid>
+        <w:gridCol w:w="3821"/>
+        <w:gridCol w:w="767"/>
+        <w:gridCol w:w="3350"/>
+        <w:gridCol w:w="1750"/>
+        <w:gridCol w:w="1246"/>
+      </w:tblGrid>
+      <w:tr>
+        <w:trPr>
+          <w:jc w:val="center"/>
+        </w:trPr>
+        <w:tc>
+          <w:tcPr>
+            <w:tcW w:w="0" w:type="auto"/>
+          </w:tcPr>
+          <w:p>
+            <w:pPr>
+              <w:spacing w:before="120" w:line="240" w:lineRule="auto"/>
+              <w:jc w:val="center"/>
+              <w:rPr>
+                <w:rFonts w:ascii="Times New Roman" w:hAnsi="Times New Roman" w:cs="Times New Roman"/>
+                <w:b/>
+                <w:bCs/>
+                <w:sz w:val="28"/>
+                <w:szCs w:val="28"/>
+              </w:rPr>
+            </w:pPr>
+            <w:r>
+              <w:rPr>
+                <w:rFonts w:ascii="Times New Roman" w:hAnsi="Times New Roman" w:cs="Times New Roman"/>
+                <w:b/>
+                <w:bCs/>
+                <w:sz w:val="28"/>
+                <w:szCs w:val="28"/>
+              </w:rPr>
+              <w:t>Parameter</w:t>
+            </w:r>
+          </w:p>
+        </w:tc>
+        <w:tc>
+          <w:tcPr>
+            <w:tcW w:w="0" w:type="auto"/>
+          </w:tcPr>
+          <w:p>
+            <w:pPr>
+              <w:spacing w:before="120" w:line="240" w:lineRule="auto"/>
+              <w:jc w:val="center"/>
+              <w:rPr>
+                <w:rFonts w:ascii="Times New Roman" w:hAnsi="Times New Roman" w:cs="Times New Roman"/>
+                <w:b/>
+                <w:bCs/>
+                <w:sz w:val="28"/>
+                <w:szCs w:val="28"/>
+              </w:rPr>
+            </w:pPr>
+            <w:r>
+              <w:rPr>
+                <w:rFonts w:ascii="Times New Roman" w:hAnsi="Times New Roman" w:cs="Times New Roman"/>
+                <w:b/>
+                <w:bCs/>
+                <w:sz w:val="28"/>
+                <w:szCs w:val="28"/>
+              </w:rPr>
+              <w:t>Unit</w:t>
+            </w:r>
+          </w:p>
+        </w:tc>
+        <w:tc>
+          <w:tcPr>
+            <w:tcW w:w="0" w:type="auto"/>
+          </w:tcPr>
+          <w:p>
+            <w:pPr>
+              <w:spacing w:before="120" w:line="240" w:lineRule="auto"/>
+              <w:jc w:val="center"/>
+              <w:rPr>
+                <w:rFonts w:ascii="Times New Roman" w:hAnsi="Times New Roman" w:cs="Times New Roman"/>
+                <w:b/>
+                <w:bCs/>
+                <w:sz w:val="28"/>
+                <w:szCs w:val="28"/>
+              </w:rPr>
+            </w:pPr>
+            <w:r>
+              <w:rPr>
+                <w:rFonts w:ascii="Times New Roman" w:hAnsi="Times New Roman" w:cs="Times New Roman"/>
+                <w:b/>
+                <w:bCs/>
+                <w:sz w:val="28"/>
+                <w:szCs w:val="28"/>
+              </w:rPr>
+              <w:t>Theoretical / SPICE Model</w:t>
+            </w:r>
+          </w:p>
+        </w:tc>
+        <w:tc>
+          <w:tcPr>
+            <w:tcW w:w="0" w:type="auto"/>
+          </w:tcPr>
+          <w:p>
+            <w:pPr>
+              <w:spacing w:before="120" w:line="240" w:lineRule="auto"/>
+              <w:jc w:val="center"/>
+              <w:rPr>
+                <w:rFonts w:ascii="Times New Roman" w:hAnsi="Times New Roman" w:cs="Times New Roman"/>
+                <w:b/>
+                <w:bCs/>
+                <w:sz w:val="28"/>
+                <w:szCs w:val="28"/>
+              </w:rPr>
+            </w:pPr>
+            <w:r>
+              <w:rPr>
+                <w:rFonts w:ascii="Times New Roman" w:hAnsi="Times New Roman" w:cs="Times New Roman"/>
+                <w:b/>
+                <w:bCs/>
+                <w:sz w:val="28"/>
+                <w:szCs w:val="28"/>
+              </w:rPr>
+              <w:t>Actual Value</w:t>
+            </w:r>
+          </w:p>
+        </w:tc>
+        <w:tc>
+          <w:tcPr>
+            <w:tcW w:w="0" w:type="auto"/>
+          </w:tcPr>
+          <w:p>
+            <w:pPr>
+              <w:spacing w:before="120" w:line="240" w:lineRule="auto"/>
+              <w:jc w:val="center"/>
+              <w:rPr>
+                <w:rFonts w:ascii="Times New Roman" w:hAnsi="Times New Roman" w:cs="Times New Roman"/>
+                <w:b/>
+                <w:bCs/>
+                <w:sz w:val="28"/>
+                <w:szCs w:val="28"/>
+              </w:rPr>
+            </w:pPr>
+            <w:r>
+              <w:rPr>
+                <w:rFonts w:ascii="Times New Roman" w:hAnsi="Times New Roman" w:cs="Times New Roman"/>
+                <w:b/>
+                <w:bCs/>
+                <w:sz w:val="28"/>
+                <w:szCs w:val="28"/>
+              </w:rPr>
+              <w:t>% Error</w:t>
+            </w:r>
+          </w:p>
+        </w:tc>
+      </w:tr>
+      <w:tr>
+        <w:trPr>
+          <w:jc w:val="center"/>
+        </w:trPr>
+        <w:tc>
+          <w:tcPr>
+            <w:tcW w:w="0" w:type="auto"/>
+          </w:tcPr>
+          <w:p>
+            <w:pPr>
+              <w:spacing w:before="120" w:line="240" w:lineRule="auto"/>
+              <w:rPr>
+                <w:rFonts w:ascii="Times New Roman" w:hAnsi="Times New Roman" w:cs="Times New Roman"/>
+                <w:sz w:val="28"/>
+                <w:szCs w:val="28"/>
+              </w:rPr>
+            </w:pPr>
+            <w:r>
+              <w:rPr>
+                <w:rFonts w:ascii="Times New Roman" w:hAnsi="Times New Roman" w:cs="Times New Roman"/>
+                <w:sz w:val="28"/>
+                <w:szCs w:val="28"/>
+              </w:rPr>
+              <w:t>Input Offset Voltage (V</w:t>
+            </w:r>
+            <w:r>
+              <w:rPr>
+                <w:rFonts w:ascii="Times New Roman" w:hAnsi="Times New Roman" w:cs="Times New Roman"/>
+                <w:sz w:val="28"/>
+                <w:szCs w:val="28"/>
+                <w:vertAlign w:val="subscript"/>
+              </w:rPr>
+              <w:t>os</w:t>
+            </w:r>
+            <w:r>
+              <w:rPr>
+                <w:rFonts w:ascii="Times New Roman" w:hAnsi="Times New Roman" w:cs="Times New Roman"/>
+                <w:sz w:val="28"/>
+                <w:szCs w:val="28"/>
+              </w:rPr>
+              <w:t>)</w:t>
+            </w:r>
+          </w:p>
+        </w:tc>
+        <w:tc>
+          <w:tcPr>
+            <w:tcW w:w="0" w:type="auto"/>
+          </w:tcPr>
+          <w:p>
+            <w:pPr>
+              <w:spacing w:before="120" w:line="240" w:lineRule="auto"/>
+              <w:rPr>
+                <w:rFonts w:ascii="Times New Roman" w:hAnsi="Times New Roman" w:cs="Times New Roman"/>
+                <w:sz w:val="28"/>
+                <w:szCs w:val="28"/>
+              </w:rPr>
+            </w:pPr>
+            <w:r>
+              <w:rPr>
+                <w:rFonts w:ascii="Times New Roman" w:hAnsi="Times New Roman" w:cs="Times New Roman"/>
+                <w:sz w:val="28"/>
+                <w:szCs w:val="28"/>
+              </w:rPr>
+              <w:t>mV</w:t>
+            </w:r>
+          </w:p>
+        </w:tc>
+        <w:tc>
+          <w:tcPr>
+            <w:tcW w:w="0" w:type="auto"/>
+          </w:tcPr>
+          <w:p>
+            <w:pPr>
+              <w:spacing w:before="120" w:line="240" w:lineRule="auto"/>
+              <w:jc w:val="center"/>
+              <w:rPr>
+                <w:rFonts w:ascii="Times New Roman" w:hAnsi="Times New Roman" w:cs="Times New Roman"/>
+                <w:sz w:val="28"/>
+                <w:szCs w:val="28"/>
+              </w:rPr>
+            </w:pPr>
+            <w:r>
+              <w:rPr>
+                <w:rFonts w:ascii="Times New Roman" w:hAnsi="Times New Roman" w:cs="Times New Roman"/>
+                <w:sz w:val="28"/>
+                <w:szCs w:val="28"/>
+              </w:rPr>
+              <w:t>-</w:t>
+            </w:r>
+            <w:r>
+              <w:rPr>
+                <w:rFonts w:ascii="Times New Roman" w:hAnsi="Times New Roman" w:cs="Times New Roman"/>
+                <w:sz w:val="28"/>
+                <w:szCs w:val="28"/>
+              </w:rPr>
+              <w:t>0.280429</w:t>
+            </w:r>
+          </w:p>
+        </w:tc>
+        <w:tc>
+          <w:tcPr>
+            <w:tcW w:w="0" w:type="auto"/>
+          </w:tcPr>
+          <w:p>
+            <w:pPr>
+              <w:spacing w:before="120" w:line="240" w:lineRule="auto"/>
+              <w:jc w:val="center"/>
+              <w:rPr>
+                <w:rFonts w:ascii="Times New Roman" w:hAnsi="Times New Roman" w:cs="Times New Roman"/>
+                <w:sz w:val="28"/>
+                <w:szCs w:val="28"/>
+              </w:rPr>
+            </w:pPr>
+            <w:r>
+              <w:rPr>
+                <w:rFonts w:ascii="Times New Roman" w:hAnsi="Times New Roman" w:cs="Times New Roman"/>
+                <w:sz w:val="28"/>
+                <w:szCs w:val="28"/>
+              </w:rPr>
+              <w:t>1.20732</w:t>
+            </w:r>
+          </w:p>
+        </w:tc>
+        <w:tc>
+          <w:tcPr>
+            <w:tcW w:w="0" w:type="auto"/>
+          </w:tcPr>
+          <w:p>
+            <w:pPr>
+              <w:spacing w:before="120" w:line="240" w:lineRule="auto"/>
+              <w:jc w:val="center"/>
+              <w:rPr>
+                <w:rFonts w:ascii="Times New Roman" w:hAnsi="Times New Roman" w:cs="Times New Roman"/>
+                <w:sz w:val="28"/>
+                <w:szCs w:val="28"/>
+              </w:rPr>
+            </w:pPr>
+          </w:p>
+        </w:tc>
+      </w:tr>
+      <w:tr>
+        <w:trPr>
+          <w:jc w:val="center"/>
+        </w:trPr>
+        <w:tc>
+          <w:tcPr>
+            <w:tcW w:w="0" w:type="auto"/>
+          </w:tcPr>
+          <w:p>
+            <w:pPr>
+              <w:spacing w:before="120" w:line="240" w:lineRule="auto"/>
+              <w:rPr>
+                <w:rFonts w:ascii="Times New Roman" w:hAnsi="Times New Roman" w:cs="Times New Roman"/>
+                <w:sz w:val="28"/>
+                <w:szCs w:val="28"/>
+              </w:rPr>
+            </w:pPr>
+            <w:r>
+              <w:rPr>
+                <w:rFonts w:ascii="Times New Roman" w:hAnsi="Times New Roman" w:cs="Times New Roman"/>
+                <w:sz w:val="28"/>
+                <w:szCs w:val="28"/>
+              </w:rPr>
+              <w:t>Slew rate</w:t>
+            </w:r>
+            <w:r>
+              <w:rPr>
+                <w:rFonts w:ascii="Times New Roman" w:hAnsi="Times New Roman" w:cs="Times New Roman"/>
+                <w:sz w:val="28"/>
+                <w:szCs w:val="28"/>
+              </w:rPr>
+              <w:t xml:space="preserve"> (SR)</w:t>
+            </w:r>
+          </w:p>
+        </w:tc>
+        <w:tc>
+          <w:tcPr>
+            <w:tcW w:w="0" w:type="auto"/>
+          </w:tcPr>
+          <w:p>
+            <w:pPr>
+              <w:spacing w:before="120" w:line="240" w:lineRule="auto"/>
+              <w:rPr>
+                <w:rFonts w:ascii="Times New Roman" w:hAnsi="Times New Roman" w:cs="Times New Roman"/>
+                <w:sz w:val="28"/>
+                <w:szCs w:val="28"/>
+              </w:rPr>
+            </w:pPr>
+            <w:r>
+              <w:rPr>
+                <w:rFonts w:ascii="Times New Roman" w:hAnsi="Times New Roman" w:cs="Times New Roman"/>
+                <w:sz w:val="28"/>
+                <w:szCs w:val="28"/>
+              </w:rPr>
+              <w:t>V/µs</w:t>
+            </w:r>
+          </w:p>
+        </w:tc>
+        <w:tc>
+          <w:tcPr>
+            <w:tcW w:w="0" w:type="auto"/>
+          </w:tcPr>
+          <w:p>
+            <w:pPr>
+              <w:spacing w:before="120" w:line="240" w:lineRule="auto"/>
+              <w:jc w:val="center"/>
+              <w:rPr>
+                <w:rFonts w:ascii="Times New Roman" w:hAnsi="Times New Roman" w:cs="Times New Roman"/>
+                <w:sz w:val="28"/>
+                <w:szCs w:val="28"/>
+              </w:rPr>
+            </w:pPr>
+            <w:r>
+              <w:rPr>
+                <w:rFonts w:ascii="Times New Roman" w:hAnsi="Times New Roman" w:cs="Times New Roman"/>
+                <w:sz w:val="28"/>
+                <w:szCs w:val="28"/>
+              </w:rPr>
+              <w:t>0.2861</w:t>
+            </w:r>
+          </w:p>
+        </w:tc>
+        <w:tc>
+          <w:tcPr>
+            <w:tcW w:w="0" w:type="auto"/>
+          </w:tcPr>
+          <w:p>
+            <w:pPr>
+              <w:spacing w:before="120" w:line="240" w:lineRule="auto"/>
+              <w:jc w:val="center"/>
+              <w:rPr>
+                <w:rFonts w:ascii="Times New Roman" w:hAnsi="Times New Roman" w:cs="Times New Roman"/>
+                <w:sz w:val="28"/>
+                <w:szCs w:val="28"/>
+              </w:rPr>
+            </w:pPr>
+            <w:r>
+              <w:rPr>
+                <w:rFonts w:ascii="Times New Roman" w:hAnsi="Times New Roman" w:cs="Times New Roman"/>
+                <w:sz w:val="28"/>
+                <w:szCs w:val="28"/>
+              </w:rPr>
+              <w:t>2.511488</w:t>
+            </w:r>
+          </w:p>
+        </w:tc>
+        <w:tc>
+          <w:tcPr>
+            <w:tcW w:w="0" w:type="auto"/>
+          </w:tcPr>
+          <w:p>
+            <w:pPr>
+              <w:spacing w:before="120" w:line="240" w:lineRule="auto"/>
+              <w:jc w:val="center"/>
+              <w:rPr>
+                <w:rFonts w:ascii="Times New Roman" w:hAnsi="Times New Roman" w:cs="Times New Roman"/>
+                <w:sz w:val="28"/>
+                <w:szCs w:val="28"/>
+              </w:rPr>
+            </w:pPr>
+          </w:p>
+        </w:tc>
+      </w:tr>
+      <w:tr>
+        <w:trPr>
+          <w:jc w:val="center"/>
+        </w:trPr>
+        <w:tc>
+          <w:tcPr>
+            <w:tcW w:w="0" w:type="auto"/>
+          </w:tcPr>
+          <w:p>
+            <w:pPr>
+              <w:spacing w:before="120" w:line="240" w:lineRule="auto"/>
+              <w:rPr>
+                <w:rFonts w:ascii="Times New Roman" w:hAnsi="Times New Roman" w:cs="Times New Roman"/>
+                <w:sz w:val="28"/>
+                <w:szCs w:val="28"/>
+              </w:rPr>
+            </w:pPr>
+            <w:r>
+              <w:rPr>
+                <w:rFonts w:ascii="Times New Roman" w:hAnsi="Times New Roman" w:cs="Times New Roman"/>
+                <w:sz w:val="28"/>
+                <w:szCs w:val="28"/>
+              </w:rPr>
+              <w:t>Max Output Voltage (</w:t>
+            </w:r>
+            <w:r>
+              <w:rPr>
+                <w:rFonts w:ascii="Times New Roman" w:hAnsi="Times New Roman" w:cs="Times New Roman"/>
+                <w:sz w:val="28"/>
+                <w:szCs w:val="28"/>
+                <w:vertAlign w:val="subscript"/>
+              </w:rPr>
+              <w:t>Vout, max</w:t>
+            </w:r>
+            <w:r>
+              <w:rPr>
+                <w:rFonts w:ascii="Times New Roman" w:hAnsi="Times New Roman" w:cs="Times New Roman"/>
+                <w:sz w:val="28"/>
+                <w:szCs w:val="28"/>
+              </w:rPr>
+              <w:t>)</w:t>
+            </w:r>
+          </w:p>
+        </w:tc>
+        <w:tc>
+          <w:tcPr>
+            <w:tcW w:w="0" w:type="auto"/>
+          </w:tcPr>
+          <w:p>
+            <w:pPr>
+              <w:spacing w:before="120" w:line="240" w:lineRule="auto"/>
+              <w:rPr>
+                <w:rFonts w:ascii="Times New Roman" w:hAnsi="Times New Roman" w:cs="Times New Roman"/>
+                <w:sz w:val="28"/>
+                <w:szCs w:val="28"/>
+              </w:rPr>
+            </w:pPr>
+            <w:r>
+              <w:rPr>
+                <w:rFonts w:ascii="Times New Roman" w:hAnsi="Times New Roman" w:cs="Times New Roman"/>
+                <w:sz w:val="28"/>
+                <w:szCs w:val="28"/>
+              </w:rPr>
+              <w:t>V</w:t>
+            </w:r>
+          </w:p>
+        </w:tc>
+        <w:tc>
+          <w:tcPr>
+            <w:tcW w:w="0" w:type="auto"/>
+          </w:tcPr>
+          <w:p>
+            <w:pPr>
+              <w:spacing w:before="120" w:line="240" w:lineRule="auto"/>
+              <w:jc w:val="center"/>
+              <w:rPr>
+                <w:rFonts w:ascii="Times New Roman" w:hAnsi="Times New Roman" w:cs="Times New Roman"/>
+                <w:sz w:val="28"/>
+                <w:szCs w:val="28"/>
+              </w:rPr>
+            </w:pPr>
+            <w:r>
+              <w:rPr>
+                <w:rFonts w:ascii="Times New Roman" w:hAnsi="Times New Roman" w:cs="Times New Roman"/>
+                <w:sz w:val="28"/>
+                <w:szCs w:val="28"/>
+              </w:rPr>
+              <w:t>+5.00</w:t>
+            </w:r>
+          </w:p>
+        </w:tc>
+        <w:tc>
+          <w:tcPr>
+            <w:tcW w:w="0" w:type="auto"/>
+          </w:tcPr>
+          <w:p>
+            <w:pPr>
+              <w:spacing w:before="120" w:line="240" w:lineRule="auto"/>
+              <w:jc w:val="center"/>
+              <w:rPr>
+                <w:rFonts w:ascii="Times New Roman" w:hAnsi="Times New Roman" w:cs="Times New Roman"/>
+                <w:sz w:val="28"/>
+                <w:szCs w:val="28"/>
+              </w:rPr>
+            </w:pPr>
+            <w:r>
+              <w:rPr>
+                <w:rFonts w:ascii="Times New Roman" w:hAnsi="Times New Roman" w:cs="Times New Roman"/>
+                <w:sz w:val="28"/>
+                <w:szCs w:val="28"/>
+              </w:rPr>
+              <w:t>5.0222</w:t>
+            </w:r>
+          </w:p>
+        </w:tc>
+        <w:tc>
+          <w:tcPr>
+            <w:tcW w:w="0" w:type="auto"/>
+          </w:tcPr>
+          <w:p>
+            <w:pPr>
+              <w:spacing w:before="120" w:line="240" w:lineRule="auto"/>
+              <w:jc w:val="center"/>
+              <w:rPr>
+                <w:rFonts w:ascii="Times New Roman" w:hAnsi="Times New Roman" w:cs="Times New Roman"/>
+                <w:sz w:val="28"/>
+                <w:szCs w:val="28"/>
+              </w:rPr>
+            </w:pPr>
+          </w:p>
+        </w:tc>
+      </w:tr>
+      <w:tr>
+        <w:trPr>
+          <w:jc w:val="center"/>
+        </w:trPr>
+        <w:tc>
+          <w:tcPr>
+            <w:tcW w:w="0" w:type="auto"/>
+          </w:tcPr>
+          <w:p>
+            <w:pPr>
+              <w:spacing w:before="120" w:line="240" w:lineRule="auto"/>
+              <w:rPr>
+                <w:rFonts w:ascii="Times New Roman" w:hAnsi="Times New Roman" w:cs="Times New Roman"/>
+                <w:sz w:val="28"/>
+                <w:szCs w:val="28"/>
+              </w:rPr>
+            </w:pPr>
+            <w:r>
+              <w:rPr>
+                <w:rFonts w:ascii="Times New Roman" w:hAnsi="Times New Roman" w:cs="Times New Roman"/>
+                <w:sz w:val="28"/>
+                <w:szCs w:val="28"/>
+              </w:rPr>
+              <w:t>Min Output Voltage (</w:t>
+            </w:r>
+            <w:r>
+              <w:rPr>
+                <w:rFonts w:ascii="Times New Roman" w:hAnsi="Times New Roman" w:cs="Times New Roman"/>
+                <w:sz w:val="28"/>
+                <w:szCs w:val="28"/>
+                <w:vertAlign w:val="subscript"/>
+              </w:rPr>
+              <w:t>Vout, m</w:t>
+            </w:r>
+            <w:r>
+              <w:rPr>
+                <w:rFonts w:ascii="Times New Roman" w:hAnsi="Times New Roman" w:cs="Times New Roman"/>
+                <w:sz w:val="28"/>
+                <w:szCs w:val="28"/>
+                <w:vertAlign w:val="subscript"/>
+              </w:rPr>
+              <w:t>in</w:t>
+            </w:r>
+            <w:r>
+              <w:rPr>
+                <w:rFonts w:ascii="Times New Roman" w:hAnsi="Times New Roman" w:cs="Times New Roman"/>
+                <w:sz w:val="28"/>
+                <w:szCs w:val="28"/>
+              </w:rPr>
+              <w:t>)</w:t>
+            </w:r>
+          </w:p>
+        </w:tc>
+        <w:tc>
+          <w:tcPr>
+            <w:tcW w:w="0" w:type="auto"/>
+          </w:tcPr>
+          <w:p>
+            <w:pPr>
+              <w:keepNext/>
+              <w:spacing w:before="120" w:line="240" w:lineRule="auto"/>
+              <w:rPr>
+                <w:rFonts w:ascii="Times New Roman" w:hAnsi="Times New Roman" w:cs="Times New Roman"/>
+                <w:sz w:val="28"/>
+                <w:szCs w:val="28"/>
+              </w:rPr>
+            </w:pPr>
+            <w:r>
+              <w:rPr>
+                <w:rFonts w:ascii="Times New Roman" w:hAnsi="Times New Roman" w:cs="Times New Roman"/>
+                <w:sz w:val="28"/>
+                <w:szCs w:val="28"/>
+              </w:rPr>
+              <w:t>V</w:t>
+            </w:r>
+          </w:p>
+        </w:tc>
+        <w:tc>
+          <w:tcPr>
+            <w:tcW w:w="0" w:type="auto"/>
+          </w:tcPr>
+          <w:p>
+            <w:pPr>
+              <w:keepNext/>
+              <w:spacing w:before="120" w:line="240" w:lineRule="auto"/>
+              <w:jc w:val="center"/>
+              <w:rPr>
+                <w:rFonts w:ascii="Times New Roman" w:hAnsi="Times New Roman" w:cs="Times New Roman"/>
+                <w:sz w:val="28"/>
+                <w:szCs w:val="28"/>
+              </w:rPr>
+            </w:pPr>
+            <w:r>
+              <w:rPr>
+                <w:rFonts w:ascii="Times New Roman" w:hAnsi="Times New Roman" w:cs="Times New Roman"/>
+                <w:sz w:val="28"/>
+                <w:szCs w:val="28"/>
+              </w:rPr>
+              <w:t>-5.00</w:t>
+            </w:r>
+          </w:p>
+        </w:tc>
+        <w:tc>
+          <w:tcPr>
+            <w:tcW w:w="0" w:type="auto"/>
+          </w:tcPr>
+          <w:p>
+            <w:pPr>
+              <w:keepNext/>
+              <w:spacing w:before="120" w:line="240" w:lineRule="auto"/>
+              <w:jc w:val="center"/>
+              <w:rPr>
+                <w:rFonts w:ascii="Times New Roman" w:hAnsi="Times New Roman" w:cs="Times New Roman"/>
+                <w:sz w:val="28"/>
+                <w:szCs w:val="28"/>
+              </w:rPr>
+            </w:pPr>
+            <w:r>
+              <w:rPr>
+                <w:rFonts w:ascii="Times New Roman" w:hAnsi="Times New Roman" w:cs="Times New Roman"/>
+                <w:sz w:val="28"/>
+                <w:szCs w:val="28"/>
+              </w:rPr>
+              <w:t>-4.96228</w:t>
+            </w:r>
+          </w:p>
+        </w:tc>
+        <w:tc>
+          <w:tcPr>
+            <w:tcW w:w="0" w:type="auto"/>
+          </w:tcPr>
+          <w:p>
+            <w:pPr>
+              <w:keepNext/>
+              <w:spacing w:before="120" w:line="240" w:lineRule="auto"/>
+              <w:jc w:val="center"/>
+              <w:rPr>
+                <w:rFonts w:ascii="Times New Roman" w:hAnsi="Times New Roman" w:cs="Times New Roman"/>
+                <w:sz w:val="28"/>
+                <w:szCs w:val="28"/>
+              </w:rPr>
+            </w:pPr>
+          </w:p>
+        </w:tc>
+      </w:tr>
+      <w:tr>
+        <w:trPr>
+          <w:jc w:val="center"/>
+        </w:trPr>
+        <w:tc>
+          <w:tcPr>
+            <w:tcW w:w="0" w:type="auto"/>
+          </w:tcPr>
+          <w:p>
+            <w:pPr>
+              <w:spacing w:before="120" w:line="240" w:lineRule="auto"/>
+              <w:rPr>
+                <w:rFonts w:ascii="Times New Roman" w:hAnsi="Times New Roman" w:cs="Times New Roman"/>
+                <w:sz w:val="28"/>
+                <w:szCs w:val="28"/>
+              </w:rPr>
+            </w:pPr>
+            <w:r>
+              <w:rPr>
+                <w:rFonts w:ascii="Times New Roman" w:hAnsi="Times New Roman" w:cs="Times New Roman"/>
+                <w:sz w:val="28"/>
+                <w:szCs w:val="28"/>
+              </w:rPr>
+              <w:t>Peak-to-Peak Ouput Swing (V</w:t>
+            </w:r>
+            <w:r>
+              <w:rPr>
+                <w:rFonts w:ascii="Times New Roman" w:hAnsi="Times New Roman" w:cs="Times New Roman"/>
+                <w:sz w:val="28"/>
+                <w:szCs w:val="28"/>
+                <w:vertAlign w:val="subscript"/>
+              </w:rPr>
+              <w:t>p-p</w:t>
+            </w:r>
+            <w:r>
+              <w:rPr>
+                <w:rFonts w:ascii="Times New Roman" w:hAnsi="Times New Roman" w:cs="Times New Roman"/>
+                <w:sz w:val="28"/>
+                <w:szCs w:val="28"/>
+              </w:rPr>
+              <w:t>)</w:t>
+            </w:r>
+          </w:p>
+        </w:tc>
+        <w:tc>
+          <w:tcPr>
+            <w:tcW w:w="0" w:type="auto"/>
+          </w:tcPr>
+          <w:p>
+            <w:pPr>
+              <w:keepNext/>
+              <w:spacing w:before="120" w:line="240" w:lineRule="auto"/>
+              <w:rPr>
+                <w:rFonts w:ascii="Times New Roman" w:hAnsi="Times New Roman" w:cs="Times New Roman"/>
+                <w:sz w:val="28"/>
+                <w:szCs w:val="28"/>
+              </w:rPr>
+            </w:pPr>
+            <w:r>
+              <w:rPr>
+                <w:rFonts w:ascii="Times New Roman" w:hAnsi="Times New Roman" w:cs="Times New Roman"/>
+                <w:sz w:val="28"/>
+                <w:szCs w:val="28"/>
+              </w:rPr>
+              <w:t>V</w:t>
+            </w:r>
+          </w:p>
+        </w:tc>
+        <w:tc>
+          <w:tcPr>
+            <w:tcW w:w="0" w:type="auto"/>
+          </w:tcPr>
+          <w:p>
+            <w:pPr>
+              <w:keepNext/>
+              <w:spacing w:before="120" w:line="240" w:lineRule="auto"/>
+              <w:jc w:val="center"/>
+              <w:rPr>
+                <w:rFonts w:ascii="Times New Roman" w:hAnsi="Times New Roman" w:cs="Times New Roman"/>
+                <w:sz w:val="28"/>
+                <w:szCs w:val="28"/>
+              </w:rPr>
+            </w:pPr>
+            <w:r>
+              <w:rPr>
+                <w:rFonts w:ascii="Times New Roman" w:hAnsi="Times New Roman" w:cs="Times New Roman"/>
+                <w:sz w:val="28"/>
+                <w:szCs w:val="28"/>
+              </w:rPr>
+              <w:t>10.00</w:t>
+            </w:r>
+          </w:p>
+        </w:tc>
+        <w:tc>
+          <w:tcPr>
+            <w:tcW w:w="0" w:type="auto"/>
+          </w:tcPr>
+          <w:p>
+            <w:pPr>
+              <w:keepNext/>
+              <w:spacing w:before="120" w:line="240" w:lineRule="auto"/>
+              <w:jc w:val="center"/>
+              <w:rPr>
+                <w:rFonts w:ascii="Times New Roman" w:hAnsi="Times New Roman" w:cs="Times New Roman"/>
+                <w:sz w:val="28"/>
+                <w:szCs w:val="28"/>
+              </w:rPr>
+            </w:pPr>
+            <w:r>
+              <w:rPr>
+                <w:rFonts w:ascii="Times New Roman" w:hAnsi="Times New Roman" w:cs="Times New Roman"/>
+                <w:sz w:val="28"/>
+                <w:szCs w:val="28"/>
+              </w:rPr>
+              <w:t>9.98448</w:t>
+            </w:r>
+          </w:p>
+        </w:tc>
+        <w:tc>
+          <w:tcPr>
+            <w:tcW w:w="0" w:type="auto"/>
+          </w:tcPr>
+          <w:p>
+            <w:pPr>
+              <w:keepNext/>
+              <w:spacing w:before="120" w:line="240" w:lineRule="auto"/>
+              <w:jc w:val="center"/>
+              <w:rPr>
+                <w:rFonts w:ascii="Times New Roman" w:hAnsi="Times New Roman" w:cs="Times New Roman"/>
+                <w:sz w:val="28"/>
+                <w:szCs w:val="28"/>
+              </w:rPr>
+            </w:pPr>
+          </w:p>
+        </w:tc>
+      </w:tr>
+      <w:tr>
+        <w:trPr>
+          <w:jc w:val="center"/>
+        </w:trPr>
+        <w:tc>
+          <w:tcPr>
+            <w:tcW w:w="0" w:type="auto"/>
+          </w:tcPr>
+          <w:p>
+            <w:pPr>
+              <w:spacing w:before="120" w:line="240" w:lineRule="auto"/>
+              <w:rPr>
+                <w:rFonts w:ascii="Times New Roman" w:hAnsi="Times New Roman" w:cs="Times New Roman"/>
+                <w:sz w:val="28"/>
+                <w:szCs w:val="28"/>
+              </w:rPr>
+            </w:pPr>
+            <w:r>
+              <w:rPr>
+                <w:rFonts w:ascii="Times New Roman" w:hAnsi="Times New Roman" w:cs="Times New Roman"/>
+                <w:sz w:val="28"/>
+                <w:szCs w:val="28"/>
+              </w:rPr>
+              <w:t xml:space="preserve">Effective </w:t>
+            </w:r>
+            <w:r>
+              <w:rPr>
+                <w:rFonts w:ascii="Times New Roman" w:hAnsi="Times New Roman" w:cs="Times New Roman"/>
+                <w:sz w:val="28"/>
+                <w:szCs w:val="28"/>
+              </w:rPr>
+              <w:t>Gain (A</w:t>
+            </w:r>
+            <w:r>
+              <w:rPr>
+                <w:rFonts w:ascii="Times New Roman" w:hAnsi="Times New Roman" w:cs="Times New Roman"/>
+                <w:sz w:val="28"/>
+                <w:szCs w:val="28"/>
+                <w:vertAlign w:val="subscript"/>
+              </w:rPr>
+              <w:t>eff</w:t>
+            </w:r>
+            <w:r>
+              <w:rPr>
+                <w:rFonts w:ascii="Times New Roman" w:hAnsi="Times New Roman" w:cs="Times New Roman"/>
+                <w:sz w:val="28"/>
+                <w:szCs w:val="28"/>
+              </w:rPr>
+              <w:t>)</w:t>
+            </w:r>
+          </w:p>
+        </w:tc>
+        <w:tc>
+          <w:tcPr>
+            <w:tcW w:w="0" w:type="auto"/>
+          </w:tcPr>
+          <w:p>
+            <w:pPr>
+              <w:keepNext/>
+              <w:spacing w:before="120" w:line="240" w:lineRule="auto"/>
+              <w:rPr>
+                <w:rFonts w:ascii="Times New Roman" w:hAnsi="Times New Roman" w:cs="Times New Roman"/>
+                <w:sz w:val="28"/>
+                <w:szCs w:val="28"/>
+              </w:rPr>
+            </w:pPr>
+            <w:r>
+              <w:rPr>
+                <w:rFonts w:ascii="Times New Roman" w:hAnsi="Times New Roman" w:cs="Times New Roman"/>
+                <w:sz w:val="28"/>
+                <w:szCs w:val="28"/>
+              </w:rPr>
+              <w:t>V/V</w:t>
+            </w:r>
+          </w:p>
+        </w:tc>
+        <w:tc>
+          <w:tcPr>
+            <w:tcW w:w="0" w:type="auto"/>
+          </w:tcPr>
+          <w:p>
+            <w:pPr>
+              <w:keepNext/>
+              <w:spacing w:before="120" w:line="240" w:lineRule="auto"/>
+              <w:jc w:val="center"/>
+              <w:rPr>
+                <w:rFonts w:ascii="Times New Roman" w:hAnsi="Times New Roman" w:cs="Times New Roman"/>
+                <w:sz w:val="28"/>
+                <w:szCs w:val="28"/>
+              </w:rPr>
+            </w:pPr>
+            <w:r>
+              <w:rPr>
+                <w:rFonts w:ascii="Times New Roman" w:hAnsi="Times New Roman" w:cs="Times New Roman"/>
+                <w:sz w:val="28"/>
+                <w:szCs w:val="28"/>
+              </w:rPr>
+              <w:t>10.028</w:t>
+            </w:r>
+          </w:p>
+        </w:tc>
+        <w:tc>
+          <w:tcPr>
+            <w:tcW w:w="0" w:type="auto"/>
+          </w:tcPr>
+          <w:p>
+            <w:pPr>
+              <w:keepNext/>
+              <w:spacing w:before="120" w:line="240" w:lineRule="auto"/>
+              <w:jc w:val="center"/>
+              <w:rPr>
+                <w:rFonts w:ascii="Times New Roman" w:hAnsi="Times New Roman" w:cs="Times New Roman"/>
+                <w:sz w:val="28"/>
+                <w:szCs w:val="28"/>
+              </w:rPr>
+            </w:pPr>
+            <w:r>
+              <w:rPr>
+                <w:rFonts w:ascii="Times New Roman" w:hAnsi="Times New Roman" w:cs="Times New Roman"/>
+                <w:sz w:val="28"/>
+                <w:szCs w:val="28"/>
+              </w:rPr>
+              <w:t>9.431</w:t>
+            </w:r>
+            <w:r>
+              <w:rPr>
+                <w:rFonts w:ascii="Times New Roman" w:hAnsi="Times New Roman" w:cs="Times New Roman"/>
+                <w:sz w:val="28"/>
+                <w:szCs w:val="28"/>
+              </w:rPr>
+              <w:t>4</w:t>
+            </w:r>
+          </w:p>
+        </w:tc>
+        <w:tc>
+          <w:tcPr>
+            <w:tcW w:w="0" w:type="auto"/>
+          </w:tcPr>
+          <w:p>
+            <w:pPr>
+              <w:keepNext/>
+              <w:spacing w:before="120" w:line="240" w:lineRule="auto"/>
+              <w:jc w:val="center"/>
+              <w:rPr>
+                <w:rFonts w:ascii="Times New Roman" w:hAnsi="Times New Roman" w:cs="Times New Roman"/>
+                <w:sz w:val="28"/>
+                <w:szCs w:val="28"/>
+              </w:rPr>
+            </w:pPr>
+          </w:p>
+        </w:tc>
+      </w:tr>
+    </w:tbl>
+    <w:p>
+      <w:pPr>
+        <w:pStyle w:val="Caption"/>
+        <w:jc w:val="center"/>
+      </w:pPr>
+      <w:r>
+        <w:t xml:space="preserve">Table </w:t>
+      </w:r>
+      <w:fldSimple w:instr=" SEQ Table \* ARABIC ">
+        <w:r>
+          <w:rPr>
+            <w:noProof/>
+          </w:rPr>
+          <w:t>4</w:t>
+        </w:r>
+      </w:fldSimple>
+      <w:r>
+        <w:t>: All the experimental parameters and their percentage errors tabled</w:t>
       </w:r>
     </w:p>
     <w:p>
@@ -6090,230 +8045,6 @@
           <w:sz w:val="34"/>
           <w:szCs w:val="34"/>
         </w:rPr>
-        <w:t>In-Lab Requirements</w:t>
-      </w:r>
-    </w:p>
-    <w:p>
-      <w:pPr>
-        <w:spacing w:before="120" w:line="240" w:lineRule="auto"/>
-        <w:rPr>
-          <w:rFonts w:ascii="Times New Roman" w:hAnsi="Times New Roman" w:cs="Times New Roman"/>
-          <w:sz w:val="28"/>
-          <w:szCs w:val="28"/>
-          <w:highlight w:val="yellow"/>
-        </w:rPr>
-      </w:pPr>
-      <w:r>
-        <w:rPr>
-          <w:rFonts w:ascii="Times New Roman" w:hAnsi="Times New Roman" w:cs="Times New Roman"/>
-          <w:sz w:val="28"/>
-          <w:szCs w:val="28"/>
-        </w:rPr>
-        <w:t xml:space="preserve">Complete the following during lab. </w:t>
-      </w:r>
-    </w:p>
-    <w:p>
-      <w:pPr>
-        <w:pStyle w:val="Heading3"/>
-        <w:numPr>
-          <w:ilvl w:val="2"/>
-          <w:numId w:val="9"/>
-        </w:numPr>
-        <w:spacing w:before="120"/>
-        <w:ind w:left="1152"/>
-        <w:rPr>
-          <w:rFonts w:ascii="Times New Roman" w:hAnsi="Times New Roman" w:cs="Times New Roman"/>
-          <w:b/>
-          <w:bCs/>
-          <w:w w:val="105"/>
-          <w:sz w:val="34"/>
-          <w:szCs w:val="34"/>
-        </w:rPr>
-      </w:pPr>
-      <w:r>
-        <w:rPr>
-          <w:rFonts w:ascii="Times New Roman" w:hAnsi="Times New Roman" w:cs="Times New Roman"/>
-          <w:b/>
-          <w:bCs/>
-          <w:w w:val="105"/>
-          <w:sz w:val="34"/>
-          <w:szCs w:val="34"/>
-        </w:rPr>
-        <w:t xml:space="preserve"> </w:t>
-      </w:r>
-      <w:r>
-        <w:rPr>
-          <w:rFonts w:ascii="Times New Roman" w:hAnsi="Times New Roman" w:cs="Times New Roman"/>
-          <w:b/>
-          <w:bCs/>
-          <w:w w:val="105"/>
-          <w:sz w:val="34"/>
-          <w:szCs w:val="34"/>
-        </w:rPr>
-        <w:t xml:space="preserve">Experimental Op Amp Measurements </w:t>
-      </w:r>
-    </w:p>
-    <w:p>
-      <w:pPr>
-        <w:spacing w:before="120" w:line="240" w:lineRule="auto"/>
-        <w:ind w:firstLine="432"/>
-        <w:rPr>
-          <w:rFonts w:ascii="Times New Roman" w:hAnsi="Times New Roman" w:cs="Times New Roman"/>
-          <w:sz w:val="28"/>
-          <w:szCs w:val="28"/>
-        </w:rPr>
-      </w:pPr>
-      <w:r>
-        <w:rPr>
-          <w:rFonts w:ascii="Times New Roman" w:hAnsi="Times New Roman" w:cs="Times New Roman"/>
-          <w:sz w:val="28"/>
-          <w:szCs w:val="28"/>
-        </w:rPr>
-        <w:t>Using the pre-built op amp configurations, complete the following.</w:t>
-      </w:r>
-    </w:p>
-    <w:p>
-      <w:pPr>
-        <w:pStyle w:val="ListParagraph"/>
-        <w:numPr>
-          <w:ilvl w:val="0"/>
-          <w:numId w:val="13"/>
-        </w:numPr>
-        <w:spacing w:before="120" w:line="240" w:lineRule="auto"/>
-        <w:rPr>
-          <w:rFonts w:ascii="Times New Roman" w:hAnsi="Times New Roman" w:cs="Times New Roman"/>
-          <w:sz w:val="28"/>
-          <w:szCs w:val="28"/>
-        </w:rPr>
-      </w:pPr>
-      <w:r>
-        <w:rPr>
-          <w:rFonts w:ascii="Times New Roman" w:hAnsi="Times New Roman" w:cs="Times New Roman"/>
-          <w:sz w:val="28"/>
-          <w:szCs w:val="28"/>
-        </w:rPr>
-        <w:t>Using the voltage follower, Figure 5.3, input a 0 V DC voltage from the Wavgen and record the offset voltage. Choose an appropriate voltage scale, the voltage is on the order of mV. Save a screenshot of the waveform scope.</w:t>
-      </w:r>
-    </w:p>
-    <w:p>
-      <w:pPr>
-        <w:pStyle w:val="ListParagraph"/>
-        <w:numPr>
-          <w:ilvl w:val="0"/>
-          <w:numId w:val="13"/>
-        </w:numPr>
-        <w:spacing w:before="120" w:line="240" w:lineRule="auto"/>
-        <w:rPr>
-          <w:rFonts w:ascii="Times New Roman" w:hAnsi="Times New Roman" w:cs="Times New Roman"/>
-          <w:sz w:val="28"/>
-          <w:szCs w:val="28"/>
-        </w:rPr>
-      </w:pPr>
-      <w:r>
-        <w:rPr>
-          <w:rFonts w:ascii="Times New Roman" w:hAnsi="Times New Roman" w:cs="Times New Roman"/>
-          <w:sz w:val="28"/>
-          <w:szCs w:val="28"/>
-        </w:rPr>
-        <w:t>Using the voltage follower again, Figure 5.3, input a 0.5 V amplitude square wave with a 0.5 V offset from the Wavegen. Set the appropriate trigger and determine the slew rate in V/us. Save a screenshot of the waveform scope.</w:t>
-      </w:r>
-    </w:p>
-    <w:p>
-      <w:pPr>
-        <w:pStyle w:val="ListParagraph"/>
-        <w:numPr>
-          <w:ilvl w:val="0"/>
-          <w:numId w:val="13"/>
-        </w:numPr>
-        <w:spacing w:before="120" w:line="240" w:lineRule="auto"/>
-        <w:rPr>
-          <w:rFonts w:ascii="Times New Roman" w:hAnsi="Times New Roman" w:cs="Times New Roman"/>
-          <w:sz w:val="28"/>
-          <w:szCs w:val="28"/>
-        </w:rPr>
-      </w:pPr>
-      <w:r>
-        <w:rPr>
-          <w:rFonts w:ascii="Times New Roman" w:hAnsi="Times New Roman" w:cs="Times New Roman"/>
-          <w:sz w:val="28"/>
-          <w:szCs w:val="28"/>
-        </w:rPr>
-        <w:t>Using the inverting amplifier, Figure 5.2 (a), input a 1k Hz sine wave with a 1 V amplitude from the Wavegen. Determine the maximum output voltage swing by finding the maximum and minimum voltages.</w:t>
-      </w:r>
-    </w:p>
-    <w:p>
-      <w:pPr>
-        <w:pStyle w:val="ListParagraph"/>
-        <w:numPr>
-          <w:ilvl w:val="0"/>
-          <w:numId w:val="13"/>
-        </w:numPr>
-        <w:spacing w:before="120" w:line="240" w:lineRule="auto"/>
-        <w:rPr>
-          <w:rFonts w:ascii="Times New Roman" w:hAnsi="Times New Roman" w:cs="Times New Roman"/>
-          <w:sz w:val="28"/>
-          <w:szCs w:val="28"/>
-        </w:rPr>
-      </w:pPr>
-      <w:r>
-        <w:rPr>
-          <w:rFonts w:ascii="Times New Roman" w:hAnsi="Times New Roman" w:cs="Times New Roman"/>
-          <w:sz w:val="28"/>
-          <w:szCs w:val="28"/>
-        </w:rPr>
-        <w:t>Using the inverting amplifier again, Figure 5.2 (a), input a 0.1 V DC from the Wavegen. Determine the effective gain by dividing the output and input voltages. Choose an appropriate voltage scale for the input and output voltages.</w:t>
-      </w:r>
-    </w:p>
-    <w:p>
-      <w:pPr>
-        <w:pStyle w:val="ListParagraph"/>
-        <w:numPr>
-          <w:ilvl w:val="0"/>
-          <w:numId w:val="13"/>
-        </w:numPr>
-        <w:spacing w:before="120" w:line="240" w:lineRule="auto"/>
-        <w:rPr>
-          <w:rFonts w:ascii="Times New Roman" w:hAnsi="Times New Roman" w:cs="Times New Roman"/>
-          <w:sz w:val="28"/>
-          <w:szCs w:val="28"/>
-        </w:rPr>
-      </w:pPr>
-      <w:r>
-        <w:rPr>
-          <w:rFonts w:ascii="Times New Roman" w:hAnsi="Times New Roman" w:cs="Times New Roman"/>
-          <w:sz w:val="28"/>
-          <w:szCs w:val="28"/>
-        </w:rPr>
-        <w:t xml:space="preserve">Table all of values calculated in this subsection. </w:t>
-      </w:r>
-    </w:p>
-    <w:p>
-      <w:pPr>
-        <w:pStyle w:val="Heading3"/>
-        <w:numPr>
-          <w:ilvl w:val="1"/>
-          <w:numId w:val="9"/>
-        </w:numPr>
-        <w:spacing w:before="120"/>
-        <w:rPr>
-          <w:rFonts w:ascii="Times New Roman" w:hAnsi="Times New Roman" w:cs="Times New Roman"/>
-          <w:b/>
-          <w:bCs/>
-          <w:w w:val="105"/>
-          <w:sz w:val="34"/>
-          <w:szCs w:val="34"/>
-        </w:rPr>
-      </w:pPr>
-      <w:r>
-        <w:rPr>
-          <w:rFonts w:ascii="Times New Roman" w:hAnsi="Times New Roman" w:cs="Times New Roman"/>
-          <w:b/>
-          <w:bCs/>
-          <w:w w:val="105"/>
-          <w:sz w:val="34"/>
-          <w:szCs w:val="34"/>
-        </w:rPr>
-        <w:lastRenderedPageBreak/>
         <w:t>Write-Up</w:t>
       </w:r>
     </w:p>
@@ -6401,6 +8132,7 @@
           <w:sz w:val="28"/>
           <w:szCs w:val="28"/>
         </w:rPr>
+        <w:lastRenderedPageBreak/>
         <w:t xml:space="preserve">Percent error, using the prelab values as the theoretical and the in-lab values as experimental. </w:t>
       </w:r>
     </w:p>
@@ -6483,7 +8215,23 @@
           <w:sz w:val="28"/>
           <w:szCs w:val="28"/>
         </w:rPr>
-        <w:t>For all lab write up submissions and reports, the backgrounds for LTspice and Waveforms should be changed from dark background to light background to make them readable for grading.</w:t>
+        <w:t>For all lab write up submissions and reports, the backgrounds for LTspice and Waveforms should be changed from dark background to</w:t>
+      </w:r>
+      <w:r>
+        <w:rPr>
+          <w:rFonts w:ascii="Times New Roman" w:hAnsi="Times New Roman" w:cs="Times New Roman"/>
+          <w:sz w:val="28"/>
+          <w:szCs w:val="28"/>
+        </w:rPr>
+        <w:t xml:space="preserve"> </w:t>
+      </w:r>
+      <w:r>
+        <w:rPr>
+          <w:rFonts w:ascii="Times New Roman" w:hAnsi="Times New Roman" w:cs="Times New Roman"/>
+          <w:sz w:val="28"/>
+          <w:szCs w:val="28"/>
+        </w:rPr>
+        <w:t xml:space="preserve"> light background to make them readable for grading.</w:t>
       </w:r>
     </w:p>
     <w:p>
@@ -6521,7 +8269,8 @@
           <w:rFonts w:ascii="Times New Roman" w:hAnsi="Times New Roman" w:cs="Times New Roman"/>
           <w:b/>
           <w:bCs/>
-          <w:sz w:val="24"/>
+          <w:sz w:val="28"/>
+          <w:szCs w:val="28"/>
         </w:rPr>
       </w:pPr>
       <w:r>
@@ -6533,6 +8282,190 @@
           <w:szCs w:val="28"/>
         </w:rPr>
         <w:t xml:space="preserve">Discussion Question: </w:t>
+      </w:r>
+    </w:p>
+    <w:p>
+      <w:pPr>
+        <w:spacing w:before="120" w:line="240" w:lineRule="auto"/>
+        <w:rPr>
+          <w:rFonts w:ascii="Times New Roman" w:hAnsi="Times New Roman" w:cs="Times New Roman"/>
+          <w:sz w:val="28"/>
+          <w:szCs w:val="28"/>
+        </w:rPr>
+      </w:pPr>
+      <w:r>
+        <w:rPr>
+          <w:rFonts w:ascii="Times New Roman" w:hAnsi="Times New Roman" w:cs="Times New Roman"/>
+          <w:sz w:val="28"/>
+          <w:szCs w:val="28"/>
+        </w:rPr>
+        <w:t>When is it appropriate to use one model over the other?</w:t>
+      </w:r>
+    </w:p>
+    <w:p>
+      <w:pPr>
+        <w:spacing w:line="259" w:lineRule="auto"/>
+        <w:rPr>
+          <w:rFonts w:ascii="Times New Roman" w:hAnsi="Times New Roman" w:cs="Times New Roman"/>
+          <w:b/>
+          <w:bCs/>
+          <w:sz w:val="28"/>
+          <w:szCs w:val="28"/>
+        </w:rPr>
+      </w:pPr>
+      <w:r>
+        <w:rPr>
+          <w:rFonts w:ascii="Times New Roman" w:hAnsi="Times New Roman" w:cs="Times New Roman"/>
+          <w:b/>
+          <w:bCs/>
+          <w:sz w:val="28"/>
+          <w:szCs w:val="28"/>
+        </w:rPr>
+        <w:t xml:space="preserve">The ideal model assumes infinite gain, slew rate, zero offset voltage, and an unconstrained output voltage swing. An ideal </w:t>
+      </w:r>
+      <w:r>
+        <w:rPr>
+          <w:rFonts w:ascii="Times New Roman" w:hAnsi="Times New Roman" w:cs="Times New Roman"/>
+          <w:b/>
+          <w:bCs/>
+          <w:sz w:val="28"/>
+          <w:szCs w:val="28"/>
+        </w:rPr>
+        <w:t>op-amp model is appropriate for</w:t>
+      </w:r>
+      <w:r>
+        <w:rPr>
+          <w:rFonts w:ascii="Times New Roman" w:hAnsi="Times New Roman" w:cs="Times New Roman"/>
+          <w:b/>
+          <w:bCs/>
+          <w:sz w:val="28"/>
+          <w:szCs w:val="28"/>
+        </w:rPr>
+        <w:t xml:space="preserve"> the initial mathematical analysis and conceptual architectural design. </w:t>
+      </w:r>
+    </w:p>
+    <w:p>
+      <w:pPr>
+        <w:spacing w:line="259" w:lineRule="auto"/>
+        <w:rPr>
+          <w:rFonts w:ascii="Times New Roman" w:hAnsi="Times New Roman" w:cs="Times New Roman"/>
+          <w:b/>
+          <w:bCs/>
+          <w:sz w:val="28"/>
+          <w:szCs w:val="28"/>
+        </w:rPr>
+      </w:pPr>
+      <w:r>
+        <w:rPr>
+          <w:rFonts w:ascii="Times New Roman" w:hAnsi="Times New Roman" w:cs="Times New Roman"/>
+          <w:b/>
+          <w:bCs/>
+          <w:sz w:val="28"/>
+          <w:szCs w:val="28"/>
+        </w:rPr>
+        <w:t xml:space="preserve">A spice TLV272 model incorporates finite limits for slew rate, offset voltage, and output rails. A SPICE model is appropriate for circuit design verification to analyze </w:t>
+      </w:r>
+      <w:r>
+        <w:rPr>
+          <w:rFonts w:ascii="Times New Roman" w:hAnsi="Times New Roman" w:cs="Times New Roman"/>
+          <w:b/>
+          <w:bCs/>
+          <w:sz w:val="28"/>
+          <w:szCs w:val="28"/>
+        </w:rPr>
+        <w:t>non-ideal</w:t>
+      </w:r>
+      <w:r>
+        <w:rPr>
+          <w:rFonts w:ascii="Times New Roman" w:hAnsi="Times New Roman" w:cs="Times New Roman"/>
+          <w:b/>
+          <w:bCs/>
+          <w:sz w:val="28"/>
+          <w:szCs w:val="28"/>
+        </w:rPr>
+        <w:t xml:space="preserve"> loading, power supply, frequency response, and stability. </w:t>
+      </w:r>
+    </w:p>
+    <w:p>
+      <w:pPr>
+        <w:spacing w:line="259" w:lineRule="auto"/>
+        <w:rPr>
+          <w:rFonts w:ascii="Times New Roman" w:hAnsi="Times New Roman" w:cs="Times New Roman"/>
+          <w:b/>
+          <w:bCs/>
+          <w:sz w:val="28"/>
+          <w:szCs w:val="28"/>
+        </w:rPr>
+      </w:pPr>
+      <w:r>
+        <w:rPr>
+          <w:rFonts w:ascii="Times New Roman" w:hAnsi="Times New Roman" w:cs="Times New Roman"/>
+          <w:b/>
+          <w:bCs/>
+          <w:sz w:val="28"/>
+          <w:szCs w:val="28"/>
+        </w:rPr>
+        <w:t xml:space="preserve">A physical op-amp shows additional real-world effects such as slightly different resistance tolerances, breadboard lowering slew rate slightly, and slightly lower transistor railing voltages. The appropriate time to use a physical op-amp would be for the final validation to account for component tolerances, temperature drift, and environmental noise. </w:t>
+      </w:r>
+    </w:p>
+    <w:p>
+      <w:pPr>
+        <w:spacing w:line="259" w:lineRule="auto"/>
+        <w:rPr>
+          <w:rFonts w:ascii="Times New Roman" w:hAnsi="Times New Roman" w:cs="Times New Roman"/>
+          <w:sz w:val="28"/>
+          <w:szCs w:val="28"/>
+        </w:rPr>
+      </w:pPr>
+      <w:r>
+        <w:rPr>
+          <w:rFonts w:ascii="Times New Roman" w:hAnsi="Times New Roman" w:cs="Times New Roman"/>
+          <w:sz w:val="28"/>
+          <w:szCs w:val="28"/>
+        </w:rPr>
+        <w:t>How accurate should the spice model for an op amp be?</w:t>
+      </w:r>
+    </w:p>
+    <w:p>
+      <w:pPr>
+        <w:spacing w:line="259" w:lineRule="auto"/>
+        <w:rPr>
+          <w:rFonts w:ascii="Times New Roman" w:hAnsi="Times New Roman" w:cs="Times New Roman"/>
+          <w:b/>
+          <w:bCs/>
+          <w:sz w:val="28"/>
+          <w:szCs w:val="28"/>
+        </w:rPr>
+      </w:pPr>
+      <w:r>
+        <w:rPr>
+          <w:rFonts w:ascii="Times New Roman" w:hAnsi="Times New Roman" w:cs="Times New Roman"/>
+          <w:b/>
+          <w:bCs/>
+          <w:sz w:val="28"/>
+          <w:szCs w:val="28"/>
+        </w:rPr>
+        <w:t xml:space="preserve">A SPICE model should be accurate enough to capture non-ideal limitations like voltage rails, slew rate, input bias currents, and offset voltages without adding excessive transistor-level complexity that can reduce simulation speed or cause convergence failures. A SPICE model for an op-amp should be within 5%-10% accurate relative to given parameters in order to </w:t>
+      </w:r>
+      <w:r>
+        <w:rPr>
+          <w:rFonts w:ascii="Times New Roman" w:hAnsi="Times New Roman" w:cs="Times New Roman"/>
+          <w:b/>
+          <w:bCs/>
+          <w:sz w:val="28"/>
+          <w:szCs w:val="28"/>
+        </w:rPr>
+        <w:t>represent</w:t>
+      </w:r>
+      <w:r>
+        <w:rPr>
+          <w:rFonts w:ascii="Times New Roman" w:hAnsi="Times New Roman" w:cs="Times New Roman"/>
+          <w:b/>
+          <w:bCs/>
+          <w:sz w:val="28"/>
+          <w:szCs w:val="28"/>
+        </w:rPr>
+        <w:t xml:space="preserve"> an optimal engineering trade-off.</w:t>
       </w:r>
     </w:p>
     <w:p>
@@ -6574,12 +8507,79 @@
           <w:sz w:val="24"/>
           <w:szCs w:val="24"/>
         </w:rPr>
-        <w:t>klkl</w:t>
+        <w:t xml:space="preserve">In this lab, operational amplifier characteristics were shown across ideal, simulated, and physical implementations using the TLV272 IC. The LTspice simulations closely predicted </w:t>
+      </w:r>
+      <w:r>
+        <w:rPr>
+          <w:rStyle w:val="Strong"/>
+          <w:rFonts w:ascii="Times New Roman" w:hAnsi="Times New Roman" w:cs="Times New Roman"/>
+          <w:b w:val="0"/>
+          <w:bCs w:val="0"/>
+          <w:sz w:val="24"/>
+          <w:szCs w:val="24"/>
+        </w:rPr>
+        <w:t>op-amp behavior</w:t>
+      </w:r>
+      <w:r>
+        <w:rPr>
+          <w:rStyle w:val="Strong"/>
+          <w:rFonts w:ascii="Times New Roman" w:hAnsi="Times New Roman" w:cs="Times New Roman"/>
+          <w:b w:val="0"/>
+          <w:bCs w:val="0"/>
+          <w:sz w:val="24"/>
+          <w:szCs w:val="24"/>
+        </w:rPr>
+        <w:t>,</w:t>
+      </w:r>
+      <w:r>
+        <w:rPr>
+          <w:rStyle w:val="Strong"/>
+          <w:rFonts w:ascii="Times New Roman" w:hAnsi="Times New Roman" w:cs="Times New Roman"/>
+          <w:b w:val="0"/>
+          <w:bCs w:val="0"/>
+          <w:sz w:val="24"/>
+          <w:szCs w:val="24"/>
+        </w:rPr>
+        <w:t xml:space="preserve"> output </w:t>
+      </w:r>
+      <w:r>
+        <w:rPr>
+          <w:rStyle w:val="Strong"/>
+          <w:rFonts w:ascii="Times New Roman" w:hAnsi="Times New Roman" w:cs="Times New Roman"/>
+          <w:b w:val="0"/>
+          <w:bCs w:val="0"/>
+          <w:sz w:val="24"/>
+          <w:szCs w:val="24"/>
+        </w:rPr>
+        <w:lastRenderedPageBreak/>
+        <w:t>limitations</w:t>
+      </w:r>
+      <w:r>
+        <w:rPr>
+          <w:rStyle w:val="Strong"/>
+          <w:rFonts w:ascii="Times New Roman" w:hAnsi="Times New Roman" w:cs="Times New Roman"/>
+          <w:b w:val="0"/>
+          <w:bCs w:val="0"/>
+          <w:sz w:val="24"/>
+          <w:szCs w:val="24"/>
+        </w:rPr>
+        <w:t xml:space="preserve">, and effective gain. However, there were some deviations in the offset voltage and slew rate between the simulated LTspice value and the physical model. Ultimately, the lab demonstrated how ideal op-amp models provide a good starting point for hand calculations, LTspice models are for verifying voltage rail limits and circuit behavior, and physical </w:t>
+      </w:r>
+      <w:r>
+        <w:rPr>
+          <w:rStyle w:val="Strong"/>
+          <w:rFonts w:ascii="Times New Roman" w:hAnsi="Times New Roman" w:cs="Times New Roman"/>
+          <w:b w:val="0"/>
+          <w:bCs w:val="0"/>
+          <w:sz w:val="24"/>
+          <w:szCs w:val="24"/>
+        </w:rPr>
+        <w:t>building is good for capturing component variations and real-world hardware limits.</w:t>
       </w:r>
     </w:p>
     <w:sectPr>
-      <w:headerReference w:type="default" r:id="rId20"/>
-      <w:headerReference w:type="first" r:id="rId21"/>
+      <w:headerReference w:type="default" r:id="rId26"/>
+      <w:headerReference w:type="first" r:id="rId27"/>
       <w:pgSz w:w="12240" w:h="15840"/>
       <w:pgMar w:top="576" w:right="648" w:bottom="806" w:left="648" w:header="288" w:footer="144" w:gutter="0"/>
       <w:cols w:space="720"/>
@@ -8032,6 +10032,119 @@
     </w:lvl>
   </w:abstractNum>
   <w:abstractNum w:abstractNumId="6" w15:restartNumberingAfterBreak="0">
+    <w:nsid w:val="34EA2886"/>
+    <w:multiLevelType w:val="hybridMultilevel"/>
+    <w:tmpl w:val="425298FC"/>
+    <w:lvl w:ilvl="0" w:tplc="6546948C">
+      <w:start w:val="10"/>
+      <w:numFmt w:val="bullet"/>
+      <w:lvlText w:val="-"/>
+      <w:lvlJc w:val="left"/>
+      <w:pPr>
+        <w:ind w:left="1152" w:hanging="360"/>
+      </w:pPr>
+      <w:rPr>
+        <w:rFonts w:ascii="Times New Roman" w:eastAsiaTheme="minorHAnsi" w:hAnsi="Times New Roman" w:cs="Times New Roman" w:hint="default"/>
+      </w:rPr>
+    </w:lvl>
+    <w:lvl w:ilvl="1" w:tplc="04090003" w:tentative="1">
+      <w:start w:val="1"/>
+      <w:numFmt w:val="bullet"/>
+      <w:lvlText w:val="o"/>
+      <w:lvlJc w:val="left"/>
+      <w:pPr>
+        <w:ind w:left="1872" w:hanging="360"/>
+      </w:pPr>
+      <w:rPr>
+        <w:rFonts w:ascii="Courier New" w:hAnsi="Courier New" w:cs="Courier New" w:hint="default"/>
+      </w:rPr>
+    </w:lvl>
+    <w:lvl w:ilvl="2" w:tplc="04090005" w:tentative="1">
+      <w:start w:val="1"/>
+      <w:numFmt w:val="bullet"/>
+      <w:lvlText w:val=""/>
+      <w:lvlJc w:val="left"/>
+      <w:pPr>
+        <w:ind w:left="2592" w:hanging="360"/>
+      </w:pPr>
+      <w:rPr>
+        <w:rFonts w:ascii="Wingdings" w:hAnsi="Wingdings" w:hint="default"/>
+      </w:rPr>
+    </w:lvl>
+    <w:lvl w:ilvl="3" w:tplc="04090001" w:tentative="1">
+      <w:start w:val="1"/>
+      <w:numFmt w:val="bullet"/>
+      <w:lvlText w:val=""/>
+      <w:lvlJc w:val="left"/>
+      <w:pPr>
+        <w:ind w:left="3312" w:hanging="360"/>
+      </w:pPr>
+      <w:rPr>
+        <w:rFonts w:ascii="Symbol" w:hAnsi="Symbol" w:hint="default"/>
+      </w:rPr>
+    </w:lvl>
+    <w:lvl w:ilvl="4" w:tplc="04090003" w:tentative="1">
+      <w:start w:val="1"/>
+      <w:numFmt w:val="bullet"/>
+      <w:lvlText w:val="o"/>
+      <w:lvlJc w:val="left"/>
+      <w:pPr>
+        <w:ind w:left="4032" w:hanging="360"/>
+      </w:pPr>
+      <w:rPr>
+        <w:rFonts w:ascii="Courier New" w:hAnsi="Courier New" w:cs="Courier New" w:hint="default"/>
+      </w:rPr>
+    </w:lvl>
+    <w:lvl w:ilvl="5" w:tplc="04090005" w:tentative="1">
+      <w:start w:val="1"/>
+      <w:numFmt w:val="bullet"/>
+      <w:lvlText w:val=""/>
+      <w:lvlJc w:val="left"/>
+      <w:pPr>
+        <w:ind w:left="4752" w:hanging="360"/>
+      </w:pPr>
+      <w:rPr>
+        <w:rFonts w:ascii="Wingdings" w:hAnsi="Wingdings" w:hint="default"/>
+      </w:rPr>
+    </w:lvl>
+    <w:lvl w:ilvl="6" w:tplc="04090001" w:tentative="1">
+      <w:start w:val="1"/>
+      <w:numFmt w:val="bullet"/>
+      <w:lvlText w:val=""/>
+      <w:lvlJc w:val="left"/>
+      <w:pPr>
+        <w:ind w:left="5472" w:hanging="360"/>
+      </w:pPr>
+      <w:rPr>
+        <w:rFonts w:ascii="Symbol" w:hAnsi="Symbol" w:hint="default"/>
+      </w:rPr>
+    </w:lvl>
+    <w:lvl w:ilvl="7" w:tplc="04090003" w:tentative="1">
+      <w:start w:val="1"/>
+      <w:numFmt w:val="bullet"/>
+      <w:lvlText w:val="o"/>
+      <w:lvlJc w:val="left"/>
+      <w:pPr>
+        <w:ind w:left="6192" w:hanging="360"/>
+      </w:pPr>
+      <w:rPr>
+        <w:rFonts w:ascii="Courier New" w:hAnsi="Courier New" w:cs="Courier New" w:hint="default"/>
+      </w:rPr>
+    </w:lvl>
+    <w:lvl w:ilvl="8" w:tplc="04090005" w:tentative="1">
+      <w:start w:val="1"/>
+      <w:numFmt w:val="bullet"/>
+      <w:lvlText w:val=""/>
+      <w:lvlJc w:val="left"/>
+      <w:pPr>
+        <w:ind w:left="6912" w:hanging="360"/>
+      </w:pPr>
+      <w:rPr>
+        <w:rFonts w:ascii="Wingdings" w:hAnsi="Wingdings" w:hint="default"/>
+      </w:rPr>
+    </w:lvl>
+  </w:abstractNum>
+  <w:abstractNum w:abstractNumId="7" w15:restartNumberingAfterBreak="0">
     <w:nsid w:val="40DC6CAC"/>
     <w:multiLevelType w:val="hybridMultilevel"/>
     <w:tmpl w:val="AF46B3E4"/>
@@ -8144,7 +10257,7 @@
       </w:rPr>
     </w:lvl>
   </w:abstractNum>
-  <w:abstractNum w:abstractNumId="7" w15:restartNumberingAfterBreak="0">
+  <w:abstractNum w:abstractNumId="8" w15:restartNumberingAfterBreak="0">
     <w:nsid w:val="45E114DA"/>
     <w:multiLevelType w:val="multilevel"/>
     <w:tmpl w:val="35D8FAE0"/>
@@ -8257,7 +10370,7 @@
       </w:rPr>
     </w:lvl>
   </w:abstractNum>
-  <w:abstractNum w:abstractNumId="8" w15:restartNumberingAfterBreak="0">
+  <w:abstractNum w:abstractNumId="9" w15:restartNumberingAfterBreak="0">
     <w:nsid w:val="4DC77F6E"/>
     <w:multiLevelType w:val="hybridMultilevel"/>
     <w:tmpl w:val="EE62E35C"/>
@@ -8370,7 +10483,7 @@
       </w:rPr>
     </w:lvl>
   </w:abstractNum>
-  <w:abstractNum w:abstractNumId="9" w15:restartNumberingAfterBreak="0">
+  <w:abstractNum w:abstractNumId="10" w15:restartNumberingAfterBreak="0">
     <w:nsid w:val="4E5673F0"/>
     <w:multiLevelType w:val="multilevel"/>
     <w:tmpl w:val="125259F4"/>
@@ -8483,7 +10596,7 @@
       </w:rPr>
     </w:lvl>
   </w:abstractNum>
-  <w:abstractNum w:abstractNumId="10" w15:restartNumberingAfterBreak="0">
+  <w:abstractNum w:abstractNumId="11" w15:restartNumberingAfterBreak="0">
     <w:nsid w:val="4FCF015F"/>
     <w:multiLevelType w:val="hybridMultilevel"/>
     <w:tmpl w:val="5C28F206"/>
@@ -8572,7 +10685,7 @@
       </w:pPr>
     </w:lvl>
   </w:abstractNum>
-  <w:abstractNum w:abstractNumId="11" w15:restartNumberingAfterBreak="0">
+  <w:abstractNum w:abstractNumId="12" w15:restartNumberingAfterBreak="0">
     <w:nsid w:val="566C27A7"/>
     <w:multiLevelType w:val="hybridMultilevel"/>
     <w:tmpl w:val="D2D8614A"/>
@@ -8685,7 +10798,7 @@
       </w:rPr>
     </w:lvl>
   </w:abstractNum>
-  <w:abstractNum w:abstractNumId="12" w15:restartNumberingAfterBreak="0">
+  <w:abstractNum w:abstractNumId="13" w15:restartNumberingAfterBreak="0">
     <w:nsid w:val="670D1AB8"/>
     <w:multiLevelType w:val="hybridMultilevel"/>
     <w:tmpl w:val="0674F52C"/>
@@ -8774,7 +10887,7 @@
       </w:pPr>
     </w:lvl>
   </w:abstractNum>
-  <w:abstractNum w:abstractNumId="13" w15:restartNumberingAfterBreak="0">
+  <w:abstractNum w:abstractNumId="14" w15:restartNumberingAfterBreak="0">
     <w:nsid w:val="69605A57"/>
     <w:multiLevelType w:val="hybridMultilevel"/>
     <w:tmpl w:val="3F480BD0"/>
@@ -8887,7 +11000,7 @@
       </w:rPr>
     </w:lvl>
   </w:abstractNum>
-  <w:abstractNum w:abstractNumId="14" w15:restartNumberingAfterBreak="0">
+  <w:abstractNum w:abstractNumId="15" w15:restartNumberingAfterBreak="0">
     <w:nsid w:val="755763D4"/>
     <w:multiLevelType w:val="hybridMultilevel"/>
     <w:tmpl w:val="A5683AEA"/>
@@ -8973,7 +11086,7 @@
       </w:pPr>
     </w:lvl>
   </w:abstractNum>
-  <w:abstractNum w:abstractNumId="15" w15:restartNumberingAfterBreak="0">
+  <w:abstractNum w:abstractNumId="16" w15:restartNumberingAfterBreak="0">
     <w:nsid w:val="76434AEE"/>
     <w:multiLevelType w:val="hybridMultilevel"/>
     <w:tmpl w:val="6DC0D558"/>
@@ -9062,7 +11175,7 @@
       </w:pPr>
     </w:lvl>
   </w:abstractNum>
-  <w:abstractNum w:abstractNumId="16" w15:restartNumberingAfterBreak="0">
+  <w:abstractNum w:abstractNumId="17" w15:restartNumberingAfterBreak="0">
     <w:nsid w:val="79341D13"/>
     <w:multiLevelType w:val="hybridMultilevel"/>
     <w:tmpl w:val="182CCFAA"/>
@@ -9151,7 +11264,7 @@
       </w:pPr>
     </w:lvl>
   </w:abstractNum>
-  <w:abstractNum w:abstractNumId="17" w15:restartNumberingAfterBreak="0">
+  <w:abstractNum w:abstractNumId="18" w15:restartNumberingAfterBreak="0">
     <w:nsid w:val="797725E7"/>
     <w:multiLevelType w:val="hybridMultilevel"/>
     <w:tmpl w:val="79C8899A"/>
@@ -9241,7 +11354,7 @@
     </w:lvl>
   </w:abstractNum>
   <w:num w:numId="1" w16cid:durableId="961304143">
-    <w:abstractNumId w:val="14"/>
+    <w:abstractNumId w:val="15"/>
     <w:lvlOverride w:ilvl="0">
       <w:startOverride w:val="1"/>
     </w:lvlOverride>
@@ -9274,7 +11387,7 @@
     <w:abstractNumId w:val="0"/>
   </w:num>
   <w:num w:numId="3" w16cid:durableId="1866598850">
-    <w:abstractNumId w:val="10"/>
+    <w:abstractNumId w:val="11"/>
   </w:num>
   <w:num w:numId="4" w16cid:durableId="1532373909">
     <w:abstractNumId w:val="2"/>
@@ -9283,43 +11396,46 @@
     <w:abstractNumId w:val="3"/>
   </w:num>
   <w:num w:numId="6" w16cid:durableId="715811694">
-    <w:abstractNumId w:val="7"/>
+    <w:abstractNumId w:val="8"/>
   </w:num>
   <w:num w:numId="7" w16cid:durableId="1028338793">
     <w:abstractNumId w:val="1"/>
   </w:num>
   <w:num w:numId="8" w16cid:durableId="430009864">
-    <w:abstractNumId w:val="13"/>
+    <w:abstractNumId w:val="14"/>
   </w:num>
   <w:num w:numId="9" w16cid:durableId="2065368369">
-    <w:abstractNumId w:val="9"/>
+    <w:abstractNumId w:val="10"/>
   </w:num>
   <w:num w:numId="10" w16cid:durableId="1407146264">
-    <w:abstractNumId w:val="6"/>
+    <w:abstractNumId w:val="7"/>
   </w:num>
   <w:num w:numId="11" w16cid:durableId="1356924324">
     <w:abstractNumId w:val="4"/>
   </w:num>
   <w:num w:numId="12" w16cid:durableId="1231236377">
-    <w:abstractNumId w:val="8"/>
+    <w:abstractNumId w:val="9"/>
   </w:num>
   <w:num w:numId="13" w16cid:durableId="1132751470">
+    <w:abstractNumId w:val="17"/>
+  </w:num>
+  <w:num w:numId="14" w16cid:durableId="675612525">
+    <w:abstractNumId w:val="18"/>
+  </w:num>
+  <w:num w:numId="15" w16cid:durableId="1596094001">
     <w:abstractNumId w:val="16"/>
   </w:num>
-  <w:num w:numId="14" w16cid:durableId="675612525">
-    <w:abstractNumId w:val="17"/>
-  </w:num>
-  <w:num w:numId="15" w16cid:durableId="1596094001">
-    <w:abstractNumId w:val="15"/>
-  </w:num>
   <w:num w:numId="16" w16cid:durableId="1633166675">
-    <w:abstractNumId w:val="12"/>
+    <w:abstractNumId w:val="13"/>
   </w:num>
   <w:num w:numId="17" w16cid:durableId="1894925311">
-    <w:abstractNumId w:val="11"/>
+    <w:abstractNumId w:val="12"/>
   </w:num>
   <w:num w:numId="18" w16cid:durableId="186214444">
     <w:abstractNumId w:val="5"/>
+  </w:num>
+  <w:num w:numId="19" w16cid:durableId="1506283041">
+    <w:abstractNumId w:val="6"/>
   </w:num>
 </w:numbering>
 </file>
@@ -9772,6 +11888,7 @@
   <w:style w:type="character" w:default="1" w:styleId="DefaultParagraphFont">
     <w:name w:val="Default Paragraph Font"/>
     <w:uiPriority w:val="1"/>
+    <w:semiHidden/>
     <w:unhideWhenUsed/>
   </w:style>
   <w:style w:type="table" w:default="1" w:styleId="TableNormal">

--- a/Lab-5_Operational-Amplifiers/Lab-5_Operational-Amplifiers.docx
+++ b/Lab-5_Operational-Amplifiers/Lab-5_Operational-Amplifiers.docx
@@ -6405,19 +6405,7 @@
         <w:rPr>
           <w:rFonts w:cstheme="minorHAnsi"/>
         </w:rPr>
-        <w:t>0.5 V amplitude square wave with a 0.5 V offset from the Wavegen</w:t>
-      </w:r>
-      <w:r>
-        <w:rPr>
-          <w:rFonts w:cstheme="minorHAnsi"/>
-        </w:rPr>
-        <w:t xml:space="preserve"> </w:t>
-      </w:r>
-      <w:r>
-        <w:rPr>
-          <w:rFonts w:cstheme="minorHAnsi"/>
-        </w:rPr>
-        <w:t xml:space="preserve">determine the slew rate in V/us. </w:t>
+        <w:t xml:space="preserve">0.5 V amplitude square wave with a 0.5 V offset from the Wavegen determine the slew rate in V/us. </w:t>
       </w:r>
     </w:p>
     <w:p>
@@ -7019,11 +7007,11 @@
         <w:tblLook w:val="04A0" w:firstRow="1" w:lastRow="0" w:firstColumn="1" w:lastColumn="0" w:noHBand="0" w:noVBand="1"/>
       </w:tblPr>
       <w:tblGrid>
-        <w:gridCol w:w="3821"/>
+        <w:gridCol w:w="3818"/>
         <w:gridCol w:w="767"/>
-        <w:gridCol w:w="3350"/>
+        <w:gridCol w:w="3349"/>
         <w:gridCol w:w="1750"/>
-        <w:gridCol w:w="1246"/>
+        <w:gridCol w:w="1250"/>
       </w:tblGrid>
       <w:tr>
         <w:trPr>
@@ -7307,6 +7295,14 @@
                 <w:szCs w:val="28"/>
               </w:rPr>
             </w:pPr>
+            <w:r>
+              <w:rPr>
+                <w:rFonts w:ascii="Times New Roman" w:hAnsi="Times New Roman" w:cs="Times New Roman"/>
+                <w:sz w:val="28"/>
+                <w:szCs w:val="28"/>
+              </w:rPr>
+              <w:t>76.77</w:t>
+            </w:r>
           </w:p>
         </w:tc>
       </w:tr>
@@ -7430,6 +7426,14 @@
                 <w:szCs w:val="28"/>
               </w:rPr>
             </w:pPr>
+            <w:r>
+              <w:rPr>
+                <w:rFonts w:ascii="Times New Roman" w:hAnsi="Times New Roman" w:cs="Times New Roman"/>
+                <w:sz w:val="28"/>
+                <w:szCs w:val="28"/>
+              </w:rPr>
+              <w:t>88.61</w:t>
+            </w:r>
           </w:p>
         </w:tc>
       </w:tr>
@@ -7562,6 +7566,14 @@
                 <w:szCs w:val="28"/>
               </w:rPr>
             </w:pPr>
+            <w:r>
+              <w:rPr>
+                <w:rFonts w:ascii="Times New Roman" w:hAnsi="Times New Roman" w:cs="Times New Roman"/>
+                <w:sz w:val="28"/>
+                <w:szCs w:val="28"/>
+              </w:rPr>
+              <w:t>0.4420</w:t>
+            </w:r>
           </w:p>
         </w:tc>
       </w:tr>
@@ -7707,6 +7719,14 @@
                 <w:szCs w:val="28"/>
               </w:rPr>
             </w:pPr>
+            <w:r>
+              <w:rPr>
+                <w:rFonts w:ascii="Times New Roman" w:hAnsi="Times New Roman" w:cs="Times New Roman"/>
+                <w:sz w:val="28"/>
+                <w:szCs w:val="28"/>
+              </w:rPr>
+              <w:t>0.7601</w:t>
+            </w:r>
           </w:p>
         </w:tc>
       </w:tr>
@@ -7843,6 +7863,14 @@
                 <w:szCs w:val="28"/>
               </w:rPr>
             </w:pPr>
+            <w:r>
+              <w:rPr>
+                <w:rFonts w:ascii="Times New Roman" w:hAnsi="Times New Roman" w:cs="Times New Roman"/>
+                <w:sz w:val="28"/>
+                <w:szCs w:val="28"/>
+              </w:rPr>
+              <w:t>0.1554</w:t>
+            </w:r>
           </w:p>
         </w:tc>
       </w:tr>
@@ -7995,6 +8023,14 @@
                 <w:szCs w:val="28"/>
               </w:rPr>
             </w:pPr>
+            <w:r>
+              <w:rPr>
+                <w:rFonts w:ascii="Times New Roman" w:hAnsi="Times New Roman" w:cs="Times New Roman"/>
+                <w:sz w:val="28"/>
+                <w:szCs w:val="28"/>
+              </w:rPr>
+              <w:t>6.326</w:t>
+            </w:r>
           </w:p>
         </w:tc>
       </w:tr>
